--- a/docs/samples/converted-page78.docx
+++ b/docs/samples/converted-page78.docx
@@ -304,7 +304,7 @@
       </w:r>
       <w:r>
         <w:pict>
-          <v:shape id="TextBox164" type="#_x0000_t202" style="position:absolute;left:78.750pt;top:110.973pt;width:66.400pt;height:17.500pt;z-index:10;mso-position-horizontal:absolute;mso-position-vertical:absolute;mso-position-horizontal-relative:page;mso-position-vertical-relative:page;mso-wrap-edited:f;mso-wrap:none;" filled="false" stroked="false" v-text-anchor="top">
+          <v:shape id="TextBox164" type="#_x0000_t202" style="position:absolute;left:78.750pt;top:110.973pt;width:76.800pt;height:22.400pt;z-index:10;mso-position-horizontal:absolute;mso-position-vertical:absolute;mso-position-horizontal-relative:page;mso-position-vertical-relative:page;mso-wrap:square;" filled="false" stroked="false" v-text-anchor="top">
             <v:fill on="false"/>
             <v:stroke on="false"/>
             <v:textbox style="mso-fit-shape-to-text:false" inset="0pt,0pt,0pt,0pt">
@@ -312,7 +312,6 @@
                 <w:p>
                   <w:pPr>
                     <w:spacing w:line="240" w:lineRule="auto" w:before="0" w:after="0" w:beforeLines="0" w:afterLines="0"/>
-                    <w:wordWrap w:val="0"/>
                     <w:ind w:left="0" w:right="0" w:firstLine="0"/>
                   </w:pPr>
                   <w:r>
@@ -332,7 +331,7 @@
       </w:r>
       <w:r>
         <w:pict>
-          <v:shape id="TextBox165" type="#_x0000_t202" style="position:absolute;left:312.375pt;top:110.973pt;width:34.200pt;height:17.500pt;z-index:10;mso-position-horizontal:absolute;mso-position-vertical:absolute;mso-position-horizontal-relative:page;mso-position-vertical-relative:page;mso-wrap-edited:f;mso-wrap:none;" filled="false" stroked="false" v-text-anchor="top">
+          <v:shape id="TextBox165" type="#_x0000_t202" style="position:absolute;left:312.375pt;top:110.973pt;width:40.400pt;height:22.400pt;z-index:10;mso-position-horizontal:absolute;mso-position-vertical:absolute;mso-position-horizontal-relative:page;mso-position-vertical-relative:page;mso-wrap:square;" filled="false" stroked="false" v-text-anchor="top">
             <v:fill on="false"/>
             <v:stroke on="false"/>
             <v:textbox style="mso-fit-shape-to-text:false" inset="0pt,0pt,0pt,0pt">
@@ -341,7 +340,6 @@
                   <w:pPr>
                     <w:spacing w:line="240" w:lineRule="auto" w:before="0" w:after="0" w:beforeLines="0" w:afterLines="0"/>
                     <w:jc w:val="center"/>
-                    <w:wordWrap w:val="0"/>
                     <w:ind w:left="0" w:right="0" w:firstLine="0"/>
                   </w:pPr>
                   <w:r>
@@ -361,7 +359,7 @@
       </w:r>
       <w:r>
         <w:pict>
-          <v:shape id="TextBox166" type="#_x0000_t202" style="position:absolute;left:78.750pt;top:143.223pt;width:66.400pt;height:17.500pt;z-index:10;mso-position-horizontal:absolute;mso-position-vertical:absolute;mso-position-horizontal-relative:page;mso-position-vertical-relative:page;mso-wrap-edited:f;mso-wrap:none;" filled="false" stroked="false" v-text-anchor="top">
+          <v:shape id="TextBox166" type="#_x0000_t202" style="position:absolute;left:78.750pt;top:143.223pt;width:76.800pt;height:22.400pt;z-index:10;mso-position-horizontal:absolute;mso-position-vertical:absolute;mso-position-horizontal-relative:page;mso-position-vertical-relative:page;mso-wrap:square;" filled="false" stroked="false" v-text-anchor="top">
             <v:fill on="false"/>
             <v:stroke on="false"/>
             <v:textbox style="mso-fit-shape-to-text:false" inset="0pt,0pt,0pt,0pt">
@@ -369,7 +367,6 @@
                 <w:p>
                   <w:pPr>
                     <w:spacing w:line="240" w:lineRule="auto" w:before="0" w:after="0" w:beforeLines="0" w:afterLines="0"/>
-                    <w:wordWrap w:val="0"/>
                     <w:ind w:left="0" w:right="0" w:firstLine="0"/>
                   </w:pPr>
                   <w:r>
@@ -389,7 +386,7 @@
       </w:r>
       <w:r>
         <w:pict>
-          <v:shape id="TextBox167" type="#_x0000_t202" style="position:absolute;left:312.375pt;top:143.223pt;width:34.200pt;height:17.500pt;z-index:10;mso-position-horizontal:absolute;mso-position-vertical:absolute;mso-position-horizontal-relative:page;mso-position-vertical-relative:page;mso-wrap-edited:f;mso-wrap:none;" filled="false" stroked="false" v-text-anchor="top">
+          <v:shape id="TextBox167" type="#_x0000_t202" style="position:absolute;left:312.375pt;top:143.223pt;width:40.400pt;height:22.400pt;z-index:10;mso-position-horizontal:absolute;mso-position-vertical:absolute;mso-position-horizontal-relative:page;mso-position-vertical-relative:page;mso-wrap:square;" filled="false" stroked="false" v-text-anchor="top">
             <v:fill on="false"/>
             <v:stroke on="false"/>
             <v:textbox style="mso-fit-shape-to-text:false" inset="0pt,0pt,0pt,0pt">
@@ -398,7 +395,6 @@
                   <w:pPr>
                     <w:spacing w:line="240" w:lineRule="auto" w:before="0" w:after="0" w:beforeLines="0" w:afterLines="0"/>
                     <w:jc w:val="center"/>
-                    <w:wordWrap w:val="0"/>
                     <w:ind w:left="0" w:right="0" w:firstLine="0"/>
                   </w:pPr>
                   <w:r>
@@ -418,7 +414,7 @@
       </w:r>
       <w:r>
         <w:pict>
-          <v:shape id="TextBox168" type="#_x0000_t202" style="position:absolute;left:429.188pt;top:143.223pt;width:18.100pt;height:17.500pt;z-index:10;mso-position-horizontal:absolute;mso-position-vertical:absolute;mso-position-horizontal-relative:page;mso-position-vertical-relative:page;mso-wrap-edited:f;mso-wrap:none;" filled="false" stroked="false" v-text-anchor="top">
+          <v:shape id="TextBox168" type="#_x0000_t202" style="position:absolute;left:429.188pt;top:143.223pt;width:22.200pt;height:22.400pt;z-index:10;mso-position-horizontal:absolute;mso-position-vertical:absolute;mso-position-horizontal-relative:page;mso-position-vertical-relative:page;mso-wrap:square;" filled="false" stroked="false" v-text-anchor="top">
             <v:fill on="false"/>
             <v:stroke on="false"/>
             <v:textbox style="mso-fit-shape-to-text:false" inset="0pt,0pt,0pt,0pt">
@@ -426,7 +422,6 @@
                 <w:p>
                   <w:pPr>
                     <w:spacing w:line="240" w:lineRule="auto" w:before="0" w:after="0" w:beforeLines="0" w:afterLines="0"/>
-                    <w:wordWrap w:val="0"/>
                     <w:ind w:left="0" w:right="0" w:firstLine="0"/>
                   </w:pPr>
                   <w:r>
@@ -446,7 +441,7 @@
       </w:r>
       <w:r>
         <w:pict>
-          <v:shape id="TextBox169" type="#_x0000_t202" style="position:absolute;left:78.750pt;top:175.473pt;width:82.500pt;height:17.500pt;z-index:10;mso-position-horizontal:absolute;mso-position-vertical:absolute;mso-position-horizontal-relative:page;mso-position-vertical-relative:page;mso-wrap-edited:f;mso-wrap:none;" filled="false" stroked="false" v-text-anchor="top">
+          <v:shape id="TextBox169" type="#_x0000_t202" style="position:absolute;left:78.750pt;top:175.473pt;width:95.000pt;height:22.400pt;z-index:10;mso-position-horizontal:absolute;mso-position-vertical:absolute;mso-position-horizontal-relative:page;mso-position-vertical-relative:page;mso-wrap:square;" filled="false" stroked="false" v-text-anchor="top">
             <v:fill on="false"/>
             <v:stroke on="false"/>
             <v:textbox style="mso-fit-shape-to-text:false" inset="0pt,0pt,0pt,0pt">
@@ -454,7 +449,6 @@
                 <w:p>
                   <w:pPr>
                     <w:spacing w:line="240" w:lineRule="auto" w:before="0" w:after="0" w:beforeLines="0" w:afterLines="0"/>
-                    <w:wordWrap w:val="0"/>
                     <w:ind w:left="0" w:right="0" w:firstLine="0"/>
                   </w:pPr>
                   <w:r>
@@ -474,7 +468,7 @@
       </w:r>
       <w:r>
         <w:pict>
-          <v:shape id="TextBox170" type="#_x0000_t202" style="position:absolute;left:312.375pt;top:175.473pt;width:34.200pt;height:17.500pt;z-index:10;mso-position-horizontal:absolute;mso-position-vertical:absolute;mso-position-horizontal-relative:page;mso-position-vertical-relative:page;mso-wrap-edited:f;mso-wrap:none;" filled="false" stroked="false" v-text-anchor="top">
+          <v:shape id="TextBox170" type="#_x0000_t202" style="position:absolute;left:312.375pt;top:175.473pt;width:40.400pt;height:22.400pt;z-index:10;mso-position-horizontal:absolute;mso-position-vertical:absolute;mso-position-horizontal-relative:page;mso-position-vertical-relative:page;mso-wrap:square;" filled="false" stroked="false" v-text-anchor="top">
             <v:fill on="false"/>
             <v:stroke on="false"/>
             <v:textbox style="mso-fit-shape-to-text:false" inset="0pt,0pt,0pt,0pt">
@@ -483,7 +477,6 @@
                   <w:pPr>
                     <w:spacing w:line="240" w:lineRule="auto" w:before="0" w:after="0" w:beforeLines="0" w:afterLines="0"/>
                     <w:jc w:val="center"/>
-                    <w:wordWrap w:val="0"/>
                     <w:ind w:left="0" w:right="0" w:firstLine="0"/>
                   </w:pPr>
                   <w:r>
@@ -503,7 +496,7 @@
       </w:r>
       <w:r>
         <w:pict>
-          <v:shape id="TextBox171" type="#_x0000_t202" style="position:absolute;left:429.188pt;top:175.473pt;width:10.855pt;height:17.500pt;z-index:10;mso-position-horizontal:absolute;mso-position-vertical:absolute;mso-position-horizontal-relative:page;mso-position-vertical-relative:page;mso-wrap-edited:f;mso-wrap:none;" filled="false" stroked="false" v-text-anchor="top">
+          <v:shape id="TextBox171" type="#_x0000_t202" style="position:absolute;left:429.188pt;top:175.473pt;width:20.180pt;height:22.400pt;z-index:10;mso-position-horizontal:absolute;mso-position-vertical:absolute;mso-position-horizontal-relative:page;mso-position-vertical-relative:page;mso-wrap:square;" filled="false" stroked="false" v-text-anchor="top">
             <v:fill on="false"/>
             <v:stroke on="false"/>
             <v:textbox style="mso-fit-shape-to-text:false" inset="0pt,0pt,0pt,0pt">
@@ -511,7 +504,6 @@
                 <w:p>
                   <w:pPr>
                     <w:spacing w:line="240" w:lineRule="auto" w:before="0" w:after="0" w:beforeLines="0" w:afterLines="0"/>
-                    <w:wordWrap w:val="0"/>
                     <w:ind w:left="0" w:right="0" w:firstLine="0"/>
                   </w:pPr>
                   <w:r>
@@ -531,7 +523,7 @@
       </w:r>
       <w:r>
         <w:pict>
-          <v:shape id="TextBox172" type="#_x0000_t202" style="position:absolute;left:78.750pt;top:207.723pt;width:82.500pt;height:17.500pt;z-index:10;mso-position-horizontal:absolute;mso-position-vertical:absolute;mso-position-horizontal-relative:page;mso-position-vertical-relative:page;mso-wrap-edited:f;mso-wrap:none;" filled="false" stroked="false" v-text-anchor="top">
+          <v:shape id="TextBox172" type="#_x0000_t202" style="position:absolute;left:78.750pt;top:207.723pt;width:95.000pt;height:22.400pt;z-index:10;mso-position-horizontal:absolute;mso-position-vertical:absolute;mso-position-horizontal-relative:page;mso-position-vertical-relative:page;mso-wrap:square;" filled="false" stroked="false" v-text-anchor="top">
             <v:fill on="false"/>
             <v:stroke on="false"/>
             <v:textbox style="mso-fit-shape-to-text:false" inset="0pt,0pt,0pt,0pt">
@@ -539,7 +531,6 @@
                 <w:p>
                   <w:pPr>
                     <w:spacing w:line="240" w:lineRule="auto" w:before="0" w:after="0" w:beforeLines="0" w:afterLines="0"/>
-                    <w:wordWrap w:val="0"/>
                     <w:ind w:left="0" w:right="0" w:firstLine="0"/>
                   </w:pPr>
                   <w:r>
@@ -559,7 +550,7 @@
       </w:r>
       <w:r>
         <w:pict>
-          <v:shape id="TextBox173" type="#_x0000_t202" style="position:absolute;left:312.375pt;top:207.723pt;width:34.200pt;height:17.500pt;z-index:10;mso-position-horizontal:absolute;mso-position-vertical:absolute;mso-position-horizontal-relative:page;mso-position-vertical-relative:page;mso-wrap-edited:f;mso-wrap:none;" filled="false" stroked="false" v-text-anchor="top">
+          <v:shape id="TextBox173" type="#_x0000_t202" style="position:absolute;left:312.375pt;top:207.723pt;width:40.400pt;height:22.400pt;z-index:10;mso-position-horizontal:absolute;mso-position-vertical:absolute;mso-position-horizontal-relative:page;mso-position-vertical-relative:page;mso-wrap:square;" filled="false" stroked="false" v-text-anchor="top">
             <v:fill on="false"/>
             <v:stroke on="false"/>
             <v:textbox style="mso-fit-shape-to-text:false" inset="0pt,0pt,0pt,0pt">
@@ -568,7 +559,6 @@
                   <w:pPr>
                     <w:spacing w:line="240" w:lineRule="auto" w:before="0" w:after="0" w:beforeLines="0" w:afterLines="0"/>
                     <w:jc w:val="center"/>
-                    <w:wordWrap w:val="0"/>
                     <w:ind w:left="0" w:right="0" w:firstLine="0"/>
                   </w:pPr>
                   <w:r>
@@ -588,7 +578,7 @@
       </w:r>
       <w:r>
         <w:pict>
-          <v:shape id="TextBox174" type="#_x0000_t202" style="position:absolute;left:301.000pt;top:761.721pt;width:14.650pt;height:12.500pt;z-index:10;mso-position-horizontal:absolute;mso-position-vertical:absolute;mso-position-horizontal-relative:page;mso-position-vertical-relative:page;mso-wrap-edited:f;mso-wrap:none;" filled="false" stroked="false" v-text-anchor="top">
+          <v:shape id="TextBox174" type="#_x0000_t202" style="position:absolute;left:301.000pt;top:761.721pt;width:18.456pt;height:16.000pt;z-index:10;mso-position-horizontal:absolute;mso-position-vertical:absolute;mso-position-horizontal-relative:page;mso-position-vertical-relative:page;mso-wrap:square;" filled="false" stroked="false" v-text-anchor="top">
             <v:fill on="false"/>
             <v:stroke on="false"/>
             <v:textbox style="mso-fit-shape-to-text:false" inset="0pt,0pt,0pt,0pt">
@@ -597,7 +587,6 @@
                   <w:pPr>
                     <w:spacing w:line="240" w:lineRule="auto" w:before="0" w:after="0" w:beforeLines="0" w:afterLines="0"/>
                     <w:jc w:val="center"/>
-                    <w:wordWrap w:val="0"/>
                     <w:ind w:left="0" w:right="0" w:firstLine="0"/>
                   </w:pPr>
                   <w:r>
@@ -648,7 +637,7 @@
     </w:pPr>
     <w:r>
       <w:pict>
-        <v:shape id="TextBox101" type="#_x0000_t202" style="position:absolute;left:312.000pt;top:9.721pt;width:337.800pt;height:12.500pt;z-index:10;mso-position-horizontal:absolute;mso-position-vertical:absolute;mso-position-horizontal-relative:page;mso-position-vertical-relative:page;mso-wrap-edited:f;mso-wrap:none;" filled="false" stroked="false" v-text-anchor="top">
+        <v:shape id="TextBox101" type="#_x0000_t202" style="position:absolute;left:312.000pt;top:9.721pt;width:407.000pt;height:16.000pt;z-index:10;mso-position-horizontal:absolute;mso-position-vertical:absolute;mso-position-horizontal-relative:page;mso-position-vertical-relative:page;mso-wrap:square;" filled="false" stroked="false" v-text-anchor="top">
           <v:fill on="false"/>
           <v:stroke on="false"/>
           <v:textbox style="mso-fit-shape-to-text:false" inset="0pt,0pt,0pt,0pt">
@@ -657,7 +646,6 @@
                 <w:pPr>
                   <w:spacing w:line="240" w:lineRule="auto" w:before="0" w:after="0" w:beforeLines="0" w:afterLines="0"/>
                   <w:jc w:val="right"/>
-                  <w:wordWrap w:val="0"/>
                   <w:ind w:left="0" w:right="0" w:firstLine="0"/>
                 </w:pPr>
                 <w:r>
@@ -677,7 +665,7 @@
     </w:r>
     <w:r>
       <w:pict>
-        <v:shape id="TextBox102" type="#_x0000_t202" style="position:absolute;left:261.000pt;top:39.281pt;width:105.500pt;height:22.500pt;z-index:10;mso-position-horizontal:absolute;mso-position-vertical:absolute;mso-position-horizontal-relative:page;mso-position-vertical-relative:page;mso-wrap-edited:f;mso-wrap:none;" filled="false" stroked="false" v-text-anchor="top">
+        <v:shape id="TextBox102" type="#_x0000_t202" style="position:absolute;left:261.000pt;top:39.281pt;width:121.000pt;height:28.800pt;z-index:10;mso-position-horizontal:absolute;mso-position-vertical:absolute;mso-position-horizontal-relative:page;mso-position-vertical-relative:page;mso-wrap:square;" filled="false" stroked="false" v-text-anchor="top">
           <v:fill on="false"/>
           <v:stroke on="false"/>
           <v:textbox style="mso-fit-shape-to-text:false" inset="0pt,0pt,0pt,0pt">
@@ -686,7 +674,6 @@
                 <w:pPr>
                   <w:spacing w:line="240" w:lineRule="auto" w:before="0" w:after="0" w:beforeLines="0" w:afterLines="0"/>
                   <w:jc w:val="center"/>
-                  <w:wordWrap w:val="0"/>
                   <w:ind w:left="0" w:right="0" w:firstLine="0"/>
                 </w:pPr>
                 <w:r>
@@ -706,7 +693,7 @@
     </w:r>
     <w:r>
       <w:pict>
-        <v:shape id="TextBox103" type="#_x0000_t202" style="position:absolute;left:116.789pt;top:78.723pt;width:34.200pt;height:17.500pt;z-index:10;mso-position-horizontal:absolute;mso-position-vertical:absolute;mso-position-horizontal-relative:page;mso-position-vertical-relative:page;mso-wrap-edited:f;mso-wrap:none;" filled="false" stroked="false" v-text-anchor="top">
+        <v:shape id="TextBox103" type="#_x0000_t202" style="position:absolute;left:116.789pt;top:78.723pt;width:40.400pt;height:22.400pt;z-index:10;mso-position-horizontal:absolute;mso-position-vertical:absolute;mso-position-horizontal-relative:page;mso-position-vertical-relative:page;mso-wrap:square;" filled="false" stroked="false" v-text-anchor="top">
           <v:fill on="false"/>
           <v:stroke on="false"/>
           <v:textbox style="mso-fit-shape-to-text:false" inset="0pt,0pt,0pt,0pt">
@@ -714,7 +701,6 @@
               <w:p>
                 <w:pPr>
                   <w:spacing w:line="240" w:lineRule="auto" w:before="0" w:after="0" w:beforeLines="0" w:afterLines="0"/>
-                  <w:wordWrap w:val="0"/>
                   <w:ind w:left="0" w:right="0" w:firstLine="0"/>
                 </w:pPr>
                 <w:r>
@@ -734,7 +720,7 @@
     </w:r>
     <w:r>
       <w:pict>
-        <v:shape id="TextBox104" type="#_x0000_t202" style="position:absolute;left:233.602pt;top:78.723pt;width:34.200pt;height:17.500pt;z-index:10;mso-position-horizontal:absolute;mso-position-vertical:absolute;mso-position-horizontal-relative:page;mso-position-vertical-relative:page;mso-wrap-edited:f;mso-wrap:none;" filled="false" stroked="false" v-text-anchor="top">
+        <v:shape id="TextBox104" type="#_x0000_t202" style="position:absolute;left:233.602pt;top:78.723pt;width:40.400pt;height:22.400pt;z-index:10;mso-position-horizontal:absolute;mso-position-vertical:absolute;mso-position-horizontal-relative:page;mso-position-vertical-relative:page;mso-wrap:square;" filled="false" stroked="false" v-text-anchor="top">
           <v:fill on="false"/>
           <v:stroke on="false"/>
           <v:textbox style="mso-fit-shape-to-text:false" inset="0pt,0pt,0pt,0pt">
@@ -742,7 +728,6 @@
               <w:p>
                 <w:pPr>
                   <w:spacing w:line="240" w:lineRule="auto" w:before="0" w:after="0" w:beforeLines="0" w:afterLines="0"/>
-                  <w:wordWrap w:val="0"/>
                   <w:ind w:left="0" w:right="0" w:firstLine="0"/>
                 </w:pPr>
                 <w:r>
@@ -762,7 +747,7 @@
     </w:r>
     <w:r>
       <w:pict>
-        <v:shape id="TextBox105" type="#_x0000_t202" style="position:absolute;left:350.414pt;top:78.723pt;width:34.200pt;height:17.500pt;z-index:10;mso-position-horizontal:absolute;mso-position-vertical:absolute;mso-position-horizontal-relative:page;mso-position-vertical-relative:page;mso-wrap-edited:f;mso-wrap:none;" filled="false" stroked="false" v-text-anchor="top">
+        <v:shape id="TextBox105" type="#_x0000_t202" style="position:absolute;left:350.414pt;top:78.723pt;width:40.400pt;height:22.400pt;z-index:10;mso-position-horizontal:absolute;mso-position-vertical:absolute;mso-position-horizontal-relative:page;mso-position-vertical-relative:page;mso-wrap:square;" filled="false" stroked="false" v-text-anchor="top">
           <v:fill on="false"/>
           <v:stroke on="false"/>
           <v:textbox style="mso-fit-shape-to-text:false" inset="0pt,0pt,0pt,0pt">
@@ -770,7 +755,6 @@
               <w:p>
                 <w:pPr>
                   <w:spacing w:line="240" w:lineRule="auto" w:before="0" w:after="0" w:beforeLines="0" w:afterLines="0"/>
-                  <w:wordWrap w:val="0"/>
                   <w:ind w:left="0" w:right="0" w:firstLine="0"/>
                 </w:pPr>
                 <w:r>
@@ -790,7 +774,7 @@
     </w:r>
     <w:r>
       <w:pict>
-        <v:shape id="TextBox106" type="#_x0000_t202" style="position:absolute;left:467.227pt;top:78.723pt;width:34.200pt;height:17.500pt;z-index:10;mso-position-horizontal:absolute;mso-position-vertical:absolute;mso-position-horizontal-relative:page;mso-position-vertical-relative:page;mso-wrap-edited:f;mso-wrap:none;" filled="false" stroked="false" v-text-anchor="top">
+        <v:shape id="TextBox106" type="#_x0000_t202" style="position:absolute;left:467.227pt;top:78.723pt;width:40.400pt;height:22.400pt;z-index:10;mso-position-horizontal:absolute;mso-position-vertical:absolute;mso-position-horizontal-relative:page;mso-position-vertical-relative:page;mso-wrap:square;" filled="false" stroked="false" v-text-anchor="top">
           <v:fill on="false"/>
           <v:stroke on="false"/>
           <v:textbox style="mso-fit-shape-to-text:false" inset="0pt,0pt,0pt,0pt">
@@ -798,7 +782,6 @@
               <w:p>
                 <w:pPr>
                   <w:spacing w:line="240" w:lineRule="auto" w:before="0" w:after="0" w:beforeLines="0" w:afterLines="0"/>
-                  <w:wordWrap w:val="0"/>
                   <w:ind w:left="0" w:right="0" w:firstLine="0"/>
                 </w:pPr>
                 <w:r>

--- a/docs/samples/converted-page78.docx
+++ b/docs/samples/converted-page78.docx
@@ -7,602 +7,3952 @@
         <w:spacing w:before="0" w:after="0" w:line="240" w:lineRule="auto"/>
       </w:pPr>
       <w:r>
-        <w:pict>
-          <v:line id="Line122" style="position:absolute;left:0;top:0;z-index:0;mso-position-horizontal:absolute;mso-position-vertical:absolute;mso-position-horizontal-relative:page;mso-position-vertical-relative:page;mso-wrap:none;" from="96.0,158.5" to="97.0,180.0" strokecolor="#000000" strokeweight="0.750pt">
-</v:line>
-        </w:pict>
+        <mc:AlternateContent>
+          <mc:Choice xmlns:a="http://schemas.openxmlformats.org/drawingml/2006/main" Requires="wps">
+            <w:drawing>
+              <wp:anchor distT="0" distB="0" distL="0" distR="0" simplePos="0" relativeHeight="0" behindDoc="1" locked="0" layoutInCell="1" allowOverlap="1">
+                <wp:simplePos x="0" y="0"/>
+                <wp:positionH relativeFrom="page">
+                  <wp:posOffset>914400</wp:posOffset>
+                </wp:positionH>
+                <wp:positionV relativeFrom="page">
+                  <wp:posOffset>1509712</wp:posOffset>
+                </wp:positionV>
+                <wp:extent cx="9525" cy="204788"/>
+                <wp:effectExtent l="0" t="0" r="0" b="0"/>
+                <wp:wrapNone/>
+                <wp:docPr id="114" name="Line114"/>
+                <wp:cNvGraphicFramePr/>
+                <a:graphic>
+                  <a:graphicData uri="http://schemas.microsoft.com/office/word/2010/wordprocessingShape">
+                    <wps:wsp>
+                      <wps:cNvSpPr/>
+                      <wps:cNvCnPr/>
+                      <wps:spPr>
+                        <a:xfrm rotation="5240219">
+                          <a:off x="0" y="0"/>
+                          <a:ext cx="9525" cy="9525"/>
+                        </a:xfrm>
+                        <a:prstGeom prst="rect">
+                          <a:avLst/>
+                        </a:prstGeom>
+                        <a:solidFill>
+                          <a:srgbClr val="000000"/>
+                        </a:solidFill>
+                        <a:ln>
+                          <a:noFill/>
+                        </a:ln>
+                      </wps:spPr>
+                      <wps:txbx>
+                        <w:txbxContent>
+                          <w:p/>
+                        </w:txbxContent>
+                      </wps:txbx>
+                      <wps:bodyPr anchor="t" lIns="0" tIns="0" rIns="0" bIns="0"/>
+                    </wps:wsp>
+                  </a:graphicData>
+                </a:graphic>
+              </wp:anchor>
+            </w:drawing>
+          </mc:Choice>
+          <mc:Fallback>
+            <w:pict>
+              <v:line id="VL114" style="position:absolute;left:0;top:0;z-index:0;mso-position-horizontal:absolute;mso-position-vertical:absolute;mso-position-horizontal-relative:page;mso-position-vertical-relative:page;mso-wrap:none;" from="96.00,158.50" to="97.00,180.00" strokecolor="#000000" strokeweight="0.750pt"/>
+            </w:pict>
+          </mc:Fallback>
+        </mc:AlternateContent>
       </w:r>
       <w:r>
-        <w:pict>
-          <v:line id="Line123" style="position:absolute;left:0;top:0;z-index:0;mso-position-horizontal:absolute;mso-position-vertical:absolute;mso-position-horizontal-relative:page;mso-position-vertical-relative:page;mso-wrap:none;" from="252.0,158.5" to="253.0,180.0" strokecolor="#000000" strokeweight="0.750pt">
-</v:line>
-        </w:pict>
+        <mc:AlternateContent>
+          <mc:Choice xmlns:a="http://schemas.openxmlformats.org/drawingml/2006/main" Requires="wps">
+            <w:drawing>
+              <wp:anchor distT="0" distB="0" distL="0" distR="0" simplePos="0" relativeHeight="0" behindDoc="1" locked="0" layoutInCell="1" allowOverlap="1">
+                <wp:simplePos x="0" y="0"/>
+                <wp:positionH relativeFrom="page">
+                  <wp:posOffset>2400300</wp:posOffset>
+                </wp:positionH>
+                <wp:positionV relativeFrom="page">
+                  <wp:posOffset>1509712</wp:posOffset>
+                </wp:positionV>
+                <wp:extent cx="9525" cy="204788"/>
+                <wp:effectExtent l="0" t="0" r="0" b="0"/>
+                <wp:wrapNone/>
+                <wp:docPr id="115" name="Line115"/>
+                <wp:cNvGraphicFramePr/>
+                <a:graphic>
+                  <a:graphicData uri="http://schemas.microsoft.com/office/word/2010/wordprocessingShape">
+                    <wps:wsp>
+                      <wps:cNvSpPr/>
+                      <wps:cNvCnPr/>
+                      <wps:spPr>
+                        <a:xfrm rotation="5240219">
+                          <a:off x="0" y="0"/>
+                          <a:ext cx="9525" cy="9525"/>
+                        </a:xfrm>
+                        <a:prstGeom prst="rect">
+                          <a:avLst/>
+                        </a:prstGeom>
+                        <a:solidFill>
+                          <a:srgbClr val="000000"/>
+                        </a:solidFill>
+                        <a:ln>
+                          <a:noFill/>
+                        </a:ln>
+                      </wps:spPr>
+                      <wps:txbx>
+                        <w:txbxContent>
+                          <w:p/>
+                        </w:txbxContent>
+                      </wps:txbx>
+                      <wps:bodyPr anchor="t" lIns="0" tIns="0" rIns="0" bIns="0"/>
+                    </wps:wsp>
+                  </a:graphicData>
+                </a:graphic>
+              </wp:anchor>
+            </w:drawing>
+          </mc:Choice>
+          <mc:Fallback>
+            <w:pict>
+              <v:line id="VL115" style="position:absolute;left:0;top:0;z-index:0;mso-position-horizontal:absolute;mso-position-vertical:absolute;mso-position-horizontal-relative:page;mso-position-vertical-relative:page;mso-wrap:none;" from="252.00,158.50" to="253.00,180.00" strokecolor="#000000" strokeweight="0.750pt"/>
+            </w:pict>
+          </mc:Fallback>
+        </mc:AlternateContent>
       </w:r>
       <w:r>
-        <w:pict>
-          <v:line id="Line124" style="position:absolute;left:0;top:0;z-index:0;mso-position-horizontal:absolute;mso-position-vertical:absolute;mso-position-horizontal-relative:page;mso-position-vertical-relative:page;mso-wrap:none;" from="408.0,158.5" to="409.0,180.0" strokecolor="#000000" strokeweight="0.750pt">
-</v:line>
-        </w:pict>
+        <mc:AlternateContent>
+          <mc:Choice xmlns:a="http://schemas.openxmlformats.org/drawingml/2006/main" Requires="wps">
+            <w:drawing>
+              <wp:anchor distT="0" distB="0" distL="0" distR="0" simplePos="0" relativeHeight="0" behindDoc="1" locked="0" layoutInCell="1" allowOverlap="1">
+                <wp:simplePos x="0" y="0"/>
+                <wp:positionH relativeFrom="page">
+                  <wp:posOffset>3886200</wp:posOffset>
+                </wp:positionH>
+                <wp:positionV relativeFrom="page">
+                  <wp:posOffset>1509712</wp:posOffset>
+                </wp:positionV>
+                <wp:extent cx="9525" cy="204788"/>
+                <wp:effectExtent l="0" t="0" r="0" b="0"/>
+                <wp:wrapNone/>
+                <wp:docPr id="116" name="Line116"/>
+                <wp:cNvGraphicFramePr/>
+                <a:graphic>
+                  <a:graphicData uri="http://schemas.microsoft.com/office/word/2010/wordprocessingShape">
+                    <wps:wsp>
+                      <wps:cNvSpPr/>
+                      <wps:cNvCnPr/>
+                      <wps:spPr>
+                        <a:xfrm rotation="5240219">
+                          <a:off x="0" y="0"/>
+                          <a:ext cx="9525" cy="9525"/>
+                        </a:xfrm>
+                        <a:prstGeom prst="rect">
+                          <a:avLst/>
+                        </a:prstGeom>
+                        <a:solidFill>
+                          <a:srgbClr val="000000"/>
+                        </a:solidFill>
+                        <a:ln>
+                          <a:noFill/>
+                        </a:ln>
+                      </wps:spPr>
+                      <wps:txbx>
+                        <w:txbxContent>
+                          <w:p/>
+                        </w:txbxContent>
+                      </wps:txbx>
+                      <wps:bodyPr anchor="t" lIns="0" tIns="0" rIns="0" bIns="0"/>
+                    </wps:wsp>
+                  </a:graphicData>
+                </a:graphic>
+              </wp:anchor>
+            </w:drawing>
+          </mc:Choice>
+          <mc:Fallback>
+            <w:pict>
+              <v:line id="VL116" style="position:absolute;left:0;top:0;z-index:0;mso-position-horizontal:absolute;mso-position-vertical:absolute;mso-position-horizontal-relative:page;mso-position-vertical-relative:page;mso-wrap:none;" from="408.00,158.50" to="409.00,180.00" strokecolor="#000000" strokeweight="0.750pt"/>
+            </w:pict>
+          </mc:Fallback>
+        </mc:AlternateContent>
       </w:r>
       <w:r>
-        <w:pict>
-          <v:line id="Line125" style="position:absolute;left:0;top:0;z-index:0;mso-position-horizontal:absolute;mso-position-vertical:absolute;mso-position-horizontal-relative:page;mso-position-vertical-relative:page;mso-wrap:none;" from="563.0,158.5" to="564.0,180.0" strokecolor="#000000" strokeweight="0.750pt">
-</v:line>
-        </w:pict>
+        <mc:AlternateContent>
+          <mc:Choice xmlns:a="http://schemas.openxmlformats.org/drawingml/2006/main" Requires="wps">
+            <w:drawing>
+              <wp:anchor distT="0" distB="0" distL="0" distR="0" simplePos="0" relativeHeight="0" behindDoc="1" locked="0" layoutInCell="1" allowOverlap="1">
+                <wp:simplePos x="0" y="0"/>
+                <wp:positionH relativeFrom="page">
+                  <wp:posOffset>5362575</wp:posOffset>
+                </wp:positionH>
+                <wp:positionV relativeFrom="page">
+                  <wp:posOffset>1509712</wp:posOffset>
+                </wp:positionV>
+                <wp:extent cx="9525" cy="204788"/>
+                <wp:effectExtent l="0" t="0" r="0" b="0"/>
+                <wp:wrapNone/>
+                <wp:docPr id="117" name="Line117"/>
+                <wp:cNvGraphicFramePr/>
+                <a:graphic>
+                  <a:graphicData uri="http://schemas.microsoft.com/office/word/2010/wordprocessingShape">
+                    <wps:wsp>
+                      <wps:cNvSpPr/>
+                      <wps:cNvCnPr/>
+                      <wps:spPr>
+                        <a:xfrm rotation="5240219">
+                          <a:off x="0" y="0"/>
+                          <a:ext cx="9525" cy="9525"/>
+                        </a:xfrm>
+                        <a:prstGeom prst="rect">
+                          <a:avLst/>
+                        </a:prstGeom>
+                        <a:solidFill>
+                          <a:srgbClr val="000000"/>
+                        </a:solidFill>
+                        <a:ln>
+                          <a:noFill/>
+                        </a:ln>
+                      </wps:spPr>
+                      <wps:txbx>
+                        <w:txbxContent>
+                          <w:p/>
+                        </w:txbxContent>
+                      </wps:txbx>
+                      <wps:bodyPr anchor="t" lIns="0" tIns="0" rIns="0" bIns="0"/>
+                    </wps:wsp>
+                  </a:graphicData>
+                </a:graphic>
+              </wp:anchor>
+            </w:drawing>
+          </mc:Choice>
+          <mc:Fallback>
+            <w:pict>
+              <v:line id="VL117" style="position:absolute;left:0;top:0;z-index:0;mso-position-horizontal:absolute;mso-position-vertical:absolute;mso-position-horizontal-relative:page;mso-position-vertical-relative:page;mso-wrap:none;" from="563.00,158.50" to="564.00,180.00" strokecolor="#000000" strokeweight="0.750pt"/>
+            </w:pict>
+          </mc:Fallback>
+        </mc:AlternateContent>
       </w:r>
       <w:r>
-        <w:pict>
-          <v:line id="Line126" style="position:absolute;left:0;top:0;z-index:0;mso-position-horizontal:absolute;mso-position-vertical:absolute;mso-position-horizontal-relative:page;mso-position-vertical-relative:page;mso-wrap:none;" from="719.0,158.5" to="720.0,180.0" strokecolor="#000000" strokeweight="0.750pt">
-</v:line>
-        </w:pict>
+        <mc:AlternateContent>
+          <mc:Choice xmlns:a="http://schemas.openxmlformats.org/drawingml/2006/main" Requires="wps">
+            <w:drawing>
+              <wp:anchor distT="0" distB="0" distL="0" distR="0" simplePos="0" relativeHeight="0" behindDoc="1" locked="0" layoutInCell="1" allowOverlap="1">
+                <wp:simplePos x="0" y="0"/>
+                <wp:positionH relativeFrom="page">
+                  <wp:posOffset>6848475</wp:posOffset>
+                </wp:positionH>
+                <wp:positionV relativeFrom="page">
+                  <wp:posOffset>1509712</wp:posOffset>
+                </wp:positionV>
+                <wp:extent cx="9525" cy="204788"/>
+                <wp:effectExtent l="0" t="0" r="0" b="0"/>
+                <wp:wrapNone/>
+                <wp:docPr id="118" name="Line118"/>
+                <wp:cNvGraphicFramePr/>
+                <a:graphic>
+                  <a:graphicData uri="http://schemas.microsoft.com/office/word/2010/wordprocessingShape">
+                    <wps:wsp>
+                      <wps:cNvSpPr/>
+                      <wps:cNvCnPr/>
+                      <wps:spPr>
+                        <a:xfrm rotation="5240219">
+                          <a:off x="0" y="0"/>
+                          <a:ext cx="9525" cy="9525"/>
+                        </a:xfrm>
+                        <a:prstGeom prst="rect">
+                          <a:avLst/>
+                        </a:prstGeom>
+                        <a:solidFill>
+                          <a:srgbClr val="000000"/>
+                        </a:solidFill>
+                        <a:ln>
+                          <a:noFill/>
+                        </a:ln>
+                      </wps:spPr>
+                      <wps:txbx>
+                        <w:txbxContent>
+                          <w:p/>
+                        </w:txbxContent>
+                      </wps:txbx>
+                      <wps:bodyPr anchor="t" lIns="0" tIns="0" rIns="0" bIns="0"/>
+                    </wps:wsp>
+                  </a:graphicData>
+                </a:graphic>
+              </wp:anchor>
+            </w:drawing>
+          </mc:Choice>
+          <mc:Fallback>
+            <w:pict>
+              <v:line id="VL118" style="position:absolute;left:0;top:0;z-index:0;mso-position-horizontal:absolute;mso-position-vertical:absolute;mso-position-horizontal-relative:page;mso-position-vertical-relative:page;mso-wrap:none;" from="719.00,158.50" to="720.00,180.00" strokecolor="#000000" strokeweight="0.750pt"/>
+            </w:pict>
+          </mc:Fallback>
+        </mc:AlternateContent>
       </w:r>
       <w:r>
-        <w:pict>
-          <v:line id="Line127" style="position:absolute;left:0;top:0;z-index:0;mso-position-horizontal:absolute;mso-position-vertical:absolute;mso-position-horizontal-relative:page;mso-position-vertical-relative:page;mso-wrap:none;" from="96.0,201.5" to="97.0,223.0" strokecolor="#000000" strokeweight="0.750pt">
-</v:line>
-        </w:pict>
+        <mc:AlternateContent>
+          <mc:Choice xmlns:a="http://schemas.openxmlformats.org/drawingml/2006/main" Requires="wps">
+            <w:drawing>
+              <wp:anchor distT="0" distB="0" distL="0" distR="0" simplePos="0" relativeHeight="0" behindDoc="1" locked="0" layoutInCell="1" allowOverlap="1">
+                <wp:simplePos x="0" y="0"/>
+                <wp:positionH relativeFrom="page">
+                  <wp:posOffset>914400</wp:posOffset>
+                </wp:positionH>
+                <wp:positionV relativeFrom="page">
+                  <wp:posOffset>1919288</wp:posOffset>
+                </wp:positionV>
+                <wp:extent cx="9525" cy="204788"/>
+                <wp:effectExtent l="0" t="0" r="0" b="0"/>
+                <wp:wrapNone/>
+                <wp:docPr id="119" name="Line119"/>
+                <wp:cNvGraphicFramePr/>
+                <a:graphic>
+                  <a:graphicData uri="http://schemas.microsoft.com/office/word/2010/wordprocessingShape">
+                    <wps:wsp>
+                      <wps:cNvSpPr/>
+                      <wps:cNvCnPr/>
+                      <wps:spPr>
+                        <a:xfrm rotation="5240219">
+                          <a:off x="0" y="0"/>
+                          <a:ext cx="9525" cy="9525"/>
+                        </a:xfrm>
+                        <a:prstGeom prst="rect">
+                          <a:avLst/>
+                        </a:prstGeom>
+                        <a:solidFill>
+                          <a:srgbClr val="000000"/>
+                        </a:solidFill>
+                        <a:ln>
+                          <a:noFill/>
+                        </a:ln>
+                      </wps:spPr>
+                      <wps:txbx>
+                        <w:txbxContent>
+                          <w:p/>
+                        </w:txbxContent>
+                      </wps:txbx>
+                      <wps:bodyPr anchor="t" lIns="0" tIns="0" rIns="0" bIns="0"/>
+                    </wps:wsp>
+                  </a:graphicData>
+                </a:graphic>
+              </wp:anchor>
+            </w:drawing>
+          </mc:Choice>
+          <mc:Fallback>
+            <w:pict>
+              <v:line id="VL119" style="position:absolute;left:0;top:0;z-index:0;mso-position-horizontal:absolute;mso-position-vertical:absolute;mso-position-horizontal-relative:page;mso-position-vertical-relative:page;mso-wrap:none;" from="96.00,201.50" to="97.00,223.00" strokecolor="#000000" strokeweight="0.750pt"/>
+            </w:pict>
+          </mc:Fallback>
+        </mc:AlternateContent>
       </w:r>
       <w:r>
-        <w:pict>
-          <v:rect id="Line128" style="position:absolute;left:72.000pt;top:134.625pt;width:117.750pt;height:0.750pt;z-index:0;mso-position-horizontal:absolute;mso-position-vertical:absolute;mso-position-horizontal-relative:page;mso-position-vertical-relative:page;mso-wrap:none;" filled="true" stroked="false">
-            <v:fill color="#000000"/>
-            <v:stroke on="false"/>
-          </v:rect>
-        </w:pict>
+        <mc:AlternateContent>
+          <mc:Choice xmlns:a="http://schemas.openxmlformats.org/drawingml/2006/main" Requires="wps">
+            <w:drawing>
+              <wp:anchor distT="0" distB="0" distL="0" distR="0" simplePos="0" relativeHeight="0" behindDoc="1" locked="0" layoutInCell="1" allowOverlap="1">
+                <wp:simplePos x="0" y="0"/>
+                <wp:positionH relativeFrom="page">
+                  <wp:posOffset>914400</wp:posOffset>
+                </wp:positionH>
+                <wp:positionV relativeFrom="page">
+                  <wp:posOffset>1709738</wp:posOffset>
+                </wp:positionV>
+                <wp:extent cx="1495425" cy="9525"/>
+                <wp:effectExtent l="0" t="0" r="0" b="0"/>
+                <wp:wrapNone/>
+                <wp:docPr id="120" name="Line120"/>
+                <wp:cNvGraphicFramePr/>
+                <a:graphic>
+                  <a:graphicData uri="http://schemas.microsoft.com/office/word/2010/wordprocessingShape">
+                    <wps:wsp>
+                      <wps:cNvSpPr/>
+                      <wps:cNvCnPr/>
+                      <wps:spPr>
+                        <a:xfrm>
+                          <a:off x="0" y="0"/>
+                          <a:ext cx="1495425" cy="9525"/>
+                        </a:xfrm>
+                        <a:prstGeom prst="rect">
+                          <a:avLst/>
+                        </a:prstGeom>
+                        <a:solidFill>
+                          <a:srgbClr val="000000"/>
+                        </a:solidFill>
+                        <a:ln>
+                          <a:noFill/>
+                        </a:ln>
+                      </wps:spPr>
+                      <wps:txbx>
+                        <w:txbxContent>
+                          <w:p/>
+                        </w:txbxContent>
+                      </wps:txbx>
+                      <wps:bodyPr anchor="t" lIns="0" tIns="0" rIns="0" bIns="0"/>
+                    </wps:wsp>
+                  </a:graphicData>
+                </a:graphic>
+              </wp:anchor>
+            </w:drawing>
+          </mc:Choice>
+          <mc:Fallback>
+            <w:pict>
+              <v:rect id="VL120" style="position:absolute;left:72.000pt;top:134.625pt;width:117.750pt;height:0.750pt;z-index:0;mso-position-horizontal:absolute;mso-position-vertical:absolute;mso-position-horizontal-relative:page;mso-position-vertical-relative:page;mso-wrap:none;" filled="true" stroked="false">
+                <v:fill color="#000000"/>
+                <v:stroke on="false"/>
+              </v:rect>
+            </w:pict>
+          </mc:Fallback>
+        </mc:AlternateContent>
       </w:r>
       <w:r>
-        <w:pict>
-          <v:line id="Line129" style="position:absolute;left:0;top:0;z-index:0;mso-position-horizontal:absolute;mso-position-vertical:absolute;mso-position-horizontal-relative:page;mso-position-vertical-relative:page;mso-wrap:none;" from="252.0,201.5" to="253.0,223.0" strokecolor="#000000" strokeweight="0.750pt">
-</v:line>
-        </w:pict>
+        <mc:AlternateContent>
+          <mc:Choice xmlns:a="http://schemas.openxmlformats.org/drawingml/2006/main" Requires="wps">
+            <w:drawing>
+              <wp:anchor distT="0" distB="0" distL="0" distR="0" simplePos="0" relativeHeight="0" behindDoc="1" locked="0" layoutInCell="1" allowOverlap="1">
+                <wp:simplePos x="0" y="0"/>
+                <wp:positionH relativeFrom="page">
+                  <wp:posOffset>2400300</wp:posOffset>
+                </wp:positionH>
+                <wp:positionV relativeFrom="page">
+                  <wp:posOffset>1919288</wp:posOffset>
+                </wp:positionV>
+                <wp:extent cx="9525" cy="204788"/>
+                <wp:effectExtent l="0" t="0" r="0" b="0"/>
+                <wp:wrapNone/>
+                <wp:docPr id="121" name="Line121"/>
+                <wp:cNvGraphicFramePr/>
+                <a:graphic>
+                  <a:graphicData uri="http://schemas.microsoft.com/office/word/2010/wordprocessingShape">
+                    <wps:wsp>
+                      <wps:cNvSpPr/>
+                      <wps:cNvCnPr/>
+                      <wps:spPr>
+                        <a:xfrm rotation="5240219">
+                          <a:off x="0" y="0"/>
+                          <a:ext cx="9525" cy="9525"/>
+                        </a:xfrm>
+                        <a:prstGeom prst="rect">
+                          <a:avLst/>
+                        </a:prstGeom>
+                        <a:solidFill>
+                          <a:srgbClr val="000000"/>
+                        </a:solidFill>
+                        <a:ln>
+                          <a:noFill/>
+                        </a:ln>
+                      </wps:spPr>
+                      <wps:txbx>
+                        <w:txbxContent>
+                          <w:p/>
+                        </w:txbxContent>
+                      </wps:txbx>
+                      <wps:bodyPr anchor="t" lIns="0" tIns="0" rIns="0" bIns="0"/>
+                    </wps:wsp>
+                  </a:graphicData>
+                </a:graphic>
+              </wp:anchor>
+            </w:drawing>
+          </mc:Choice>
+          <mc:Fallback>
+            <w:pict>
+              <v:line id="VL121" style="position:absolute;left:0;top:0;z-index:0;mso-position-horizontal:absolute;mso-position-vertical:absolute;mso-position-horizontal-relative:page;mso-position-vertical-relative:page;mso-wrap:none;" from="252.00,201.50" to="253.00,223.00" strokecolor="#000000" strokeweight="0.750pt"/>
+            </w:pict>
+          </mc:Fallback>
+        </mc:AlternateContent>
       </w:r>
       <w:r>
-        <w:pict>
-          <v:rect id="Line130" style="position:absolute;left:189.750pt;top:134.625pt;width:117.000pt;height:0.750pt;z-index:0;mso-position-horizontal:absolute;mso-position-vertical:absolute;mso-position-horizontal-relative:page;mso-position-vertical-relative:page;mso-wrap:none;" filled="true" stroked="false">
-            <v:fill color="#000000"/>
-            <v:stroke on="false"/>
-          </v:rect>
-        </w:pict>
+        <mc:AlternateContent>
+          <mc:Choice xmlns:a="http://schemas.openxmlformats.org/drawingml/2006/main" Requires="wps">
+            <w:drawing>
+              <wp:anchor distT="0" distB="0" distL="0" distR="0" simplePos="0" relativeHeight="0" behindDoc="1" locked="0" layoutInCell="1" allowOverlap="1">
+                <wp:simplePos x="0" y="0"/>
+                <wp:positionH relativeFrom="page">
+                  <wp:posOffset>2409825</wp:posOffset>
+                </wp:positionH>
+                <wp:positionV relativeFrom="page">
+                  <wp:posOffset>1709738</wp:posOffset>
+                </wp:positionV>
+                <wp:extent cx="1485900" cy="9525"/>
+                <wp:effectExtent l="0" t="0" r="0" b="0"/>
+                <wp:wrapNone/>
+                <wp:docPr id="122" name="Line122"/>
+                <wp:cNvGraphicFramePr/>
+                <a:graphic>
+                  <a:graphicData uri="http://schemas.microsoft.com/office/word/2010/wordprocessingShape">
+                    <wps:wsp>
+                      <wps:cNvSpPr/>
+                      <wps:cNvCnPr/>
+                      <wps:spPr>
+                        <a:xfrm>
+                          <a:off x="0" y="0"/>
+                          <a:ext cx="1485900" cy="9525"/>
+                        </a:xfrm>
+                        <a:prstGeom prst="rect">
+                          <a:avLst/>
+                        </a:prstGeom>
+                        <a:solidFill>
+                          <a:srgbClr val="000000"/>
+                        </a:solidFill>
+                        <a:ln>
+                          <a:noFill/>
+                        </a:ln>
+                      </wps:spPr>
+                      <wps:txbx>
+                        <w:txbxContent>
+                          <w:p/>
+                        </w:txbxContent>
+                      </wps:txbx>
+                      <wps:bodyPr anchor="t" lIns="0" tIns="0" rIns="0" bIns="0"/>
+                    </wps:wsp>
+                  </a:graphicData>
+                </a:graphic>
+              </wp:anchor>
+            </w:drawing>
+          </mc:Choice>
+          <mc:Fallback>
+            <w:pict>
+              <v:rect id="VL122" style="position:absolute;left:189.750pt;top:134.625pt;width:117.000pt;height:0.750pt;z-index:0;mso-position-horizontal:absolute;mso-position-vertical:absolute;mso-position-horizontal-relative:page;mso-position-vertical-relative:page;mso-wrap:none;" filled="true" stroked="false">
+                <v:fill color="#000000"/>
+                <v:stroke on="false"/>
+              </v:rect>
+            </w:pict>
+          </mc:Fallback>
+        </mc:AlternateContent>
       </w:r>
       <w:r>
-        <w:pict>
-          <v:line id="Line131" style="position:absolute;left:0;top:0;z-index:0;mso-position-horizontal:absolute;mso-position-vertical:absolute;mso-position-horizontal-relative:page;mso-position-vertical-relative:page;mso-wrap:none;" from="408.0,201.5" to="409.0,223.0" strokecolor="#000000" strokeweight="0.750pt">
-</v:line>
-        </w:pict>
+        <mc:AlternateContent>
+          <mc:Choice xmlns:a="http://schemas.openxmlformats.org/drawingml/2006/main" Requires="wps">
+            <w:drawing>
+              <wp:anchor distT="0" distB="0" distL="0" distR="0" simplePos="0" relativeHeight="0" behindDoc="1" locked="0" layoutInCell="1" allowOverlap="1">
+                <wp:simplePos x="0" y="0"/>
+                <wp:positionH relativeFrom="page">
+                  <wp:posOffset>3886200</wp:posOffset>
+                </wp:positionH>
+                <wp:positionV relativeFrom="page">
+                  <wp:posOffset>1919288</wp:posOffset>
+                </wp:positionV>
+                <wp:extent cx="9525" cy="204788"/>
+                <wp:effectExtent l="0" t="0" r="0" b="0"/>
+                <wp:wrapNone/>
+                <wp:docPr id="123" name="Line123"/>
+                <wp:cNvGraphicFramePr/>
+                <a:graphic>
+                  <a:graphicData uri="http://schemas.microsoft.com/office/word/2010/wordprocessingShape">
+                    <wps:wsp>
+                      <wps:cNvSpPr/>
+                      <wps:cNvCnPr/>
+                      <wps:spPr>
+                        <a:xfrm rotation="5240219">
+                          <a:off x="0" y="0"/>
+                          <a:ext cx="9525" cy="9525"/>
+                        </a:xfrm>
+                        <a:prstGeom prst="rect">
+                          <a:avLst/>
+                        </a:prstGeom>
+                        <a:solidFill>
+                          <a:srgbClr val="000000"/>
+                        </a:solidFill>
+                        <a:ln>
+                          <a:noFill/>
+                        </a:ln>
+                      </wps:spPr>
+                      <wps:txbx>
+                        <w:txbxContent>
+                          <w:p/>
+                        </w:txbxContent>
+                      </wps:txbx>
+                      <wps:bodyPr anchor="t" lIns="0" tIns="0" rIns="0" bIns="0"/>
+                    </wps:wsp>
+                  </a:graphicData>
+                </a:graphic>
+              </wp:anchor>
+            </w:drawing>
+          </mc:Choice>
+          <mc:Fallback>
+            <w:pict>
+              <v:line id="VL123" style="position:absolute;left:0;top:0;z-index:0;mso-position-horizontal:absolute;mso-position-vertical:absolute;mso-position-horizontal-relative:page;mso-position-vertical-relative:page;mso-wrap:none;" from="408.00,201.50" to="409.00,223.00" strokecolor="#000000" strokeweight="0.750pt"/>
+            </w:pict>
+          </mc:Fallback>
+        </mc:AlternateContent>
       </w:r>
       <w:r>
-        <w:pict>
-          <v:rect id="Line132" style="position:absolute;left:306.750pt;top:134.625pt;width:116.250pt;height:0.750pt;z-index:0;mso-position-horizontal:absolute;mso-position-vertical:absolute;mso-position-horizontal-relative:page;mso-position-vertical-relative:page;mso-wrap:none;" filled="true" stroked="false">
-            <v:fill color="#000000"/>
-            <v:stroke on="false"/>
-          </v:rect>
-        </w:pict>
+        <mc:AlternateContent>
+          <mc:Choice xmlns:a="http://schemas.openxmlformats.org/drawingml/2006/main" Requires="wps">
+            <w:drawing>
+              <wp:anchor distT="0" distB="0" distL="0" distR="0" simplePos="0" relativeHeight="0" behindDoc="1" locked="0" layoutInCell="1" allowOverlap="1">
+                <wp:simplePos x="0" y="0"/>
+                <wp:positionH relativeFrom="page">
+                  <wp:posOffset>3895725</wp:posOffset>
+                </wp:positionH>
+                <wp:positionV relativeFrom="page">
+                  <wp:posOffset>1709738</wp:posOffset>
+                </wp:positionV>
+                <wp:extent cx="1476375" cy="9525"/>
+                <wp:effectExtent l="0" t="0" r="0" b="0"/>
+                <wp:wrapNone/>
+                <wp:docPr id="124" name="Line124"/>
+                <wp:cNvGraphicFramePr/>
+                <a:graphic>
+                  <a:graphicData uri="http://schemas.microsoft.com/office/word/2010/wordprocessingShape">
+                    <wps:wsp>
+                      <wps:cNvSpPr/>
+                      <wps:cNvCnPr/>
+                      <wps:spPr>
+                        <a:xfrm>
+                          <a:off x="0" y="0"/>
+                          <a:ext cx="1476375" cy="9525"/>
+                        </a:xfrm>
+                        <a:prstGeom prst="rect">
+                          <a:avLst/>
+                        </a:prstGeom>
+                        <a:solidFill>
+                          <a:srgbClr val="000000"/>
+                        </a:solidFill>
+                        <a:ln>
+                          <a:noFill/>
+                        </a:ln>
+                      </wps:spPr>
+                      <wps:txbx>
+                        <w:txbxContent>
+                          <w:p/>
+                        </w:txbxContent>
+                      </wps:txbx>
+                      <wps:bodyPr anchor="t" lIns="0" tIns="0" rIns="0" bIns="0"/>
+                    </wps:wsp>
+                  </a:graphicData>
+                </a:graphic>
+              </wp:anchor>
+            </w:drawing>
+          </mc:Choice>
+          <mc:Fallback>
+            <w:pict>
+              <v:rect id="VL124" style="position:absolute;left:306.750pt;top:134.625pt;width:116.250pt;height:0.750pt;z-index:0;mso-position-horizontal:absolute;mso-position-vertical:absolute;mso-position-horizontal-relative:page;mso-position-vertical-relative:page;mso-wrap:none;" filled="true" stroked="false">
+                <v:fill color="#000000"/>
+                <v:stroke on="false"/>
+              </v:rect>
+            </w:pict>
+          </mc:Fallback>
+        </mc:AlternateContent>
       </w:r>
       <w:r>
-        <w:pict>
-          <v:line id="Line133" style="position:absolute;left:0;top:0;z-index:0;mso-position-horizontal:absolute;mso-position-vertical:absolute;mso-position-horizontal-relative:page;mso-position-vertical-relative:page;mso-wrap:none;" from="563.0,201.5" to="564.0,223.0" strokecolor="#000000" strokeweight="0.750pt">
-</v:line>
-        </w:pict>
+        <mc:AlternateContent>
+          <mc:Choice xmlns:a="http://schemas.openxmlformats.org/drawingml/2006/main" Requires="wps">
+            <w:drawing>
+              <wp:anchor distT="0" distB="0" distL="0" distR="0" simplePos="0" relativeHeight="0" behindDoc="1" locked="0" layoutInCell="1" allowOverlap="1">
+                <wp:simplePos x="0" y="0"/>
+                <wp:positionH relativeFrom="page">
+                  <wp:posOffset>5362575</wp:posOffset>
+                </wp:positionH>
+                <wp:positionV relativeFrom="page">
+                  <wp:posOffset>1919288</wp:posOffset>
+                </wp:positionV>
+                <wp:extent cx="9525" cy="204788"/>
+                <wp:effectExtent l="0" t="0" r="0" b="0"/>
+                <wp:wrapNone/>
+                <wp:docPr id="125" name="Line125"/>
+                <wp:cNvGraphicFramePr/>
+                <a:graphic>
+                  <a:graphicData uri="http://schemas.microsoft.com/office/word/2010/wordprocessingShape">
+                    <wps:wsp>
+                      <wps:cNvSpPr/>
+                      <wps:cNvCnPr/>
+                      <wps:spPr>
+                        <a:xfrm rotation="5240219">
+                          <a:off x="0" y="0"/>
+                          <a:ext cx="9525" cy="9525"/>
+                        </a:xfrm>
+                        <a:prstGeom prst="rect">
+                          <a:avLst/>
+                        </a:prstGeom>
+                        <a:solidFill>
+                          <a:srgbClr val="000000"/>
+                        </a:solidFill>
+                        <a:ln>
+                          <a:noFill/>
+                        </a:ln>
+                      </wps:spPr>
+                      <wps:txbx>
+                        <w:txbxContent>
+                          <w:p/>
+                        </w:txbxContent>
+                      </wps:txbx>
+                      <wps:bodyPr anchor="t" lIns="0" tIns="0" rIns="0" bIns="0"/>
+                    </wps:wsp>
+                  </a:graphicData>
+                </a:graphic>
+              </wp:anchor>
+            </w:drawing>
+          </mc:Choice>
+          <mc:Fallback>
+            <w:pict>
+              <v:line id="VL125" style="position:absolute;left:0;top:0;z-index:0;mso-position-horizontal:absolute;mso-position-vertical:absolute;mso-position-horizontal-relative:page;mso-position-vertical-relative:page;mso-wrap:none;" from="563.00,201.50" to="564.00,223.00" strokecolor="#000000" strokeweight="0.750pt"/>
+            </w:pict>
+          </mc:Fallback>
+        </mc:AlternateContent>
       </w:r>
       <w:r>
-        <w:pict>
-          <v:rect id="Line134" style="position:absolute;left:423.000pt;top:134.625pt;width:117.000pt;height:0.750pt;z-index:0;mso-position-horizontal:absolute;mso-position-vertical:absolute;mso-position-horizontal-relative:page;mso-position-vertical-relative:page;mso-wrap:none;" filled="true" stroked="false">
-            <v:fill color="#000000"/>
-            <v:stroke on="false"/>
-          </v:rect>
-        </w:pict>
+        <mc:AlternateContent>
+          <mc:Choice xmlns:a="http://schemas.openxmlformats.org/drawingml/2006/main" Requires="wps">
+            <w:drawing>
+              <wp:anchor distT="0" distB="0" distL="0" distR="0" simplePos="0" relativeHeight="0" behindDoc="1" locked="0" layoutInCell="1" allowOverlap="1">
+                <wp:simplePos x="0" y="0"/>
+                <wp:positionH relativeFrom="page">
+                  <wp:posOffset>5372100</wp:posOffset>
+                </wp:positionH>
+                <wp:positionV relativeFrom="page">
+                  <wp:posOffset>1709738</wp:posOffset>
+                </wp:positionV>
+                <wp:extent cx="1485900" cy="9525"/>
+                <wp:effectExtent l="0" t="0" r="0" b="0"/>
+                <wp:wrapNone/>
+                <wp:docPr id="126" name="Line126"/>
+                <wp:cNvGraphicFramePr/>
+                <a:graphic>
+                  <a:graphicData uri="http://schemas.microsoft.com/office/word/2010/wordprocessingShape">
+                    <wps:wsp>
+                      <wps:cNvSpPr/>
+                      <wps:cNvCnPr/>
+                      <wps:spPr>
+                        <a:xfrm>
+                          <a:off x="0" y="0"/>
+                          <a:ext cx="1485900" cy="9525"/>
+                        </a:xfrm>
+                        <a:prstGeom prst="rect">
+                          <a:avLst/>
+                        </a:prstGeom>
+                        <a:solidFill>
+                          <a:srgbClr val="000000"/>
+                        </a:solidFill>
+                        <a:ln>
+                          <a:noFill/>
+                        </a:ln>
+                      </wps:spPr>
+                      <wps:txbx>
+                        <w:txbxContent>
+                          <w:p/>
+                        </w:txbxContent>
+                      </wps:txbx>
+                      <wps:bodyPr anchor="t" lIns="0" tIns="0" rIns="0" bIns="0"/>
+                    </wps:wsp>
+                  </a:graphicData>
+                </a:graphic>
+              </wp:anchor>
+            </w:drawing>
+          </mc:Choice>
+          <mc:Fallback>
+            <w:pict>
+              <v:rect id="VL126" style="position:absolute;left:423.000pt;top:134.625pt;width:117.000pt;height:0.750pt;z-index:0;mso-position-horizontal:absolute;mso-position-vertical:absolute;mso-position-horizontal-relative:page;mso-position-vertical-relative:page;mso-wrap:none;" filled="true" stroked="false">
+                <v:fill color="#000000"/>
+                <v:stroke on="false"/>
+              </v:rect>
+            </w:pict>
+          </mc:Fallback>
+        </mc:AlternateContent>
       </w:r>
       <w:r>
-        <w:pict>
-          <v:line id="Line135" style="position:absolute;left:0;top:0;z-index:0;mso-position-horizontal:absolute;mso-position-vertical:absolute;mso-position-horizontal-relative:page;mso-position-vertical-relative:page;mso-wrap:none;" from="719.0,201.5" to="720.0,223.0" strokecolor="#000000" strokeweight="0.750pt">
-</v:line>
-        </w:pict>
+        <mc:AlternateContent>
+          <mc:Choice xmlns:a="http://schemas.openxmlformats.org/drawingml/2006/main" Requires="wps">
+            <w:drawing>
+              <wp:anchor distT="0" distB="0" distL="0" distR="0" simplePos="0" relativeHeight="0" behindDoc="1" locked="0" layoutInCell="1" allowOverlap="1">
+                <wp:simplePos x="0" y="0"/>
+                <wp:positionH relativeFrom="page">
+                  <wp:posOffset>6848475</wp:posOffset>
+                </wp:positionH>
+                <wp:positionV relativeFrom="page">
+                  <wp:posOffset>1919288</wp:posOffset>
+                </wp:positionV>
+                <wp:extent cx="9525" cy="204788"/>
+                <wp:effectExtent l="0" t="0" r="0" b="0"/>
+                <wp:wrapNone/>
+                <wp:docPr id="127" name="Line127"/>
+                <wp:cNvGraphicFramePr/>
+                <a:graphic>
+                  <a:graphicData uri="http://schemas.microsoft.com/office/word/2010/wordprocessingShape">
+                    <wps:wsp>
+                      <wps:cNvSpPr/>
+                      <wps:cNvCnPr/>
+                      <wps:spPr>
+                        <a:xfrm rotation="5240219">
+                          <a:off x="0" y="0"/>
+                          <a:ext cx="9525" cy="9525"/>
+                        </a:xfrm>
+                        <a:prstGeom prst="rect">
+                          <a:avLst/>
+                        </a:prstGeom>
+                        <a:solidFill>
+                          <a:srgbClr val="000000"/>
+                        </a:solidFill>
+                        <a:ln>
+                          <a:noFill/>
+                        </a:ln>
+                      </wps:spPr>
+                      <wps:txbx>
+                        <w:txbxContent>
+                          <w:p/>
+                        </w:txbxContent>
+                      </wps:txbx>
+                      <wps:bodyPr anchor="t" lIns="0" tIns="0" rIns="0" bIns="0"/>
+                    </wps:wsp>
+                  </a:graphicData>
+                </a:graphic>
+              </wp:anchor>
+            </w:drawing>
+          </mc:Choice>
+          <mc:Fallback>
+            <w:pict>
+              <v:line id="VL127" style="position:absolute;left:0;top:0;z-index:0;mso-position-horizontal:absolute;mso-position-vertical:absolute;mso-position-horizontal-relative:page;mso-position-vertical-relative:page;mso-wrap:none;" from="719.00,201.50" to="720.00,223.00" strokecolor="#000000" strokeweight="0.750pt"/>
+            </w:pict>
+          </mc:Fallback>
+        </mc:AlternateContent>
       </w:r>
       <w:r>
-        <w:pict>
-          <v:line id="Line136" style="position:absolute;left:0;top:0;z-index:0;mso-position-horizontal:absolute;mso-position-vertical:absolute;mso-position-horizontal-relative:page;mso-position-vertical-relative:page;mso-wrap:none;" from="96.0,244.5" to="97.0,266.0" strokecolor="#000000" strokeweight="0.750pt">
-</v:line>
-        </w:pict>
+        <mc:AlternateContent>
+          <mc:Choice xmlns:a="http://schemas.openxmlformats.org/drawingml/2006/main" Requires="wps">
+            <w:drawing>
+              <wp:anchor distT="0" distB="0" distL="0" distR="0" simplePos="0" relativeHeight="0" behindDoc="1" locked="0" layoutInCell="1" allowOverlap="1">
+                <wp:simplePos x="0" y="0"/>
+                <wp:positionH relativeFrom="page">
+                  <wp:posOffset>914400</wp:posOffset>
+                </wp:positionH>
+                <wp:positionV relativeFrom="page">
+                  <wp:posOffset>2328862</wp:posOffset>
+                </wp:positionV>
+                <wp:extent cx="9525" cy="204788"/>
+                <wp:effectExtent l="0" t="0" r="0" b="0"/>
+                <wp:wrapNone/>
+                <wp:docPr id="128" name="Line128"/>
+                <wp:cNvGraphicFramePr/>
+                <a:graphic>
+                  <a:graphicData uri="http://schemas.microsoft.com/office/word/2010/wordprocessingShape">
+                    <wps:wsp>
+                      <wps:cNvSpPr/>
+                      <wps:cNvCnPr/>
+                      <wps:spPr>
+                        <a:xfrm rotation="5240219">
+                          <a:off x="0" y="0"/>
+                          <a:ext cx="9525" cy="9525"/>
+                        </a:xfrm>
+                        <a:prstGeom prst="rect">
+                          <a:avLst/>
+                        </a:prstGeom>
+                        <a:solidFill>
+                          <a:srgbClr val="000000"/>
+                        </a:solidFill>
+                        <a:ln>
+                          <a:noFill/>
+                        </a:ln>
+                      </wps:spPr>
+                      <wps:txbx>
+                        <w:txbxContent>
+                          <w:p/>
+                        </w:txbxContent>
+                      </wps:txbx>
+                      <wps:bodyPr anchor="t" lIns="0" tIns="0" rIns="0" bIns="0"/>
+                    </wps:wsp>
+                  </a:graphicData>
+                </a:graphic>
+              </wp:anchor>
+            </w:drawing>
+          </mc:Choice>
+          <mc:Fallback>
+            <w:pict>
+              <v:line id="VL128" style="position:absolute;left:0;top:0;z-index:0;mso-position-horizontal:absolute;mso-position-vertical:absolute;mso-position-horizontal-relative:page;mso-position-vertical-relative:page;mso-wrap:none;" from="96.00,244.50" to="97.00,266.00" strokecolor="#000000" strokeweight="0.750pt"/>
+            </w:pict>
+          </mc:Fallback>
+        </mc:AlternateContent>
       </w:r>
       <w:r>
-        <w:pict>
-          <v:rect id="Line137" style="position:absolute;left:72.000pt;top:166.875pt;width:117.750pt;height:0.750pt;z-index:0;mso-position-horizontal:absolute;mso-position-vertical:absolute;mso-position-horizontal-relative:page;mso-position-vertical-relative:page;mso-wrap:none;" filled="true" stroked="false">
-            <v:fill color="#000000"/>
-            <v:stroke on="false"/>
-          </v:rect>
-        </w:pict>
+        <mc:AlternateContent>
+          <mc:Choice xmlns:a="http://schemas.openxmlformats.org/drawingml/2006/main" Requires="wps">
+            <w:drawing>
+              <wp:anchor distT="0" distB="0" distL="0" distR="0" simplePos="0" relativeHeight="0" behindDoc="1" locked="0" layoutInCell="1" allowOverlap="1">
+                <wp:simplePos x="0" y="0"/>
+                <wp:positionH relativeFrom="page">
+                  <wp:posOffset>914400</wp:posOffset>
+                </wp:positionH>
+                <wp:positionV relativeFrom="page">
+                  <wp:posOffset>2119312</wp:posOffset>
+                </wp:positionV>
+                <wp:extent cx="1495425" cy="9525"/>
+                <wp:effectExtent l="0" t="0" r="0" b="0"/>
+                <wp:wrapNone/>
+                <wp:docPr id="129" name="Line129"/>
+                <wp:cNvGraphicFramePr/>
+                <a:graphic>
+                  <a:graphicData uri="http://schemas.microsoft.com/office/word/2010/wordprocessingShape">
+                    <wps:wsp>
+                      <wps:cNvSpPr/>
+                      <wps:cNvCnPr/>
+                      <wps:spPr>
+                        <a:xfrm>
+                          <a:off x="0" y="0"/>
+                          <a:ext cx="1495425" cy="9525"/>
+                        </a:xfrm>
+                        <a:prstGeom prst="rect">
+                          <a:avLst/>
+                        </a:prstGeom>
+                        <a:solidFill>
+                          <a:srgbClr val="000000"/>
+                        </a:solidFill>
+                        <a:ln>
+                          <a:noFill/>
+                        </a:ln>
+                      </wps:spPr>
+                      <wps:txbx>
+                        <w:txbxContent>
+                          <w:p/>
+                        </w:txbxContent>
+                      </wps:txbx>
+                      <wps:bodyPr anchor="t" lIns="0" tIns="0" rIns="0" bIns="0"/>
+                    </wps:wsp>
+                  </a:graphicData>
+                </a:graphic>
+              </wp:anchor>
+            </w:drawing>
+          </mc:Choice>
+          <mc:Fallback>
+            <w:pict>
+              <v:rect id="VL129" style="position:absolute;left:72.000pt;top:166.875pt;width:117.750pt;height:0.750pt;z-index:0;mso-position-horizontal:absolute;mso-position-vertical:absolute;mso-position-horizontal-relative:page;mso-position-vertical-relative:page;mso-wrap:none;" filled="true" stroked="false">
+                <v:fill color="#000000"/>
+                <v:stroke on="false"/>
+              </v:rect>
+            </w:pict>
+          </mc:Fallback>
+        </mc:AlternateContent>
       </w:r>
       <w:r>
-        <w:pict>
-          <v:line id="Line138" style="position:absolute;left:0;top:0;z-index:0;mso-position-horizontal:absolute;mso-position-vertical:absolute;mso-position-horizontal-relative:page;mso-position-vertical-relative:page;mso-wrap:none;" from="252.0,244.5" to="253.0,266.0" strokecolor="#000000" strokeweight="0.750pt">
-</v:line>
-        </w:pict>
+        <mc:AlternateContent>
+          <mc:Choice xmlns:a="http://schemas.openxmlformats.org/drawingml/2006/main" Requires="wps">
+            <w:drawing>
+              <wp:anchor distT="0" distB="0" distL="0" distR="0" simplePos="0" relativeHeight="0" behindDoc="1" locked="0" layoutInCell="1" allowOverlap="1">
+                <wp:simplePos x="0" y="0"/>
+                <wp:positionH relativeFrom="page">
+                  <wp:posOffset>2400300</wp:posOffset>
+                </wp:positionH>
+                <wp:positionV relativeFrom="page">
+                  <wp:posOffset>2328862</wp:posOffset>
+                </wp:positionV>
+                <wp:extent cx="9525" cy="204788"/>
+                <wp:effectExtent l="0" t="0" r="0" b="0"/>
+                <wp:wrapNone/>
+                <wp:docPr id="130" name="Line130"/>
+                <wp:cNvGraphicFramePr/>
+                <a:graphic>
+                  <a:graphicData uri="http://schemas.microsoft.com/office/word/2010/wordprocessingShape">
+                    <wps:wsp>
+                      <wps:cNvSpPr/>
+                      <wps:cNvCnPr/>
+                      <wps:spPr>
+                        <a:xfrm rotation="5240219">
+                          <a:off x="0" y="0"/>
+                          <a:ext cx="9525" cy="9525"/>
+                        </a:xfrm>
+                        <a:prstGeom prst="rect">
+                          <a:avLst/>
+                        </a:prstGeom>
+                        <a:solidFill>
+                          <a:srgbClr val="000000"/>
+                        </a:solidFill>
+                        <a:ln>
+                          <a:noFill/>
+                        </a:ln>
+                      </wps:spPr>
+                      <wps:txbx>
+                        <w:txbxContent>
+                          <w:p/>
+                        </w:txbxContent>
+                      </wps:txbx>
+                      <wps:bodyPr anchor="t" lIns="0" tIns="0" rIns="0" bIns="0"/>
+                    </wps:wsp>
+                  </a:graphicData>
+                </a:graphic>
+              </wp:anchor>
+            </w:drawing>
+          </mc:Choice>
+          <mc:Fallback>
+            <w:pict>
+              <v:line id="VL130" style="position:absolute;left:0;top:0;z-index:0;mso-position-horizontal:absolute;mso-position-vertical:absolute;mso-position-horizontal-relative:page;mso-position-vertical-relative:page;mso-wrap:none;" from="252.00,244.50" to="253.00,266.00" strokecolor="#000000" strokeweight="0.750pt"/>
+            </w:pict>
+          </mc:Fallback>
+        </mc:AlternateContent>
       </w:r>
       <w:r>
-        <w:pict>
-          <v:rect id="Line139" style="position:absolute;left:189.750pt;top:166.875pt;width:117.000pt;height:0.750pt;z-index:0;mso-position-horizontal:absolute;mso-position-vertical:absolute;mso-position-horizontal-relative:page;mso-position-vertical-relative:page;mso-wrap:none;" filled="true" stroked="false">
-            <v:fill color="#000000"/>
-            <v:stroke on="false"/>
-          </v:rect>
-        </w:pict>
+        <mc:AlternateContent>
+          <mc:Choice xmlns:a="http://schemas.openxmlformats.org/drawingml/2006/main" Requires="wps">
+            <w:drawing>
+              <wp:anchor distT="0" distB="0" distL="0" distR="0" simplePos="0" relativeHeight="0" behindDoc="1" locked="0" layoutInCell="1" allowOverlap="1">
+                <wp:simplePos x="0" y="0"/>
+                <wp:positionH relativeFrom="page">
+                  <wp:posOffset>2409825</wp:posOffset>
+                </wp:positionH>
+                <wp:positionV relativeFrom="page">
+                  <wp:posOffset>2119312</wp:posOffset>
+                </wp:positionV>
+                <wp:extent cx="1485900" cy="9525"/>
+                <wp:effectExtent l="0" t="0" r="0" b="0"/>
+                <wp:wrapNone/>
+                <wp:docPr id="131" name="Line131"/>
+                <wp:cNvGraphicFramePr/>
+                <a:graphic>
+                  <a:graphicData uri="http://schemas.microsoft.com/office/word/2010/wordprocessingShape">
+                    <wps:wsp>
+                      <wps:cNvSpPr/>
+                      <wps:cNvCnPr/>
+                      <wps:spPr>
+                        <a:xfrm>
+                          <a:off x="0" y="0"/>
+                          <a:ext cx="1485900" cy="9525"/>
+                        </a:xfrm>
+                        <a:prstGeom prst="rect">
+                          <a:avLst/>
+                        </a:prstGeom>
+                        <a:solidFill>
+                          <a:srgbClr val="000000"/>
+                        </a:solidFill>
+                        <a:ln>
+                          <a:noFill/>
+                        </a:ln>
+                      </wps:spPr>
+                      <wps:txbx>
+                        <w:txbxContent>
+                          <w:p/>
+                        </w:txbxContent>
+                      </wps:txbx>
+                      <wps:bodyPr anchor="t" lIns="0" tIns="0" rIns="0" bIns="0"/>
+                    </wps:wsp>
+                  </a:graphicData>
+                </a:graphic>
+              </wp:anchor>
+            </w:drawing>
+          </mc:Choice>
+          <mc:Fallback>
+            <w:pict>
+              <v:rect id="VL131" style="position:absolute;left:189.750pt;top:166.875pt;width:117.000pt;height:0.750pt;z-index:0;mso-position-horizontal:absolute;mso-position-vertical:absolute;mso-position-horizontal-relative:page;mso-position-vertical-relative:page;mso-wrap:none;" filled="true" stroked="false">
+                <v:fill color="#000000"/>
+                <v:stroke on="false"/>
+              </v:rect>
+            </w:pict>
+          </mc:Fallback>
+        </mc:AlternateContent>
       </w:r>
       <w:r>
-        <w:pict>
-          <v:line id="Line140" style="position:absolute;left:0;top:0;z-index:0;mso-position-horizontal:absolute;mso-position-vertical:absolute;mso-position-horizontal-relative:page;mso-position-vertical-relative:page;mso-wrap:none;" from="408.0,244.5" to="409.0,266.0" strokecolor="#000000" strokeweight="0.750pt">
-</v:line>
-        </w:pict>
+        <mc:AlternateContent>
+          <mc:Choice xmlns:a="http://schemas.openxmlformats.org/drawingml/2006/main" Requires="wps">
+            <w:drawing>
+              <wp:anchor distT="0" distB="0" distL="0" distR="0" simplePos="0" relativeHeight="0" behindDoc="1" locked="0" layoutInCell="1" allowOverlap="1">
+                <wp:simplePos x="0" y="0"/>
+                <wp:positionH relativeFrom="page">
+                  <wp:posOffset>3886200</wp:posOffset>
+                </wp:positionH>
+                <wp:positionV relativeFrom="page">
+                  <wp:posOffset>2328862</wp:posOffset>
+                </wp:positionV>
+                <wp:extent cx="9525" cy="204788"/>
+                <wp:effectExtent l="0" t="0" r="0" b="0"/>
+                <wp:wrapNone/>
+                <wp:docPr id="132" name="Line132"/>
+                <wp:cNvGraphicFramePr/>
+                <a:graphic>
+                  <a:graphicData uri="http://schemas.microsoft.com/office/word/2010/wordprocessingShape">
+                    <wps:wsp>
+                      <wps:cNvSpPr/>
+                      <wps:cNvCnPr/>
+                      <wps:spPr>
+                        <a:xfrm rotation="5240219">
+                          <a:off x="0" y="0"/>
+                          <a:ext cx="9525" cy="9525"/>
+                        </a:xfrm>
+                        <a:prstGeom prst="rect">
+                          <a:avLst/>
+                        </a:prstGeom>
+                        <a:solidFill>
+                          <a:srgbClr val="000000"/>
+                        </a:solidFill>
+                        <a:ln>
+                          <a:noFill/>
+                        </a:ln>
+                      </wps:spPr>
+                      <wps:txbx>
+                        <w:txbxContent>
+                          <w:p/>
+                        </w:txbxContent>
+                      </wps:txbx>
+                      <wps:bodyPr anchor="t" lIns="0" tIns="0" rIns="0" bIns="0"/>
+                    </wps:wsp>
+                  </a:graphicData>
+                </a:graphic>
+              </wp:anchor>
+            </w:drawing>
+          </mc:Choice>
+          <mc:Fallback>
+            <w:pict>
+              <v:line id="VL132" style="position:absolute;left:0;top:0;z-index:0;mso-position-horizontal:absolute;mso-position-vertical:absolute;mso-position-horizontal-relative:page;mso-position-vertical-relative:page;mso-wrap:none;" from="408.00,244.50" to="409.00,266.00" strokecolor="#000000" strokeweight="0.750pt"/>
+            </w:pict>
+          </mc:Fallback>
+        </mc:AlternateContent>
       </w:r>
       <w:r>
-        <w:pict>
-          <v:rect id="Line141" style="position:absolute;left:306.750pt;top:166.875pt;width:116.250pt;height:0.750pt;z-index:0;mso-position-horizontal:absolute;mso-position-vertical:absolute;mso-position-horizontal-relative:page;mso-position-vertical-relative:page;mso-wrap:none;" filled="true" stroked="false">
-            <v:fill color="#000000"/>
-            <v:stroke on="false"/>
-          </v:rect>
-        </w:pict>
+        <mc:AlternateContent>
+          <mc:Choice xmlns:a="http://schemas.openxmlformats.org/drawingml/2006/main" Requires="wps">
+            <w:drawing>
+              <wp:anchor distT="0" distB="0" distL="0" distR="0" simplePos="0" relativeHeight="0" behindDoc="1" locked="0" layoutInCell="1" allowOverlap="1">
+                <wp:simplePos x="0" y="0"/>
+                <wp:positionH relativeFrom="page">
+                  <wp:posOffset>3895725</wp:posOffset>
+                </wp:positionH>
+                <wp:positionV relativeFrom="page">
+                  <wp:posOffset>2119312</wp:posOffset>
+                </wp:positionV>
+                <wp:extent cx="1476375" cy="9525"/>
+                <wp:effectExtent l="0" t="0" r="0" b="0"/>
+                <wp:wrapNone/>
+                <wp:docPr id="133" name="Line133"/>
+                <wp:cNvGraphicFramePr/>
+                <a:graphic>
+                  <a:graphicData uri="http://schemas.microsoft.com/office/word/2010/wordprocessingShape">
+                    <wps:wsp>
+                      <wps:cNvSpPr/>
+                      <wps:cNvCnPr/>
+                      <wps:spPr>
+                        <a:xfrm>
+                          <a:off x="0" y="0"/>
+                          <a:ext cx="1476375" cy="9525"/>
+                        </a:xfrm>
+                        <a:prstGeom prst="rect">
+                          <a:avLst/>
+                        </a:prstGeom>
+                        <a:solidFill>
+                          <a:srgbClr val="000000"/>
+                        </a:solidFill>
+                        <a:ln>
+                          <a:noFill/>
+                        </a:ln>
+                      </wps:spPr>
+                      <wps:txbx>
+                        <w:txbxContent>
+                          <w:p/>
+                        </w:txbxContent>
+                      </wps:txbx>
+                      <wps:bodyPr anchor="t" lIns="0" tIns="0" rIns="0" bIns="0"/>
+                    </wps:wsp>
+                  </a:graphicData>
+                </a:graphic>
+              </wp:anchor>
+            </w:drawing>
+          </mc:Choice>
+          <mc:Fallback>
+            <w:pict>
+              <v:rect id="VL133" style="position:absolute;left:306.750pt;top:166.875pt;width:116.250pt;height:0.750pt;z-index:0;mso-position-horizontal:absolute;mso-position-vertical:absolute;mso-position-horizontal-relative:page;mso-position-vertical-relative:page;mso-wrap:none;" filled="true" stroked="false">
+                <v:fill color="#000000"/>
+                <v:stroke on="false"/>
+              </v:rect>
+            </w:pict>
+          </mc:Fallback>
+        </mc:AlternateContent>
       </w:r>
       <w:r>
-        <w:pict>
-          <v:line id="Line142" style="position:absolute;left:0;top:0;z-index:0;mso-position-horizontal:absolute;mso-position-vertical:absolute;mso-position-horizontal-relative:page;mso-position-vertical-relative:page;mso-wrap:none;" from="563.0,244.5" to="564.0,266.0" strokecolor="#000000" strokeweight="0.750pt">
-</v:line>
-        </w:pict>
+        <mc:AlternateContent>
+          <mc:Choice xmlns:a="http://schemas.openxmlformats.org/drawingml/2006/main" Requires="wps">
+            <w:drawing>
+              <wp:anchor distT="0" distB="0" distL="0" distR="0" simplePos="0" relativeHeight="0" behindDoc="1" locked="0" layoutInCell="1" allowOverlap="1">
+                <wp:simplePos x="0" y="0"/>
+                <wp:positionH relativeFrom="page">
+                  <wp:posOffset>5362575</wp:posOffset>
+                </wp:positionH>
+                <wp:positionV relativeFrom="page">
+                  <wp:posOffset>2328862</wp:posOffset>
+                </wp:positionV>
+                <wp:extent cx="9525" cy="204788"/>
+                <wp:effectExtent l="0" t="0" r="0" b="0"/>
+                <wp:wrapNone/>
+                <wp:docPr id="134" name="Line134"/>
+                <wp:cNvGraphicFramePr/>
+                <a:graphic>
+                  <a:graphicData uri="http://schemas.microsoft.com/office/word/2010/wordprocessingShape">
+                    <wps:wsp>
+                      <wps:cNvSpPr/>
+                      <wps:cNvCnPr/>
+                      <wps:spPr>
+                        <a:xfrm rotation="5240219">
+                          <a:off x="0" y="0"/>
+                          <a:ext cx="9525" cy="9525"/>
+                        </a:xfrm>
+                        <a:prstGeom prst="rect">
+                          <a:avLst/>
+                        </a:prstGeom>
+                        <a:solidFill>
+                          <a:srgbClr val="000000"/>
+                        </a:solidFill>
+                        <a:ln>
+                          <a:noFill/>
+                        </a:ln>
+                      </wps:spPr>
+                      <wps:txbx>
+                        <w:txbxContent>
+                          <w:p/>
+                        </w:txbxContent>
+                      </wps:txbx>
+                      <wps:bodyPr anchor="t" lIns="0" tIns="0" rIns="0" bIns="0"/>
+                    </wps:wsp>
+                  </a:graphicData>
+                </a:graphic>
+              </wp:anchor>
+            </w:drawing>
+          </mc:Choice>
+          <mc:Fallback>
+            <w:pict>
+              <v:line id="VL134" style="position:absolute;left:0;top:0;z-index:0;mso-position-horizontal:absolute;mso-position-vertical:absolute;mso-position-horizontal-relative:page;mso-position-vertical-relative:page;mso-wrap:none;" from="563.00,244.50" to="564.00,266.00" strokecolor="#000000" strokeweight="0.750pt"/>
+            </w:pict>
+          </mc:Fallback>
+        </mc:AlternateContent>
       </w:r>
       <w:r>
-        <w:pict>
-          <v:rect id="Line143" style="position:absolute;left:423.000pt;top:166.875pt;width:117.000pt;height:0.750pt;z-index:0;mso-position-horizontal:absolute;mso-position-vertical:absolute;mso-position-horizontal-relative:page;mso-position-vertical-relative:page;mso-wrap:none;" filled="true" stroked="false">
-            <v:fill color="#000000"/>
-            <v:stroke on="false"/>
-          </v:rect>
-        </w:pict>
+        <mc:AlternateContent>
+          <mc:Choice xmlns:a="http://schemas.openxmlformats.org/drawingml/2006/main" Requires="wps">
+            <w:drawing>
+              <wp:anchor distT="0" distB="0" distL="0" distR="0" simplePos="0" relativeHeight="0" behindDoc="1" locked="0" layoutInCell="1" allowOverlap="1">
+                <wp:simplePos x="0" y="0"/>
+                <wp:positionH relativeFrom="page">
+                  <wp:posOffset>5372100</wp:posOffset>
+                </wp:positionH>
+                <wp:positionV relativeFrom="page">
+                  <wp:posOffset>2119312</wp:posOffset>
+                </wp:positionV>
+                <wp:extent cx="1485900" cy="9525"/>
+                <wp:effectExtent l="0" t="0" r="0" b="0"/>
+                <wp:wrapNone/>
+                <wp:docPr id="135" name="Line135"/>
+                <wp:cNvGraphicFramePr/>
+                <a:graphic>
+                  <a:graphicData uri="http://schemas.microsoft.com/office/word/2010/wordprocessingShape">
+                    <wps:wsp>
+                      <wps:cNvSpPr/>
+                      <wps:cNvCnPr/>
+                      <wps:spPr>
+                        <a:xfrm>
+                          <a:off x="0" y="0"/>
+                          <a:ext cx="1485900" cy="9525"/>
+                        </a:xfrm>
+                        <a:prstGeom prst="rect">
+                          <a:avLst/>
+                        </a:prstGeom>
+                        <a:solidFill>
+                          <a:srgbClr val="000000"/>
+                        </a:solidFill>
+                        <a:ln>
+                          <a:noFill/>
+                        </a:ln>
+                      </wps:spPr>
+                      <wps:txbx>
+                        <w:txbxContent>
+                          <w:p/>
+                        </w:txbxContent>
+                      </wps:txbx>
+                      <wps:bodyPr anchor="t" lIns="0" tIns="0" rIns="0" bIns="0"/>
+                    </wps:wsp>
+                  </a:graphicData>
+                </a:graphic>
+              </wp:anchor>
+            </w:drawing>
+          </mc:Choice>
+          <mc:Fallback>
+            <w:pict>
+              <v:rect id="VL135" style="position:absolute;left:423.000pt;top:166.875pt;width:117.000pt;height:0.750pt;z-index:0;mso-position-horizontal:absolute;mso-position-vertical:absolute;mso-position-horizontal-relative:page;mso-position-vertical-relative:page;mso-wrap:none;" filled="true" stroked="false">
+                <v:fill color="#000000"/>
+                <v:stroke on="false"/>
+              </v:rect>
+            </w:pict>
+          </mc:Fallback>
+        </mc:AlternateContent>
       </w:r>
       <w:r>
-        <w:pict>
-          <v:line id="Line144" style="position:absolute;left:0;top:0;z-index:0;mso-position-horizontal:absolute;mso-position-vertical:absolute;mso-position-horizontal-relative:page;mso-position-vertical-relative:page;mso-wrap:none;" from="719.0,244.5" to="720.0,266.0" strokecolor="#000000" strokeweight="0.750pt">
-</v:line>
-        </w:pict>
+        <mc:AlternateContent>
+          <mc:Choice xmlns:a="http://schemas.openxmlformats.org/drawingml/2006/main" Requires="wps">
+            <w:drawing>
+              <wp:anchor distT="0" distB="0" distL="0" distR="0" simplePos="0" relativeHeight="0" behindDoc="1" locked="0" layoutInCell="1" allowOverlap="1">
+                <wp:simplePos x="0" y="0"/>
+                <wp:positionH relativeFrom="page">
+                  <wp:posOffset>6848475</wp:posOffset>
+                </wp:positionH>
+                <wp:positionV relativeFrom="page">
+                  <wp:posOffset>2328862</wp:posOffset>
+                </wp:positionV>
+                <wp:extent cx="9525" cy="204788"/>
+                <wp:effectExtent l="0" t="0" r="0" b="0"/>
+                <wp:wrapNone/>
+                <wp:docPr id="136" name="Line136"/>
+                <wp:cNvGraphicFramePr/>
+                <a:graphic>
+                  <a:graphicData uri="http://schemas.microsoft.com/office/word/2010/wordprocessingShape">
+                    <wps:wsp>
+                      <wps:cNvSpPr/>
+                      <wps:cNvCnPr/>
+                      <wps:spPr>
+                        <a:xfrm rotation="5240219">
+                          <a:off x="0" y="0"/>
+                          <a:ext cx="9525" cy="9525"/>
+                        </a:xfrm>
+                        <a:prstGeom prst="rect">
+                          <a:avLst/>
+                        </a:prstGeom>
+                        <a:solidFill>
+                          <a:srgbClr val="000000"/>
+                        </a:solidFill>
+                        <a:ln>
+                          <a:noFill/>
+                        </a:ln>
+                      </wps:spPr>
+                      <wps:txbx>
+                        <w:txbxContent>
+                          <w:p/>
+                        </w:txbxContent>
+                      </wps:txbx>
+                      <wps:bodyPr anchor="t" lIns="0" tIns="0" rIns="0" bIns="0"/>
+                    </wps:wsp>
+                  </a:graphicData>
+                </a:graphic>
+              </wp:anchor>
+            </w:drawing>
+          </mc:Choice>
+          <mc:Fallback>
+            <w:pict>
+              <v:line id="VL136" style="position:absolute;left:0;top:0;z-index:0;mso-position-horizontal:absolute;mso-position-vertical:absolute;mso-position-horizontal-relative:page;mso-position-vertical-relative:page;mso-wrap:none;" from="719.00,244.50" to="720.00,266.00" strokecolor="#000000" strokeweight="0.750pt"/>
+            </w:pict>
+          </mc:Fallback>
+        </mc:AlternateContent>
       </w:r>
       <w:r>
-        <w:pict>
-          <v:line id="Line145" style="position:absolute;left:0;top:0;z-index:0;mso-position-horizontal:absolute;mso-position-vertical:absolute;mso-position-horizontal-relative:page;mso-position-vertical-relative:page;mso-wrap:none;" from="96.0,287.5" to="97.0,309.0" strokecolor="#000000" strokeweight="0.750pt">
-</v:line>
-        </w:pict>
+        <mc:AlternateContent>
+          <mc:Choice xmlns:a="http://schemas.openxmlformats.org/drawingml/2006/main" Requires="wps">
+            <w:drawing>
+              <wp:anchor distT="0" distB="0" distL="0" distR="0" simplePos="0" relativeHeight="0" behindDoc="1" locked="0" layoutInCell="1" allowOverlap="1">
+                <wp:simplePos x="0" y="0"/>
+                <wp:positionH relativeFrom="page">
+                  <wp:posOffset>914400</wp:posOffset>
+                </wp:positionH>
+                <wp:positionV relativeFrom="page">
+                  <wp:posOffset>2738438</wp:posOffset>
+                </wp:positionV>
+                <wp:extent cx="9525" cy="204788"/>
+                <wp:effectExtent l="0" t="0" r="0" b="0"/>
+                <wp:wrapNone/>
+                <wp:docPr id="137" name="Line137"/>
+                <wp:cNvGraphicFramePr/>
+                <a:graphic>
+                  <a:graphicData uri="http://schemas.microsoft.com/office/word/2010/wordprocessingShape">
+                    <wps:wsp>
+                      <wps:cNvSpPr/>
+                      <wps:cNvCnPr/>
+                      <wps:spPr>
+                        <a:xfrm rotation="5240219">
+                          <a:off x="0" y="0"/>
+                          <a:ext cx="9525" cy="9525"/>
+                        </a:xfrm>
+                        <a:prstGeom prst="rect">
+                          <a:avLst/>
+                        </a:prstGeom>
+                        <a:solidFill>
+                          <a:srgbClr val="000000"/>
+                        </a:solidFill>
+                        <a:ln>
+                          <a:noFill/>
+                        </a:ln>
+                      </wps:spPr>
+                      <wps:txbx>
+                        <w:txbxContent>
+                          <w:p/>
+                        </w:txbxContent>
+                      </wps:txbx>
+                      <wps:bodyPr anchor="t" lIns="0" tIns="0" rIns="0" bIns="0"/>
+                    </wps:wsp>
+                  </a:graphicData>
+                </a:graphic>
+              </wp:anchor>
+            </w:drawing>
+          </mc:Choice>
+          <mc:Fallback>
+            <w:pict>
+              <v:line id="VL137" style="position:absolute;left:0;top:0;z-index:0;mso-position-horizontal:absolute;mso-position-vertical:absolute;mso-position-horizontal-relative:page;mso-position-vertical-relative:page;mso-wrap:none;" from="96.00,287.50" to="97.00,309.00" strokecolor="#000000" strokeweight="0.750pt"/>
+            </w:pict>
+          </mc:Fallback>
+        </mc:AlternateContent>
       </w:r>
       <w:r>
-        <w:pict>
-          <v:rect id="Line146" style="position:absolute;left:72.000pt;top:199.125pt;width:117.750pt;height:0.750pt;z-index:0;mso-position-horizontal:absolute;mso-position-vertical:absolute;mso-position-horizontal-relative:page;mso-position-vertical-relative:page;mso-wrap:none;" filled="true" stroked="false">
-            <v:fill color="#000000"/>
-            <v:stroke on="false"/>
-          </v:rect>
-        </w:pict>
+        <mc:AlternateContent>
+          <mc:Choice xmlns:a="http://schemas.openxmlformats.org/drawingml/2006/main" Requires="wps">
+            <w:drawing>
+              <wp:anchor distT="0" distB="0" distL="0" distR="0" simplePos="0" relativeHeight="0" behindDoc="1" locked="0" layoutInCell="1" allowOverlap="1">
+                <wp:simplePos x="0" y="0"/>
+                <wp:positionH relativeFrom="page">
+                  <wp:posOffset>914400</wp:posOffset>
+                </wp:positionH>
+                <wp:positionV relativeFrom="page">
+                  <wp:posOffset>2528888</wp:posOffset>
+                </wp:positionV>
+                <wp:extent cx="1495425" cy="9525"/>
+                <wp:effectExtent l="0" t="0" r="0" b="0"/>
+                <wp:wrapNone/>
+                <wp:docPr id="138" name="Line138"/>
+                <wp:cNvGraphicFramePr/>
+                <a:graphic>
+                  <a:graphicData uri="http://schemas.microsoft.com/office/word/2010/wordprocessingShape">
+                    <wps:wsp>
+                      <wps:cNvSpPr/>
+                      <wps:cNvCnPr/>
+                      <wps:spPr>
+                        <a:xfrm>
+                          <a:off x="0" y="0"/>
+                          <a:ext cx="1495425" cy="9525"/>
+                        </a:xfrm>
+                        <a:prstGeom prst="rect">
+                          <a:avLst/>
+                        </a:prstGeom>
+                        <a:solidFill>
+                          <a:srgbClr val="000000"/>
+                        </a:solidFill>
+                        <a:ln>
+                          <a:noFill/>
+                        </a:ln>
+                      </wps:spPr>
+                      <wps:txbx>
+                        <w:txbxContent>
+                          <w:p/>
+                        </w:txbxContent>
+                      </wps:txbx>
+                      <wps:bodyPr anchor="t" lIns="0" tIns="0" rIns="0" bIns="0"/>
+                    </wps:wsp>
+                  </a:graphicData>
+                </a:graphic>
+              </wp:anchor>
+            </w:drawing>
+          </mc:Choice>
+          <mc:Fallback>
+            <w:pict>
+              <v:rect id="VL138" style="position:absolute;left:72.000pt;top:199.125pt;width:117.750pt;height:0.750pt;z-index:0;mso-position-horizontal:absolute;mso-position-vertical:absolute;mso-position-horizontal-relative:page;mso-position-vertical-relative:page;mso-wrap:none;" filled="true" stroked="false">
+                <v:fill color="#000000"/>
+                <v:stroke on="false"/>
+              </v:rect>
+            </w:pict>
+          </mc:Fallback>
+        </mc:AlternateContent>
       </w:r>
       <w:r>
-        <w:pict>
-          <v:line id="Line147" style="position:absolute;left:0;top:0;z-index:0;mso-position-horizontal:absolute;mso-position-vertical:absolute;mso-position-horizontal-relative:page;mso-position-vertical-relative:page;mso-wrap:none;" from="252.0,287.5" to="253.0,309.0" strokecolor="#000000" strokeweight="0.750pt">
-</v:line>
-        </w:pict>
+        <mc:AlternateContent>
+          <mc:Choice xmlns:a="http://schemas.openxmlformats.org/drawingml/2006/main" Requires="wps">
+            <w:drawing>
+              <wp:anchor distT="0" distB="0" distL="0" distR="0" simplePos="0" relativeHeight="0" behindDoc="1" locked="0" layoutInCell="1" allowOverlap="1">
+                <wp:simplePos x="0" y="0"/>
+                <wp:positionH relativeFrom="page">
+                  <wp:posOffset>2400300</wp:posOffset>
+                </wp:positionH>
+                <wp:positionV relativeFrom="page">
+                  <wp:posOffset>2738438</wp:posOffset>
+                </wp:positionV>
+                <wp:extent cx="9525" cy="204788"/>
+                <wp:effectExtent l="0" t="0" r="0" b="0"/>
+                <wp:wrapNone/>
+                <wp:docPr id="139" name="Line139"/>
+                <wp:cNvGraphicFramePr/>
+                <a:graphic>
+                  <a:graphicData uri="http://schemas.microsoft.com/office/word/2010/wordprocessingShape">
+                    <wps:wsp>
+                      <wps:cNvSpPr/>
+                      <wps:cNvCnPr/>
+                      <wps:spPr>
+                        <a:xfrm rotation="5240219">
+                          <a:off x="0" y="0"/>
+                          <a:ext cx="9525" cy="9525"/>
+                        </a:xfrm>
+                        <a:prstGeom prst="rect">
+                          <a:avLst/>
+                        </a:prstGeom>
+                        <a:solidFill>
+                          <a:srgbClr val="000000"/>
+                        </a:solidFill>
+                        <a:ln>
+                          <a:noFill/>
+                        </a:ln>
+                      </wps:spPr>
+                      <wps:txbx>
+                        <w:txbxContent>
+                          <w:p/>
+                        </w:txbxContent>
+                      </wps:txbx>
+                      <wps:bodyPr anchor="t" lIns="0" tIns="0" rIns="0" bIns="0"/>
+                    </wps:wsp>
+                  </a:graphicData>
+                </a:graphic>
+              </wp:anchor>
+            </w:drawing>
+          </mc:Choice>
+          <mc:Fallback>
+            <w:pict>
+              <v:line id="VL139" style="position:absolute;left:0;top:0;z-index:0;mso-position-horizontal:absolute;mso-position-vertical:absolute;mso-position-horizontal-relative:page;mso-position-vertical-relative:page;mso-wrap:none;" from="252.00,287.50" to="253.00,309.00" strokecolor="#000000" strokeweight="0.750pt"/>
+            </w:pict>
+          </mc:Fallback>
+        </mc:AlternateContent>
       </w:r>
       <w:r>
-        <w:pict>
-          <v:rect id="Line148" style="position:absolute;left:189.750pt;top:199.125pt;width:117.000pt;height:0.750pt;z-index:0;mso-position-horizontal:absolute;mso-position-vertical:absolute;mso-position-horizontal-relative:page;mso-position-vertical-relative:page;mso-wrap:none;" filled="true" stroked="false">
-            <v:fill color="#000000"/>
-            <v:stroke on="false"/>
-          </v:rect>
-        </w:pict>
+        <mc:AlternateContent>
+          <mc:Choice xmlns:a="http://schemas.openxmlformats.org/drawingml/2006/main" Requires="wps">
+            <w:drawing>
+              <wp:anchor distT="0" distB="0" distL="0" distR="0" simplePos="0" relativeHeight="0" behindDoc="1" locked="0" layoutInCell="1" allowOverlap="1">
+                <wp:simplePos x="0" y="0"/>
+                <wp:positionH relativeFrom="page">
+                  <wp:posOffset>2409825</wp:posOffset>
+                </wp:positionH>
+                <wp:positionV relativeFrom="page">
+                  <wp:posOffset>2528888</wp:posOffset>
+                </wp:positionV>
+                <wp:extent cx="1485900" cy="9525"/>
+                <wp:effectExtent l="0" t="0" r="0" b="0"/>
+                <wp:wrapNone/>
+                <wp:docPr id="140" name="Line140"/>
+                <wp:cNvGraphicFramePr/>
+                <a:graphic>
+                  <a:graphicData uri="http://schemas.microsoft.com/office/word/2010/wordprocessingShape">
+                    <wps:wsp>
+                      <wps:cNvSpPr/>
+                      <wps:cNvCnPr/>
+                      <wps:spPr>
+                        <a:xfrm>
+                          <a:off x="0" y="0"/>
+                          <a:ext cx="1485900" cy="9525"/>
+                        </a:xfrm>
+                        <a:prstGeom prst="rect">
+                          <a:avLst/>
+                        </a:prstGeom>
+                        <a:solidFill>
+                          <a:srgbClr val="000000"/>
+                        </a:solidFill>
+                        <a:ln>
+                          <a:noFill/>
+                        </a:ln>
+                      </wps:spPr>
+                      <wps:txbx>
+                        <w:txbxContent>
+                          <w:p/>
+                        </w:txbxContent>
+                      </wps:txbx>
+                      <wps:bodyPr anchor="t" lIns="0" tIns="0" rIns="0" bIns="0"/>
+                    </wps:wsp>
+                  </a:graphicData>
+                </a:graphic>
+              </wp:anchor>
+            </w:drawing>
+          </mc:Choice>
+          <mc:Fallback>
+            <w:pict>
+              <v:rect id="VL140" style="position:absolute;left:189.750pt;top:199.125pt;width:117.000pt;height:0.750pt;z-index:0;mso-position-horizontal:absolute;mso-position-vertical:absolute;mso-position-horizontal-relative:page;mso-position-vertical-relative:page;mso-wrap:none;" filled="true" stroked="false">
+                <v:fill color="#000000"/>
+                <v:stroke on="false"/>
+              </v:rect>
+            </w:pict>
+          </mc:Fallback>
+        </mc:AlternateContent>
       </w:r>
       <w:r>
-        <w:pict>
-          <v:line id="Line149" style="position:absolute;left:0;top:0;z-index:0;mso-position-horizontal:absolute;mso-position-vertical:absolute;mso-position-horizontal-relative:page;mso-position-vertical-relative:page;mso-wrap:none;" from="408.0,287.5" to="409.0,309.0" strokecolor="#000000" strokeweight="0.750pt">
-</v:line>
-        </w:pict>
+        <mc:AlternateContent>
+          <mc:Choice xmlns:a="http://schemas.openxmlformats.org/drawingml/2006/main" Requires="wps">
+            <w:drawing>
+              <wp:anchor distT="0" distB="0" distL="0" distR="0" simplePos="0" relativeHeight="0" behindDoc="1" locked="0" layoutInCell="1" allowOverlap="1">
+                <wp:simplePos x="0" y="0"/>
+                <wp:positionH relativeFrom="page">
+                  <wp:posOffset>3886200</wp:posOffset>
+                </wp:positionH>
+                <wp:positionV relativeFrom="page">
+                  <wp:posOffset>2738438</wp:posOffset>
+                </wp:positionV>
+                <wp:extent cx="9525" cy="204788"/>
+                <wp:effectExtent l="0" t="0" r="0" b="0"/>
+                <wp:wrapNone/>
+                <wp:docPr id="141" name="Line141"/>
+                <wp:cNvGraphicFramePr/>
+                <a:graphic>
+                  <a:graphicData uri="http://schemas.microsoft.com/office/word/2010/wordprocessingShape">
+                    <wps:wsp>
+                      <wps:cNvSpPr/>
+                      <wps:cNvCnPr/>
+                      <wps:spPr>
+                        <a:xfrm rotation="5240219">
+                          <a:off x="0" y="0"/>
+                          <a:ext cx="9525" cy="9525"/>
+                        </a:xfrm>
+                        <a:prstGeom prst="rect">
+                          <a:avLst/>
+                        </a:prstGeom>
+                        <a:solidFill>
+                          <a:srgbClr val="000000"/>
+                        </a:solidFill>
+                        <a:ln>
+                          <a:noFill/>
+                        </a:ln>
+                      </wps:spPr>
+                      <wps:txbx>
+                        <w:txbxContent>
+                          <w:p/>
+                        </w:txbxContent>
+                      </wps:txbx>
+                      <wps:bodyPr anchor="t" lIns="0" tIns="0" rIns="0" bIns="0"/>
+                    </wps:wsp>
+                  </a:graphicData>
+                </a:graphic>
+              </wp:anchor>
+            </w:drawing>
+          </mc:Choice>
+          <mc:Fallback>
+            <w:pict>
+              <v:line id="VL141" style="position:absolute;left:0;top:0;z-index:0;mso-position-horizontal:absolute;mso-position-vertical:absolute;mso-position-horizontal-relative:page;mso-position-vertical-relative:page;mso-wrap:none;" from="408.00,287.50" to="409.00,309.00" strokecolor="#000000" strokeweight="0.750pt"/>
+            </w:pict>
+          </mc:Fallback>
+        </mc:AlternateContent>
       </w:r>
       <w:r>
-        <w:pict>
-          <v:rect id="Line150" style="position:absolute;left:306.750pt;top:199.125pt;width:116.250pt;height:0.750pt;z-index:0;mso-position-horizontal:absolute;mso-position-vertical:absolute;mso-position-horizontal-relative:page;mso-position-vertical-relative:page;mso-wrap:none;" filled="true" stroked="false">
-            <v:fill color="#000000"/>
-            <v:stroke on="false"/>
-          </v:rect>
-        </w:pict>
+        <mc:AlternateContent>
+          <mc:Choice xmlns:a="http://schemas.openxmlformats.org/drawingml/2006/main" Requires="wps">
+            <w:drawing>
+              <wp:anchor distT="0" distB="0" distL="0" distR="0" simplePos="0" relativeHeight="0" behindDoc="1" locked="0" layoutInCell="1" allowOverlap="1">
+                <wp:simplePos x="0" y="0"/>
+                <wp:positionH relativeFrom="page">
+                  <wp:posOffset>3895725</wp:posOffset>
+                </wp:positionH>
+                <wp:positionV relativeFrom="page">
+                  <wp:posOffset>2528888</wp:posOffset>
+                </wp:positionV>
+                <wp:extent cx="1476375" cy="9525"/>
+                <wp:effectExtent l="0" t="0" r="0" b="0"/>
+                <wp:wrapNone/>
+                <wp:docPr id="142" name="Line142"/>
+                <wp:cNvGraphicFramePr/>
+                <a:graphic>
+                  <a:graphicData uri="http://schemas.microsoft.com/office/word/2010/wordprocessingShape">
+                    <wps:wsp>
+                      <wps:cNvSpPr/>
+                      <wps:cNvCnPr/>
+                      <wps:spPr>
+                        <a:xfrm>
+                          <a:off x="0" y="0"/>
+                          <a:ext cx="1476375" cy="9525"/>
+                        </a:xfrm>
+                        <a:prstGeom prst="rect">
+                          <a:avLst/>
+                        </a:prstGeom>
+                        <a:solidFill>
+                          <a:srgbClr val="000000"/>
+                        </a:solidFill>
+                        <a:ln>
+                          <a:noFill/>
+                        </a:ln>
+                      </wps:spPr>
+                      <wps:txbx>
+                        <w:txbxContent>
+                          <w:p/>
+                        </w:txbxContent>
+                      </wps:txbx>
+                      <wps:bodyPr anchor="t" lIns="0" tIns="0" rIns="0" bIns="0"/>
+                    </wps:wsp>
+                  </a:graphicData>
+                </a:graphic>
+              </wp:anchor>
+            </w:drawing>
+          </mc:Choice>
+          <mc:Fallback>
+            <w:pict>
+              <v:rect id="VL142" style="position:absolute;left:306.750pt;top:199.125pt;width:116.250pt;height:0.750pt;z-index:0;mso-position-horizontal:absolute;mso-position-vertical:absolute;mso-position-horizontal-relative:page;mso-position-vertical-relative:page;mso-wrap:none;" filled="true" stroked="false">
+                <v:fill color="#000000"/>
+                <v:stroke on="false"/>
+              </v:rect>
+            </w:pict>
+          </mc:Fallback>
+        </mc:AlternateContent>
       </w:r>
       <w:r>
-        <w:pict>
-          <v:line id="Line151" style="position:absolute;left:0;top:0;z-index:0;mso-position-horizontal:absolute;mso-position-vertical:absolute;mso-position-horizontal-relative:page;mso-position-vertical-relative:page;mso-wrap:none;" from="563.0,287.5" to="564.0,309.0" strokecolor="#000000" strokeweight="0.750pt">
-</v:line>
-        </w:pict>
+        <mc:AlternateContent>
+          <mc:Choice xmlns:a="http://schemas.openxmlformats.org/drawingml/2006/main" Requires="wps">
+            <w:drawing>
+              <wp:anchor distT="0" distB="0" distL="0" distR="0" simplePos="0" relativeHeight="0" behindDoc="1" locked="0" layoutInCell="1" allowOverlap="1">
+                <wp:simplePos x="0" y="0"/>
+                <wp:positionH relativeFrom="page">
+                  <wp:posOffset>5362575</wp:posOffset>
+                </wp:positionH>
+                <wp:positionV relativeFrom="page">
+                  <wp:posOffset>2738438</wp:posOffset>
+                </wp:positionV>
+                <wp:extent cx="9525" cy="204788"/>
+                <wp:effectExtent l="0" t="0" r="0" b="0"/>
+                <wp:wrapNone/>
+                <wp:docPr id="143" name="Line143"/>
+                <wp:cNvGraphicFramePr/>
+                <a:graphic>
+                  <a:graphicData uri="http://schemas.microsoft.com/office/word/2010/wordprocessingShape">
+                    <wps:wsp>
+                      <wps:cNvSpPr/>
+                      <wps:cNvCnPr/>
+                      <wps:spPr>
+                        <a:xfrm rotation="5240219">
+                          <a:off x="0" y="0"/>
+                          <a:ext cx="9525" cy="9525"/>
+                        </a:xfrm>
+                        <a:prstGeom prst="rect">
+                          <a:avLst/>
+                        </a:prstGeom>
+                        <a:solidFill>
+                          <a:srgbClr val="000000"/>
+                        </a:solidFill>
+                        <a:ln>
+                          <a:noFill/>
+                        </a:ln>
+                      </wps:spPr>
+                      <wps:txbx>
+                        <w:txbxContent>
+                          <w:p/>
+                        </w:txbxContent>
+                      </wps:txbx>
+                      <wps:bodyPr anchor="t" lIns="0" tIns="0" rIns="0" bIns="0"/>
+                    </wps:wsp>
+                  </a:graphicData>
+                </a:graphic>
+              </wp:anchor>
+            </w:drawing>
+          </mc:Choice>
+          <mc:Fallback>
+            <w:pict>
+              <v:line id="VL143" style="position:absolute;left:0;top:0;z-index:0;mso-position-horizontal:absolute;mso-position-vertical:absolute;mso-position-horizontal-relative:page;mso-position-vertical-relative:page;mso-wrap:none;" from="563.00,287.50" to="564.00,309.00" strokecolor="#000000" strokeweight="0.750pt"/>
+            </w:pict>
+          </mc:Fallback>
+        </mc:AlternateContent>
       </w:r>
       <w:r>
-        <w:pict>
-          <v:rect id="Line152" style="position:absolute;left:423.000pt;top:199.125pt;width:117.000pt;height:0.750pt;z-index:0;mso-position-horizontal:absolute;mso-position-vertical:absolute;mso-position-horizontal-relative:page;mso-position-vertical-relative:page;mso-wrap:none;" filled="true" stroked="false">
-            <v:fill color="#000000"/>
-            <v:stroke on="false"/>
-          </v:rect>
-        </w:pict>
+        <mc:AlternateContent>
+          <mc:Choice xmlns:a="http://schemas.openxmlformats.org/drawingml/2006/main" Requires="wps">
+            <w:drawing>
+              <wp:anchor distT="0" distB="0" distL="0" distR="0" simplePos="0" relativeHeight="0" behindDoc="1" locked="0" layoutInCell="1" allowOverlap="1">
+                <wp:simplePos x="0" y="0"/>
+                <wp:positionH relativeFrom="page">
+                  <wp:posOffset>5372100</wp:posOffset>
+                </wp:positionH>
+                <wp:positionV relativeFrom="page">
+                  <wp:posOffset>2528888</wp:posOffset>
+                </wp:positionV>
+                <wp:extent cx="1485900" cy="9525"/>
+                <wp:effectExtent l="0" t="0" r="0" b="0"/>
+                <wp:wrapNone/>
+                <wp:docPr id="144" name="Line144"/>
+                <wp:cNvGraphicFramePr/>
+                <a:graphic>
+                  <a:graphicData uri="http://schemas.microsoft.com/office/word/2010/wordprocessingShape">
+                    <wps:wsp>
+                      <wps:cNvSpPr/>
+                      <wps:cNvCnPr/>
+                      <wps:spPr>
+                        <a:xfrm>
+                          <a:off x="0" y="0"/>
+                          <a:ext cx="1485900" cy="9525"/>
+                        </a:xfrm>
+                        <a:prstGeom prst="rect">
+                          <a:avLst/>
+                        </a:prstGeom>
+                        <a:solidFill>
+                          <a:srgbClr val="000000"/>
+                        </a:solidFill>
+                        <a:ln>
+                          <a:noFill/>
+                        </a:ln>
+                      </wps:spPr>
+                      <wps:txbx>
+                        <w:txbxContent>
+                          <w:p/>
+                        </w:txbxContent>
+                      </wps:txbx>
+                      <wps:bodyPr anchor="t" lIns="0" tIns="0" rIns="0" bIns="0"/>
+                    </wps:wsp>
+                  </a:graphicData>
+                </a:graphic>
+              </wp:anchor>
+            </w:drawing>
+          </mc:Choice>
+          <mc:Fallback>
+            <w:pict>
+              <v:rect id="VL144" style="position:absolute;left:423.000pt;top:199.125pt;width:117.000pt;height:0.750pt;z-index:0;mso-position-horizontal:absolute;mso-position-vertical:absolute;mso-position-horizontal-relative:page;mso-position-vertical-relative:page;mso-wrap:none;" filled="true" stroked="false">
+                <v:fill color="#000000"/>
+                <v:stroke on="false"/>
+              </v:rect>
+            </w:pict>
+          </mc:Fallback>
+        </mc:AlternateContent>
       </w:r>
       <w:r>
-        <w:pict>
-          <v:line id="Line153" style="position:absolute;left:0;top:0;z-index:0;mso-position-horizontal:absolute;mso-position-vertical:absolute;mso-position-horizontal-relative:page;mso-position-vertical-relative:page;mso-wrap:none;" from="719.0,287.5" to="720.0,309.0" strokecolor="#000000" strokeweight="0.750pt">
-</v:line>
-        </w:pict>
+        <mc:AlternateContent>
+          <mc:Choice xmlns:a="http://schemas.openxmlformats.org/drawingml/2006/main" Requires="wps">
+            <w:drawing>
+              <wp:anchor distT="0" distB="0" distL="0" distR="0" simplePos="0" relativeHeight="0" behindDoc="1" locked="0" layoutInCell="1" allowOverlap="1">
+                <wp:simplePos x="0" y="0"/>
+                <wp:positionH relativeFrom="page">
+                  <wp:posOffset>6848475</wp:posOffset>
+                </wp:positionH>
+                <wp:positionV relativeFrom="page">
+                  <wp:posOffset>2738438</wp:posOffset>
+                </wp:positionV>
+                <wp:extent cx="9525" cy="204788"/>
+                <wp:effectExtent l="0" t="0" r="0" b="0"/>
+                <wp:wrapNone/>
+                <wp:docPr id="145" name="Line145"/>
+                <wp:cNvGraphicFramePr/>
+                <a:graphic>
+                  <a:graphicData uri="http://schemas.microsoft.com/office/word/2010/wordprocessingShape">
+                    <wps:wsp>
+                      <wps:cNvSpPr/>
+                      <wps:cNvCnPr/>
+                      <wps:spPr>
+                        <a:xfrm rotation="5240219">
+                          <a:off x="0" y="0"/>
+                          <a:ext cx="9525" cy="9525"/>
+                        </a:xfrm>
+                        <a:prstGeom prst="rect">
+                          <a:avLst/>
+                        </a:prstGeom>
+                        <a:solidFill>
+                          <a:srgbClr val="000000"/>
+                        </a:solidFill>
+                        <a:ln>
+                          <a:noFill/>
+                        </a:ln>
+                      </wps:spPr>
+                      <wps:txbx>
+                        <w:txbxContent>
+                          <w:p/>
+                        </w:txbxContent>
+                      </wps:txbx>
+                      <wps:bodyPr anchor="t" lIns="0" tIns="0" rIns="0" bIns="0"/>
+                    </wps:wsp>
+                  </a:graphicData>
+                </a:graphic>
+              </wp:anchor>
+            </w:drawing>
+          </mc:Choice>
+          <mc:Fallback>
+            <w:pict>
+              <v:line id="VL145" style="position:absolute;left:0;top:0;z-index:0;mso-position-horizontal:absolute;mso-position-vertical:absolute;mso-position-horizontal-relative:page;mso-position-vertical-relative:page;mso-wrap:none;" from="719.00,287.50" to="720.00,309.00" strokecolor="#000000" strokeweight="0.750pt"/>
+            </w:pict>
+          </mc:Fallback>
+        </mc:AlternateContent>
       </w:r>
       <w:r>
-        <w:pict>
-          <v:rect id="Line154" style="position:absolute;left:72.000pt;top:231.375pt;width:117.750pt;height:0.750pt;z-index:0;mso-position-horizontal:absolute;mso-position-vertical:absolute;mso-position-horizontal-relative:page;mso-position-vertical-relative:page;mso-wrap:none;" filled="true" stroked="false">
-            <v:fill color="#000000"/>
-            <v:stroke on="false"/>
-          </v:rect>
-        </w:pict>
+        <mc:AlternateContent>
+          <mc:Choice xmlns:a="http://schemas.openxmlformats.org/drawingml/2006/main" Requires="wps">
+            <w:drawing>
+              <wp:anchor distT="0" distB="0" distL="0" distR="0" simplePos="0" relativeHeight="0" behindDoc="1" locked="0" layoutInCell="1" allowOverlap="1">
+                <wp:simplePos x="0" y="0"/>
+                <wp:positionH relativeFrom="page">
+                  <wp:posOffset>914400</wp:posOffset>
+                </wp:positionH>
+                <wp:positionV relativeFrom="page">
+                  <wp:posOffset>2938462</wp:posOffset>
+                </wp:positionV>
+                <wp:extent cx="1495425" cy="9525"/>
+                <wp:effectExtent l="0" t="0" r="0" b="0"/>
+                <wp:wrapNone/>
+                <wp:docPr id="146" name="Line146"/>
+                <wp:cNvGraphicFramePr/>
+                <a:graphic>
+                  <a:graphicData uri="http://schemas.microsoft.com/office/word/2010/wordprocessingShape">
+                    <wps:wsp>
+                      <wps:cNvSpPr/>
+                      <wps:cNvCnPr/>
+                      <wps:spPr>
+                        <a:xfrm>
+                          <a:off x="0" y="0"/>
+                          <a:ext cx="1495425" cy="9525"/>
+                        </a:xfrm>
+                        <a:prstGeom prst="rect">
+                          <a:avLst/>
+                        </a:prstGeom>
+                        <a:solidFill>
+                          <a:srgbClr val="000000"/>
+                        </a:solidFill>
+                        <a:ln>
+                          <a:noFill/>
+                        </a:ln>
+                      </wps:spPr>
+                      <wps:txbx>
+                        <w:txbxContent>
+                          <w:p/>
+                        </w:txbxContent>
+                      </wps:txbx>
+                      <wps:bodyPr anchor="t" lIns="0" tIns="0" rIns="0" bIns="0"/>
+                    </wps:wsp>
+                  </a:graphicData>
+                </a:graphic>
+              </wp:anchor>
+            </w:drawing>
+          </mc:Choice>
+          <mc:Fallback>
+            <w:pict>
+              <v:rect id="VL146" style="position:absolute;left:72.000pt;top:231.375pt;width:117.750pt;height:0.750pt;z-index:0;mso-position-horizontal:absolute;mso-position-vertical:absolute;mso-position-horizontal-relative:page;mso-position-vertical-relative:page;mso-wrap:none;" filled="true" stroked="false">
+                <v:fill color="#000000"/>
+                <v:stroke on="false"/>
+              </v:rect>
+            </w:pict>
+          </mc:Fallback>
+        </mc:AlternateContent>
       </w:r>
       <w:r>
-        <w:pict>
-          <v:rect id="Line155" style="position:absolute;left:189.750pt;top:231.375pt;width:117.000pt;height:0.750pt;z-index:0;mso-position-horizontal:absolute;mso-position-vertical:absolute;mso-position-horizontal-relative:page;mso-position-vertical-relative:page;mso-wrap:none;" filled="true" stroked="false">
-            <v:fill color="#000000"/>
-            <v:stroke on="false"/>
-          </v:rect>
-        </w:pict>
+        <mc:AlternateContent>
+          <mc:Choice xmlns:a="http://schemas.openxmlformats.org/drawingml/2006/main" Requires="wps">
+            <w:drawing>
+              <wp:anchor distT="0" distB="0" distL="0" distR="0" simplePos="0" relativeHeight="0" behindDoc="1" locked="0" layoutInCell="1" allowOverlap="1">
+                <wp:simplePos x="0" y="0"/>
+                <wp:positionH relativeFrom="page">
+                  <wp:posOffset>2409825</wp:posOffset>
+                </wp:positionH>
+                <wp:positionV relativeFrom="page">
+                  <wp:posOffset>2938462</wp:posOffset>
+                </wp:positionV>
+                <wp:extent cx="1485900" cy="9525"/>
+                <wp:effectExtent l="0" t="0" r="0" b="0"/>
+                <wp:wrapNone/>
+                <wp:docPr id="147" name="Line147"/>
+                <wp:cNvGraphicFramePr/>
+                <a:graphic>
+                  <a:graphicData uri="http://schemas.microsoft.com/office/word/2010/wordprocessingShape">
+                    <wps:wsp>
+                      <wps:cNvSpPr/>
+                      <wps:cNvCnPr/>
+                      <wps:spPr>
+                        <a:xfrm>
+                          <a:off x="0" y="0"/>
+                          <a:ext cx="1485900" cy="9525"/>
+                        </a:xfrm>
+                        <a:prstGeom prst="rect">
+                          <a:avLst/>
+                        </a:prstGeom>
+                        <a:solidFill>
+                          <a:srgbClr val="000000"/>
+                        </a:solidFill>
+                        <a:ln>
+                          <a:noFill/>
+                        </a:ln>
+                      </wps:spPr>
+                      <wps:txbx>
+                        <w:txbxContent>
+                          <w:p/>
+                        </w:txbxContent>
+                      </wps:txbx>
+                      <wps:bodyPr anchor="t" lIns="0" tIns="0" rIns="0" bIns="0"/>
+                    </wps:wsp>
+                  </a:graphicData>
+                </a:graphic>
+              </wp:anchor>
+            </w:drawing>
+          </mc:Choice>
+          <mc:Fallback>
+            <w:pict>
+              <v:rect id="VL147" style="position:absolute;left:189.750pt;top:231.375pt;width:117.000pt;height:0.750pt;z-index:0;mso-position-horizontal:absolute;mso-position-vertical:absolute;mso-position-horizontal-relative:page;mso-position-vertical-relative:page;mso-wrap:none;" filled="true" stroked="false">
+                <v:fill color="#000000"/>
+                <v:stroke on="false"/>
+              </v:rect>
+            </w:pict>
+          </mc:Fallback>
+        </mc:AlternateContent>
       </w:r>
       <w:r>
-        <w:pict>
-          <v:rect id="Line156" style="position:absolute;left:306.750pt;top:231.375pt;width:116.250pt;height:0.750pt;z-index:0;mso-position-horizontal:absolute;mso-position-vertical:absolute;mso-position-horizontal-relative:page;mso-position-vertical-relative:page;mso-wrap:none;" filled="true" stroked="false">
-            <v:fill color="#000000"/>
-            <v:stroke on="false"/>
-          </v:rect>
-        </w:pict>
+        <mc:AlternateContent>
+          <mc:Choice xmlns:a="http://schemas.openxmlformats.org/drawingml/2006/main" Requires="wps">
+            <w:drawing>
+              <wp:anchor distT="0" distB="0" distL="0" distR="0" simplePos="0" relativeHeight="0" behindDoc="1" locked="0" layoutInCell="1" allowOverlap="1">
+                <wp:simplePos x="0" y="0"/>
+                <wp:positionH relativeFrom="page">
+                  <wp:posOffset>3895725</wp:posOffset>
+                </wp:positionH>
+                <wp:positionV relativeFrom="page">
+                  <wp:posOffset>2938462</wp:posOffset>
+                </wp:positionV>
+                <wp:extent cx="1476375" cy="9525"/>
+                <wp:effectExtent l="0" t="0" r="0" b="0"/>
+                <wp:wrapNone/>
+                <wp:docPr id="148" name="Line148"/>
+                <wp:cNvGraphicFramePr/>
+                <a:graphic>
+                  <a:graphicData uri="http://schemas.microsoft.com/office/word/2010/wordprocessingShape">
+                    <wps:wsp>
+                      <wps:cNvSpPr/>
+                      <wps:cNvCnPr/>
+                      <wps:spPr>
+                        <a:xfrm>
+                          <a:off x="0" y="0"/>
+                          <a:ext cx="1476375" cy="9525"/>
+                        </a:xfrm>
+                        <a:prstGeom prst="rect">
+                          <a:avLst/>
+                        </a:prstGeom>
+                        <a:solidFill>
+                          <a:srgbClr val="000000"/>
+                        </a:solidFill>
+                        <a:ln>
+                          <a:noFill/>
+                        </a:ln>
+                      </wps:spPr>
+                      <wps:txbx>
+                        <w:txbxContent>
+                          <w:p/>
+                        </w:txbxContent>
+                      </wps:txbx>
+                      <wps:bodyPr anchor="t" lIns="0" tIns="0" rIns="0" bIns="0"/>
+                    </wps:wsp>
+                  </a:graphicData>
+                </a:graphic>
+              </wp:anchor>
+            </w:drawing>
+          </mc:Choice>
+          <mc:Fallback>
+            <w:pict>
+              <v:rect id="VL148" style="position:absolute;left:306.750pt;top:231.375pt;width:116.250pt;height:0.750pt;z-index:0;mso-position-horizontal:absolute;mso-position-vertical:absolute;mso-position-horizontal-relative:page;mso-position-vertical-relative:page;mso-wrap:none;" filled="true" stroked="false">
+                <v:fill color="#000000"/>
+                <v:stroke on="false"/>
+              </v:rect>
+            </w:pict>
+          </mc:Fallback>
+        </mc:AlternateContent>
       </w:r>
       <w:r>
-        <w:pict>
-          <v:rect id="Line157" style="position:absolute;left:423.000pt;top:231.375pt;width:117.000pt;height:0.750pt;z-index:0;mso-position-horizontal:absolute;mso-position-vertical:absolute;mso-position-horizontal-relative:page;mso-position-vertical-relative:page;mso-wrap:none;" filled="true" stroked="false">
-            <v:fill color="#000000"/>
-            <v:stroke on="false"/>
-          </v:rect>
-        </w:pict>
+        <mc:AlternateContent>
+          <mc:Choice xmlns:a="http://schemas.openxmlformats.org/drawingml/2006/main" Requires="wps">
+            <w:drawing>
+              <wp:anchor distT="0" distB="0" distL="0" distR="0" simplePos="0" relativeHeight="0" behindDoc="1" locked="0" layoutInCell="1" allowOverlap="1">
+                <wp:simplePos x="0" y="0"/>
+                <wp:positionH relativeFrom="page">
+                  <wp:posOffset>5372100</wp:posOffset>
+                </wp:positionH>
+                <wp:positionV relativeFrom="page">
+                  <wp:posOffset>2938462</wp:posOffset>
+                </wp:positionV>
+                <wp:extent cx="1485900" cy="9525"/>
+                <wp:effectExtent l="0" t="0" r="0" b="0"/>
+                <wp:wrapNone/>
+                <wp:docPr id="149" name="Line149"/>
+                <wp:cNvGraphicFramePr/>
+                <a:graphic>
+                  <a:graphicData uri="http://schemas.microsoft.com/office/word/2010/wordprocessingShape">
+                    <wps:wsp>
+                      <wps:cNvSpPr/>
+                      <wps:cNvCnPr/>
+                      <wps:spPr>
+                        <a:xfrm>
+                          <a:off x="0" y="0"/>
+                          <a:ext cx="1485900" cy="9525"/>
+                        </a:xfrm>
+                        <a:prstGeom prst="rect">
+                          <a:avLst/>
+                        </a:prstGeom>
+                        <a:solidFill>
+                          <a:srgbClr val="000000"/>
+                        </a:solidFill>
+                        <a:ln>
+                          <a:noFill/>
+                        </a:ln>
+                      </wps:spPr>
+                      <wps:txbx>
+                        <w:txbxContent>
+                          <w:p/>
+                        </w:txbxContent>
+                      </wps:txbx>
+                      <wps:bodyPr anchor="t" lIns="0" tIns="0" rIns="0" bIns="0"/>
+                    </wps:wsp>
+                  </a:graphicData>
+                </a:graphic>
+              </wp:anchor>
+            </w:drawing>
+          </mc:Choice>
+          <mc:Fallback>
+            <w:pict>
+              <v:rect id="VL149" style="position:absolute;left:423.000pt;top:231.375pt;width:117.000pt;height:0.750pt;z-index:0;mso-position-horizontal:absolute;mso-position-vertical:absolute;mso-position-horizontal-relative:page;mso-position-vertical-relative:page;mso-wrap:none;" filled="true" stroked="false">
+                <v:fill color="#000000"/>
+                <v:stroke on="false"/>
+              </v:rect>
+            </w:pict>
+          </mc:Fallback>
+        </mc:AlternateContent>
       </w:r>
       <w:r>
-        <w:pict>
-          <v:rect id="Rect158" style="position:absolute;left:72.000pt;top:231.750pt;width:0.750pt;height:0.750pt;z-index:0;mso-position-horizontal:absolute;mso-position-vertical:absolute;mso-position-horizontal-relative:page;mso-position-vertical-relative:page;mso-wrap:none;" filled="true" stroked="false">
-            <v:fill color="#000000"/>
-            <v:stroke on="false"/>
-          </v:rect>
-        </w:pict>
+        <mc:AlternateContent>
+          <mc:Choice xmlns:a="http://schemas.openxmlformats.org/drawingml/2006/main" Requires="wps">
+            <w:drawing>
+              <wp:anchor distT="0" distB="0" distL="0" distR="0" simplePos="0" relativeHeight="0" behindDoc="1" locked="0" layoutInCell="1" allowOverlap="1">
+                <wp:simplePos x="0" y="0"/>
+                <wp:positionH relativeFrom="page">
+                  <wp:posOffset>914400</wp:posOffset>
+                </wp:positionH>
+                <wp:positionV relativeFrom="page">
+                  <wp:posOffset>2943225</wp:posOffset>
+                </wp:positionV>
+                <wp:extent cx="9525" cy="9525"/>
+                <wp:effectExtent l="0" t="0" r="0" b="0"/>
+                <wp:wrapNone/>
+                <wp:docPr id="150" name="Rect150"/>
+                <wp:cNvGraphicFramePr/>
+                <a:graphic>
+                  <a:graphicData uri="http://schemas.microsoft.com/office/word/2010/wordprocessingShape">
+                    <wps:wsp>
+                      <wps:cNvSpPr/>
+                      <wps:cNvCnPr/>
+                      <wps:spPr>
+                        <a:xfrm>
+                          <a:off x="0" y="0"/>
+                          <a:ext cx="9525" cy="9525"/>
+                        </a:xfrm>
+                        <a:prstGeom prst="rect">
+                          <a:avLst/>
+                        </a:prstGeom>
+                        <a:solidFill>
+                          <a:srgbClr val="000000"/>
+                        </a:solidFill>
+                        <a:ln>
+                          <a:noFill/>
+                        </a:ln>
+                      </wps:spPr>
+                      <wps:txbx>
+                        <w:txbxContent>
+                          <w:p/>
+                        </w:txbxContent>
+                      </wps:txbx>
+                      <wps:bodyPr anchor="t" lIns="0" tIns="0" rIns="0" bIns="0"/>
+                    </wps:wsp>
+                  </a:graphicData>
+                </a:graphic>
+              </wp:anchor>
+            </w:drawing>
+          </mc:Choice>
+          <mc:Fallback>
+            <w:pict>
+              <v:rect id="VR150" style="position:absolute;left:72.000pt;top:231.750pt;width:0.750pt;height:0.750pt;z-index:0;mso-position-horizontal:absolute;mso-position-vertical:absolute;mso-position-horizontal-relative:page;mso-position-vertical-relative:page;mso-wrap:none;" filled="true" stroked="false">
+                <v:fill color="#000000"/>
+                <v:stroke on="false"/>
+              </v:rect>
+            </w:pict>
+          </mc:Fallback>
+        </mc:AlternateContent>
       </w:r>
       <w:r>
-        <w:pict>
-          <v:rect id="Rect159" style="position:absolute;left:539.250pt;top:231.750pt;width:0.750pt;height:0.750pt;z-index:0;mso-position-horizontal:absolute;mso-position-vertical:absolute;mso-position-horizontal-relative:page;mso-position-vertical-relative:page;mso-wrap:none;" filled="true" stroked="false">
-            <v:fill color="#000000"/>
-            <v:stroke on="false"/>
-          </v:rect>
-        </w:pict>
+        <mc:AlternateContent>
+          <mc:Choice xmlns:a="http://schemas.openxmlformats.org/drawingml/2006/main" Requires="wps">
+            <w:drawing>
+              <wp:anchor distT="0" distB="0" distL="0" distR="0" simplePos="0" relativeHeight="0" behindDoc="1" locked="0" layoutInCell="1" allowOverlap="1">
+                <wp:simplePos x="0" y="0"/>
+                <wp:positionH relativeFrom="page">
+                  <wp:posOffset>6848475</wp:posOffset>
+                </wp:positionH>
+                <wp:positionV relativeFrom="page">
+                  <wp:posOffset>2943225</wp:posOffset>
+                </wp:positionV>
+                <wp:extent cx="9525" cy="9525"/>
+                <wp:effectExtent l="0" t="0" r="0" b="0"/>
+                <wp:wrapNone/>
+                <wp:docPr id="151" name="Rect151"/>
+                <wp:cNvGraphicFramePr/>
+                <a:graphic>
+                  <a:graphicData uri="http://schemas.microsoft.com/office/word/2010/wordprocessingShape">
+                    <wps:wsp>
+                      <wps:cNvSpPr/>
+                      <wps:cNvCnPr/>
+                      <wps:spPr>
+                        <a:xfrm>
+                          <a:off x="0" y="0"/>
+                          <a:ext cx="9525" cy="9525"/>
+                        </a:xfrm>
+                        <a:prstGeom prst="rect">
+                          <a:avLst/>
+                        </a:prstGeom>
+                        <a:solidFill>
+                          <a:srgbClr val="000000"/>
+                        </a:solidFill>
+                        <a:ln>
+                          <a:noFill/>
+                        </a:ln>
+                      </wps:spPr>
+                      <wps:txbx>
+                        <w:txbxContent>
+                          <w:p/>
+                        </w:txbxContent>
+                      </wps:txbx>
+                      <wps:bodyPr anchor="t" lIns="0" tIns="0" rIns="0" bIns="0"/>
+                    </wps:wsp>
+                  </a:graphicData>
+                </a:graphic>
+              </wp:anchor>
+            </w:drawing>
+          </mc:Choice>
+          <mc:Fallback>
+            <w:pict>
+              <v:rect id="VR151" style="position:absolute;left:539.250pt;top:231.750pt;width:0.750pt;height:0.750pt;z-index:0;mso-position-horizontal:absolute;mso-position-vertical:absolute;mso-position-horizontal-relative:page;mso-position-vertical-relative:page;mso-wrap:none;" filled="true" stroked="false">
+                <v:fill color="#000000"/>
+                <v:stroke on="false"/>
+              </v:rect>
+            </w:pict>
+          </mc:Fallback>
+        </mc:AlternateContent>
       </w:r>
       <w:r>
-        <w:pict>
-          <v:rect id="Line160" style="position:absolute;left:72.000pt;top:232.125pt;width:117.000pt;height:0.750pt;z-index:0;mso-position-horizontal:absolute;mso-position-vertical:absolute;mso-position-horizontal-relative:page;mso-position-vertical-relative:page;mso-wrap:none;" filled="true" stroked="false">
-            <v:fill color="#000000"/>
-            <v:stroke on="false"/>
-          </v:rect>
-        </w:pict>
+        <mc:AlternateContent>
+          <mc:Choice xmlns:a="http://schemas.openxmlformats.org/drawingml/2006/main" Requires="wps">
+            <w:drawing>
+              <wp:anchor distT="0" distB="0" distL="0" distR="0" simplePos="0" relativeHeight="0" behindDoc="1" locked="0" layoutInCell="1" allowOverlap="1">
+                <wp:simplePos x="0" y="0"/>
+                <wp:positionH relativeFrom="page">
+                  <wp:posOffset>914400</wp:posOffset>
+                </wp:positionH>
+                <wp:positionV relativeFrom="page">
+                  <wp:posOffset>2947988</wp:posOffset>
+                </wp:positionV>
+                <wp:extent cx="1485900" cy="9525"/>
+                <wp:effectExtent l="0" t="0" r="0" b="0"/>
+                <wp:wrapNone/>
+                <wp:docPr id="152" name="Line152"/>
+                <wp:cNvGraphicFramePr/>
+                <a:graphic>
+                  <a:graphicData uri="http://schemas.microsoft.com/office/word/2010/wordprocessingShape">
+                    <wps:wsp>
+                      <wps:cNvSpPr/>
+                      <wps:cNvCnPr/>
+                      <wps:spPr>
+                        <a:xfrm>
+                          <a:off x="0" y="0"/>
+                          <a:ext cx="1485900" cy="9525"/>
+                        </a:xfrm>
+                        <a:prstGeom prst="rect">
+                          <a:avLst/>
+                        </a:prstGeom>
+                        <a:solidFill>
+                          <a:srgbClr val="000000"/>
+                        </a:solidFill>
+                        <a:ln>
+                          <a:noFill/>
+                        </a:ln>
+                      </wps:spPr>
+                      <wps:txbx>
+                        <w:txbxContent>
+                          <w:p/>
+                        </w:txbxContent>
+                      </wps:txbx>
+                      <wps:bodyPr anchor="t" lIns="0" tIns="0" rIns="0" bIns="0"/>
+                    </wps:wsp>
+                  </a:graphicData>
+                </a:graphic>
+              </wp:anchor>
+            </w:drawing>
+          </mc:Choice>
+          <mc:Fallback>
+            <w:pict>
+              <v:rect id="VL152" style="position:absolute;left:72.000pt;top:232.125pt;width:117.000pt;height:0.750pt;z-index:0;mso-position-horizontal:absolute;mso-position-vertical:absolute;mso-position-horizontal-relative:page;mso-position-vertical-relative:page;mso-wrap:none;" filled="true" stroked="false">
+                <v:fill color="#000000"/>
+                <v:stroke on="false"/>
+              </v:rect>
+            </w:pict>
+          </mc:Fallback>
+        </mc:AlternateContent>
       </w:r>
       <w:r>
-        <w:pict>
-          <v:rect id="Line161" style="position:absolute;left:189.000pt;top:232.125pt;width:117.000pt;height:0.750pt;z-index:0;mso-position-horizontal:absolute;mso-position-vertical:absolute;mso-position-horizontal-relative:page;mso-position-vertical-relative:page;mso-wrap:none;" filled="true" stroked="false">
-            <v:fill color="#000000"/>
-            <v:stroke on="false"/>
-          </v:rect>
-        </w:pict>
+        <mc:AlternateContent>
+          <mc:Choice xmlns:a="http://schemas.openxmlformats.org/drawingml/2006/main" Requires="wps">
+            <w:drawing>
+              <wp:anchor distT="0" distB="0" distL="0" distR="0" simplePos="0" relativeHeight="0" behindDoc="1" locked="0" layoutInCell="1" allowOverlap="1">
+                <wp:simplePos x="0" y="0"/>
+                <wp:positionH relativeFrom="page">
+                  <wp:posOffset>2400300</wp:posOffset>
+                </wp:positionH>
+                <wp:positionV relativeFrom="page">
+                  <wp:posOffset>2947988</wp:posOffset>
+                </wp:positionV>
+                <wp:extent cx="1485900" cy="9525"/>
+                <wp:effectExtent l="0" t="0" r="0" b="0"/>
+                <wp:wrapNone/>
+                <wp:docPr id="153" name="Line153"/>
+                <wp:cNvGraphicFramePr/>
+                <a:graphic>
+                  <a:graphicData uri="http://schemas.microsoft.com/office/word/2010/wordprocessingShape">
+                    <wps:wsp>
+                      <wps:cNvSpPr/>
+                      <wps:cNvCnPr/>
+                      <wps:spPr>
+                        <a:xfrm>
+                          <a:off x="0" y="0"/>
+                          <a:ext cx="1485900" cy="9525"/>
+                        </a:xfrm>
+                        <a:prstGeom prst="rect">
+                          <a:avLst/>
+                        </a:prstGeom>
+                        <a:solidFill>
+                          <a:srgbClr val="000000"/>
+                        </a:solidFill>
+                        <a:ln>
+                          <a:noFill/>
+                        </a:ln>
+                      </wps:spPr>
+                      <wps:txbx>
+                        <w:txbxContent>
+                          <w:p/>
+                        </w:txbxContent>
+                      </wps:txbx>
+                      <wps:bodyPr anchor="t" lIns="0" tIns="0" rIns="0" bIns="0"/>
+                    </wps:wsp>
+                  </a:graphicData>
+                </a:graphic>
+              </wp:anchor>
+            </w:drawing>
+          </mc:Choice>
+          <mc:Fallback>
+            <w:pict>
+              <v:rect id="VL153" style="position:absolute;left:189.000pt;top:232.125pt;width:117.000pt;height:0.750pt;z-index:0;mso-position-horizontal:absolute;mso-position-vertical:absolute;mso-position-horizontal-relative:page;mso-position-vertical-relative:page;mso-wrap:none;" filled="true" stroked="false">
+                <v:fill color="#000000"/>
+                <v:stroke on="false"/>
+              </v:rect>
+            </w:pict>
+          </mc:Fallback>
+        </mc:AlternateContent>
       </w:r>
       <w:r>
-        <w:pict>
-          <v:rect id="Line162" style="position:absolute;left:306.000pt;top:232.125pt;width:117.000pt;height:0.750pt;z-index:0;mso-position-horizontal:absolute;mso-position-vertical:absolute;mso-position-horizontal-relative:page;mso-position-vertical-relative:page;mso-wrap:none;" filled="true" stroked="false">
-            <v:fill color="#000000"/>
-            <v:stroke on="false"/>
-          </v:rect>
-        </w:pict>
+        <mc:AlternateContent>
+          <mc:Choice xmlns:a="http://schemas.openxmlformats.org/drawingml/2006/main" Requires="wps">
+            <w:drawing>
+              <wp:anchor distT="0" distB="0" distL="0" distR="0" simplePos="0" relativeHeight="0" behindDoc="1" locked="0" layoutInCell="1" allowOverlap="1">
+                <wp:simplePos x="0" y="0"/>
+                <wp:positionH relativeFrom="page">
+                  <wp:posOffset>3886200</wp:posOffset>
+                </wp:positionH>
+                <wp:positionV relativeFrom="page">
+                  <wp:posOffset>2947988</wp:posOffset>
+                </wp:positionV>
+                <wp:extent cx="1485900" cy="9525"/>
+                <wp:effectExtent l="0" t="0" r="0" b="0"/>
+                <wp:wrapNone/>
+                <wp:docPr id="154" name="Line154"/>
+                <wp:cNvGraphicFramePr/>
+                <a:graphic>
+                  <a:graphicData uri="http://schemas.microsoft.com/office/word/2010/wordprocessingShape">
+                    <wps:wsp>
+                      <wps:cNvSpPr/>
+                      <wps:cNvCnPr/>
+                      <wps:spPr>
+                        <a:xfrm>
+                          <a:off x="0" y="0"/>
+                          <a:ext cx="1485900" cy="9525"/>
+                        </a:xfrm>
+                        <a:prstGeom prst="rect">
+                          <a:avLst/>
+                        </a:prstGeom>
+                        <a:solidFill>
+                          <a:srgbClr val="000000"/>
+                        </a:solidFill>
+                        <a:ln>
+                          <a:noFill/>
+                        </a:ln>
+                      </wps:spPr>
+                      <wps:txbx>
+                        <w:txbxContent>
+                          <w:p/>
+                        </w:txbxContent>
+                      </wps:txbx>
+                      <wps:bodyPr anchor="t" lIns="0" tIns="0" rIns="0" bIns="0"/>
+                    </wps:wsp>
+                  </a:graphicData>
+                </a:graphic>
+              </wp:anchor>
+            </w:drawing>
+          </mc:Choice>
+          <mc:Fallback>
+            <w:pict>
+              <v:rect id="VL154" style="position:absolute;left:306.000pt;top:232.125pt;width:117.000pt;height:0.750pt;z-index:0;mso-position-horizontal:absolute;mso-position-vertical:absolute;mso-position-horizontal-relative:page;mso-position-vertical-relative:page;mso-wrap:none;" filled="true" stroked="false">
+                <v:fill color="#000000"/>
+                <v:stroke on="false"/>
+              </v:rect>
+            </w:pict>
+          </mc:Fallback>
+        </mc:AlternateContent>
       </w:r>
       <w:r>
-        <w:pict>
-          <v:rect id="Line163" style="position:absolute;left:423.000pt;top:232.125pt;width:117.000pt;height:0.750pt;z-index:0;mso-position-horizontal:absolute;mso-position-vertical:absolute;mso-position-horizontal-relative:page;mso-position-vertical-relative:page;mso-wrap:none;" filled="true" stroked="false">
-            <v:fill color="#000000"/>
-            <v:stroke on="false"/>
-          </v:rect>
-        </w:pict>
+        <mc:AlternateContent>
+          <mc:Choice xmlns:a="http://schemas.openxmlformats.org/drawingml/2006/main" Requires="wps">
+            <w:drawing>
+              <wp:anchor distT="0" distB="0" distL="0" distR="0" simplePos="0" relativeHeight="0" behindDoc="1" locked="0" layoutInCell="1" allowOverlap="1">
+                <wp:simplePos x="0" y="0"/>
+                <wp:positionH relativeFrom="page">
+                  <wp:posOffset>5372100</wp:posOffset>
+                </wp:positionH>
+                <wp:positionV relativeFrom="page">
+                  <wp:posOffset>2947988</wp:posOffset>
+                </wp:positionV>
+                <wp:extent cx="1485900" cy="9525"/>
+                <wp:effectExtent l="0" t="0" r="0" b="0"/>
+                <wp:wrapNone/>
+                <wp:docPr id="155" name="Line155"/>
+                <wp:cNvGraphicFramePr/>
+                <a:graphic>
+                  <a:graphicData uri="http://schemas.microsoft.com/office/word/2010/wordprocessingShape">
+                    <wps:wsp>
+                      <wps:cNvSpPr/>
+                      <wps:cNvCnPr/>
+                      <wps:spPr>
+                        <a:xfrm>
+                          <a:off x="0" y="0"/>
+                          <a:ext cx="1485900" cy="9525"/>
+                        </a:xfrm>
+                        <a:prstGeom prst="rect">
+                          <a:avLst/>
+                        </a:prstGeom>
+                        <a:solidFill>
+                          <a:srgbClr val="000000"/>
+                        </a:solidFill>
+                        <a:ln>
+                          <a:noFill/>
+                        </a:ln>
+                      </wps:spPr>
+                      <wps:txbx>
+                        <w:txbxContent>
+                          <w:p/>
+                        </w:txbxContent>
+                      </wps:txbx>
+                      <wps:bodyPr anchor="t" lIns="0" tIns="0" rIns="0" bIns="0"/>
+                    </wps:wsp>
+                  </a:graphicData>
+                </a:graphic>
+              </wp:anchor>
+            </w:drawing>
+          </mc:Choice>
+          <mc:Fallback>
+            <w:pict>
+              <v:rect id="VL155" style="position:absolute;left:423.000pt;top:232.125pt;width:117.000pt;height:0.750pt;z-index:0;mso-position-horizontal:absolute;mso-position-vertical:absolute;mso-position-horizontal-relative:page;mso-position-vertical-relative:page;mso-wrap:none;" filled="true" stroked="false">
+                <v:fill color="#000000"/>
+                <v:stroke on="false"/>
+              </v:rect>
+            </w:pict>
+          </mc:Fallback>
+        </mc:AlternateContent>
       </w:r>
       <w:r>
-        <w:pict>
-          <v:shape id="TextBox164" type="#_x0000_t202" style="position:absolute;left:78.750pt;top:110.973pt;width:76.800pt;height:22.400pt;z-index:10;mso-position-horizontal:absolute;mso-position-vertical:absolute;mso-position-horizontal-relative:page;mso-position-vertical-relative:page;mso-wrap:square;" filled="false" stroked="false" v-text-anchor="top">
-            <v:fill on="false"/>
-            <v:stroke on="false"/>
-            <v:textbox style="mso-fit-shape-to-text:false" inset="0pt,0pt,0pt,0pt">
-              <w:txbxContent>
-                <w:p>
-                  <w:pPr>
-                    <w:spacing w:line="240" w:lineRule="auto" w:before="0" w:after="0" w:beforeLines="0" w:afterLines="0"/>
-                    <w:ind w:left="0" w:right="0" w:firstLine="0"/>
-                  </w:pPr>
-                  <w:r>
-                    <w:rPr>
-                      <w:rFonts w:ascii="Times New Roman" w:hAnsi="Times New Roman" w:eastAsia="仿宋" w:cs="Times New Roman"/>
-                      <w:color w:val="000000"/>
-                      <w:sz w:val="28"/>
-                      <w:szCs w:val="28"/>
-                    </w:rPr>
-                    <w:t xml:space="preserve">响应单位</w:t>
-                  </w:r>
-                </w:p>
-              </w:txbxContent>
-            </v:textbox>
-          </v:shape>
-        </w:pict>
+        <mc:AlternateContent>
+          <mc:Choice xmlns:a="http://schemas.openxmlformats.org/drawingml/2006/main" Requires="wps">
+            <w:drawing>
+              <wp:anchor distT="0" distB="0" distL="0" distR="0" simplePos="0" relativeHeight="10" behindDoc="0" locked="0" layoutInCell="1" allowOverlap="1">
+                <wp:simplePos x="0" y="0"/>
+                <wp:positionH relativeFrom="page">
+                  <wp:posOffset>3962400</wp:posOffset>
+                </wp:positionH>
+                <wp:positionV relativeFrom="page">
+                  <wp:posOffset>98062</wp:posOffset>
+                </wp:positionV>
+                <wp:extent cx="5168900" cy="203200"/>
+                <wp:effectExtent l="0" t="0" r="0" b="0"/>
+                <wp:wrapNone/>
+                <wp:docPr id="156" name="TextBox156"/>
+                <wp:cNvGraphicFramePr/>
+                <a:graphic>
+                  <a:graphicData uri="http://schemas.microsoft.com/office/word/2010/wordprocessingShape">
+                    <wps:wsp>
+                      <wps:cNvSpPr txBox="1"/>
+                      <wps:cNvCnPr/>
+                      <wps:spPr>
+                        <a:xfrm>
+                          <a:off x="0" y="0"/>
+                          <a:ext cx="5168900" cy="203200"/>
+                        </a:xfrm>
+                        <a:prstGeom prst="rect">
+                          <a:avLst/>
+                        </a:prstGeom>
+                        <a:noFill/>
+                        <a:ln>
+                          <a:noFill/>
+                        </a:ln>
+                      </wps:spPr>
+                      <wps:txbx>
+                        <w:txbxContent>
+                          <w:p>
+                            <w:pPr>
+                              <w:spacing w:line="240" w:lineRule="auto" w:before="0" w:after="0" w:beforeLines="0" w:afterLines="0"/>
+                              <w:ind w:left="0" w:right="0" w:firstLine="0"/>
+                            </w:pPr>
+                            <w:r>
+                              <w:rPr>
+                                <w:rFonts w:ascii="Times New Roman" w:hAnsi="Times New Roman" w:eastAsia="黑体" w:cs="Times New Roman"/>
+                                <w:color w:val="000000"/>
+                                <w:sz w:val="20"/>
+                                <w:szCs w:val="20"/>
+                              </w:rPr>
+                              <w:t xml:space="preserve">湖南省高速公路集团有限公司标准服务询比采购文件（2024年版）</w:t>
+                            </w:r>
+                          </w:p>
+                        </w:txbxContent>
+                      </wps:txbx>
+                      <wps:bodyPr rot="0" vert="horz" anchor="t" wrap="square" lIns="0" tIns="0" rIns="0" bIns="0"/>
+                    </wps:wsp>
+                  </a:graphicData>
+                </a:graphic>
+              </wp:anchor>
+            </w:drawing>
+          </mc:Choice>
+          <mc:Fallback>
+            <w:pict>
+              <v:shape id="VML156" type="#_x0000_t202" style="position:absolute;left:312.000pt;top:7.721pt;width:407.000pt;height:16.000pt;z-index:10;mso-position-horizontal:absolute;mso-position-vertical:absolute;mso-position-horizontal-relative:page;mso-position-vertical-relative:page;mso-wrap:square;" filled="false" stroked="false" v-text-anchor="top">
+                <v:fill on="false"/>
+                <v:stroke on="false"/>
+                <v:textbox style="mso-fit-shape-to-text:false" inset="0pt,0pt,0pt,0pt">
+                  <w:txbxContent>
+                    <w:p>
+                      <w:pPr>
+                        <w:spacing w:line="240" w:lineRule="auto" w:before="0" w:after="0" w:beforeLines="0" w:afterLines="0"/>
+                        <w:ind w:left="0" w:right="0" w:firstLine="0"/>
+                      </w:pPr>
+                      <w:r>
+                        <w:rPr>
+                          <w:rFonts w:ascii="Times New Roman" w:hAnsi="Times New Roman" w:eastAsia="黑体" w:cs="Times New Roman"/>
+                          <w:color w:val="000000"/>
+                          <w:sz w:val="20"/>
+                          <w:szCs w:val="20"/>
+                        </w:rPr>
+                        <w:t xml:space="preserve">湖南省高速公路集团有限公司标准服务询比采购文件（2024年版）</w:t>
+                      </w:r>
+                    </w:p>
+                  </w:txbxContent>
+                </v:textbox>
+              </v:shape>
+            </w:pict>
+          </mc:Fallback>
+        </mc:AlternateContent>
       </w:r>
       <w:r>
-        <w:pict>
-          <v:shape id="TextBox165" type="#_x0000_t202" style="position:absolute;left:312.375pt;top:110.973pt;width:40.400pt;height:22.400pt;z-index:10;mso-position-horizontal:absolute;mso-position-vertical:absolute;mso-position-horizontal-relative:page;mso-position-vertical-relative:page;mso-wrap:square;" filled="false" stroked="false" v-text-anchor="top">
-            <v:fill on="false"/>
-            <v:stroke on="false"/>
-            <v:textbox style="mso-fit-shape-to-text:false" inset="0pt,0pt,0pt,0pt">
-              <w:txbxContent>
-                <w:p>
-                  <w:pPr>
-                    <w:spacing w:line="240" w:lineRule="auto" w:before="0" w:after="0" w:beforeLines="0" w:afterLines="0"/>
-                    <w:jc w:val="center"/>
-                    <w:ind w:left="0" w:right="0" w:firstLine="0"/>
-                  </w:pPr>
-                  <w:r>
-                    <w:rPr>
-                      <w:rFonts w:ascii="Times New Roman" w:hAnsi="Times New Roman" w:eastAsia="仿宋" w:cs="Times New Roman"/>
-                      <w:color w:val="000000"/>
-                      <w:sz w:val="28"/>
-                      <w:szCs w:val="28"/>
-                    </w:rPr>
-                    <w:t xml:space="preserve">文本</w:t>
-                  </w:r>
-                </w:p>
-              </w:txbxContent>
-            </v:textbox>
-          </v:shape>
-        </w:pict>
+        <mc:AlternateContent>
+          <mc:Choice xmlns:a="http://schemas.openxmlformats.org/drawingml/2006/main" Requires="wps">
+            <w:drawing>
+              <wp:anchor distT="0" distB="0" distL="0" distR="0" simplePos="0" relativeHeight="10" behindDoc="0" locked="0" layoutInCell="1" allowOverlap="1">
+                <wp:simplePos x="0" y="0"/>
+                <wp:positionH relativeFrom="page">
+                  <wp:posOffset>3314700</wp:posOffset>
+                </wp:positionH>
+                <wp:positionV relativeFrom="page">
+                  <wp:posOffset>473472</wp:posOffset>
+                </wp:positionV>
+                <wp:extent cx="1536700" cy="365760"/>
+                <wp:effectExtent l="0" t="0" r="0" b="0"/>
+                <wp:wrapNone/>
+                <wp:docPr id="157" name="TextBox157"/>
+                <wp:cNvGraphicFramePr/>
+                <a:graphic>
+                  <a:graphicData uri="http://schemas.microsoft.com/office/word/2010/wordprocessingShape">
+                    <wps:wsp>
+                      <wps:cNvSpPr txBox="1"/>
+                      <wps:cNvCnPr/>
+                      <wps:spPr>
+                        <a:xfrm>
+                          <a:off x="0" y="0"/>
+                          <a:ext cx="1536700" cy="365760"/>
+                        </a:xfrm>
+                        <a:prstGeom prst="rect">
+                          <a:avLst/>
+                        </a:prstGeom>
+                        <a:noFill/>
+                        <a:ln>
+                          <a:noFill/>
+                        </a:ln>
+                      </wps:spPr>
+                      <wps:txbx>
+                        <w:txbxContent>
+                          <w:p>
+                            <w:pPr>
+                              <w:spacing w:line="240" w:lineRule="auto" w:before="0" w:after="0" w:beforeLines="0" w:afterLines="0"/>
+                              <w:ind w:left="0" w:right="0" w:firstLine="0"/>
+                            </w:pPr>
+                            <w:r>
+                              <w:rPr>
+                                <w:rFonts w:ascii="Times New Roman" w:hAnsi="Times New Roman" w:eastAsia="仿宋" w:cs="Times New Roman"/>
+                                <w:color w:val="000000"/>
+                                <w:sz w:val="36"/>
+                                <w:szCs w:val="36"/>
+                              </w:rPr>
+                              <w:t xml:space="preserve">响应函附表</w:t>
+                            </w:r>
+                          </w:p>
+                        </w:txbxContent>
+                      </wps:txbx>
+                      <wps:bodyPr rot="0" vert="horz" anchor="t" wrap="square" lIns="0" tIns="0" rIns="0" bIns="0"/>
+                    </wps:wsp>
+                  </a:graphicData>
+                </a:graphic>
+              </wp:anchor>
+            </w:drawing>
+          </mc:Choice>
+          <mc:Fallback>
+            <w:pict>
+              <v:shape id="VML157" type="#_x0000_t202" style="position:absolute;left:261.000pt;top:37.281pt;width:121.000pt;height:28.800pt;z-index:10;mso-position-horizontal:absolute;mso-position-vertical:absolute;mso-position-horizontal-relative:page;mso-position-vertical-relative:page;mso-wrap:square;" filled="false" stroked="false" v-text-anchor="top">
+                <v:fill on="false"/>
+                <v:stroke on="false"/>
+                <v:textbox style="mso-fit-shape-to-text:false" inset="0pt,0pt,0pt,0pt">
+                  <w:txbxContent>
+                    <w:p>
+                      <w:pPr>
+                        <w:spacing w:line="240" w:lineRule="auto" w:before="0" w:after="0" w:beforeLines="0" w:afterLines="0"/>
+                        <w:ind w:left="0" w:right="0" w:firstLine="0"/>
+                      </w:pPr>
+                      <w:r>
+                        <w:rPr>
+                          <w:rFonts w:ascii="Times New Roman" w:hAnsi="Times New Roman" w:eastAsia="仿宋" w:cs="Times New Roman"/>
+                          <w:color w:val="000000"/>
+                          <w:sz w:val="36"/>
+                          <w:szCs w:val="36"/>
+                        </w:rPr>
+                        <w:t xml:space="preserve">响应函附表</w:t>
+                      </w:r>
+                    </w:p>
+                  </w:txbxContent>
+                </v:textbox>
+              </v:shape>
+            </w:pict>
+          </mc:Fallback>
+        </mc:AlternateContent>
       </w:r>
       <w:r>
-        <w:pict>
-          <v:shape id="TextBox166" type="#_x0000_t202" style="position:absolute;left:78.750pt;top:143.223pt;width:76.800pt;height:22.400pt;z-index:10;mso-position-horizontal:absolute;mso-position-vertical:absolute;mso-position-horizontal-relative:page;mso-position-vertical-relative:page;mso-wrap:square;" filled="false" stroked="false" v-text-anchor="top">
-            <v:fill on="false"/>
-            <v:stroke on="false"/>
-            <v:textbox style="mso-fit-shape-to-text:false" inset="0pt,0pt,0pt,0pt">
-              <w:txbxContent>
-                <w:p>
-                  <w:pPr>
-                    <w:spacing w:line="240" w:lineRule="auto" w:before="0" w:after="0" w:beforeLines="0" w:afterLines="0"/>
-                    <w:ind w:left="0" w:right="0" w:firstLine="0"/>
-                  </w:pPr>
-                  <w:r>
-                    <w:rPr>
-                      <w:rFonts w:ascii="Times New Roman" w:hAnsi="Times New Roman" w:eastAsia="仿宋" w:cs="Times New Roman"/>
-                      <w:color w:val="000000"/>
-                      <w:sz w:val="28"/>
-                      <w:szCs w:val="28"/>
-                    </w:rPr>
-                    <w:t xml:space="preserve">响应报价</w:t>
-                  </w:r>
-                </w:p>
-              </w:txbxContent>
-            </v:textbox>
-          </v:shape>
-        </w:pict>
+        <mc:AlternateContent>
+          <mc:Choice xmlns:a="http://schemas.openxmlformats.org/drawingml/2006/main" Requires="wps">
+            <w:drawing>
+              <wp:anchor distT="0" distB="0" distL="0" distR="0" simplePos="0" relativeHeight="10" behindDoc="0" locked="0" layoutInCell="1" allowOverlap="1">
+                <wp:simplePos x="0" y="0"/>
+                <wp:positionH relativeFrom="page">
+                  <wp:posOffset>1483221</wp:posOffset>
+                </wp:positionH>
+                <wp:positionV relativeFrom="page">
+                  <wp:posOffset>974383</wp:posOffset>
+                </wp:positionV>
+                <wp:extent cx="513080" cy="284480"/>
+                <wp:effectExtent l="0" t="0" r="0" b="0"/>
+                <wp:wrapNone/>
+                <wp:docPr id="158" name="TextBox158"/>
+                <wp:cNvGraphicFramePr/>
+                <a:graphic>
+                  <a:graphicData uri="http://schemas.microsoft.com/office/word/2010/wordprocessingShape">
+                    <wps:wsp>
+                      <wps:cNvSpPr txBox="1"/>
+                      <wps:cNvCnPr/>
+                      <wps:spPr>
+                        <a:xfrm>
+                          <a:off x="0" y="0"/>
+                          <a:ext cx="513080" cy="284480"/>
+                        </a:xfrm>
+                        <a:prstGeom prst="rect">
+                          <a:avLst/>
+                        </a:prstGeom>
+                        <a:noFill/>
+                        <a:ln>
+                          <a:noFill/>
+                        </a:ln>
+                      </wps:spPr>
+                      <wps:txbx>
+                        <w:txbxContent>
+                          <w:p>
+                            <w:pPr>
+                              <w:spacing w:line="240" w:lineRule="auto" w:before="0" w:after="0" w:beforeLines="0" w:afterLines="0"/>
+                              <w:ind w:left="0" w:right="0" w:firstLine="0"/>
+                            </w:pPr>
+                            <w:r>
+                              <w:rPr>
+                                <w:rFonts w:ascii="Times New Roman" w:hAnsi="Times New Roman" w:eastAsia="仿宋" w:cs="Times New Roman"/>
+                                <w:color w:val="000000"/>
+                                <w:sz w:val="28"/>
+                                <w:szCs w:val="28"/>
+                              </w:rPr>
+                              <w:t xml:space="preserve">项目</w:t>
+                            </w:r>
+                          </w:p>
+                        </w:txbxContent>
+                      </wps:txbx>
+                      <wps:bodyPr rot="0" vert="horz" anchor="t" wrap="square" lIns="0" tIns="0" rIns="0" bIns="0"/>
+                    </wps:wsp>
+                  </a:graphicData>
+                </a:graphic>
+              </wp:anchor>
+            </w:drawing>
+          </mc:Choice>
+          <mc:Fallback>
+            <w:pict>
+              <v:shape id="VML158" type="#_x0000_t202" style="position:absolute;left:116.789pt;top:76.723pt;width:40.400pt;height:22.400pt;z-index:10;mso-position-horizontal:absolute;mso-position-vertical:absolute;mso-position-horizontal-relative:page;mso-position-vertical-relative:page;mso-wrap:square;" filled="false" stroked="false" v-text-anchor="top">
+                <v:fill on="false"/>
+                <v:stroke on="false"/>
+                <v:textbox style="mso-fit-shape-to-text:false" inset="0pt,0pt,0pt,0pt">
+                  <w:txbxContent>
+                    <w:p>
+                      <w:pPr>
+                        <w:spacing w:line="240" w:lineRule="auto" w:before="0" w:after="0" w:beforeLines="0" w:afterLines="0"/>
+                        <w:ind w:left="0" w:right="0" w:firstLine="0"/>
+                      </w:pPr>
+                      <w:r>
+                        <w:rPr>
+                          <w:rFonts w:ascii="Times New Roman" w:hAnsi="Times New Roman" w:eastAsia="仿宋" w:cs="Times New Roman"/>
+                          <w:color w:val="000000"/>
+                          <w:sz w:val="28"/>
+                          <w:szCs w:val="28"/>
+                        </w:rPr>
+                        <w:t xml:space="preserve">项目</w:t>
+                      </w:r>
+                    </w:p>
+                  </w:txbxContent>
+                </v:textbox>
+              </v:shape>
+            </w:pict>
+          </mc:Fallback>
+        </mc:AlternateContent>
       </w:r>
       <w:r>
-        <w:pict>
-          <v:shape id="TextBox167" type="#_x0000_t202" style="position:absolute;left:312.375pt;top:143.223pt;width:40.400pt;height:22.400pt;z-index:10;mso-position-horizontal:absolute;mso-position-vertical:absolute;mso-position-horizontal-relative:page;mso-position-vertical-relative:page;mso-wrap:square;" filled="false" stroked="false" v-text-anchor="top">
-            <v:fill on="false"/>
-            <v:stroke on="false"/>
-            <v:textbox style="mso-fit-shape-to-text:false" inset="0pt,0pt,0pt,0pt">
-              <w:txbxContent>
-                <w:p>
-                  <w:pPr>
-                    <w:spacing w:line="240" w:lineRule="auto" w:before="0" w:after="0" w:beforeLines="0" w:afterLines="0"/>
-                    <w:jc w:val="center"/>
-                    <w:ind w:left="0" w:right="0" w:firstLine="0"/>
-                  </w:pPr>
-                  <w:r>
-                    <w:rPr>
-                      <w:rFonts w:ascii="Times New Roman" w:hAnsi="Times New Roman" w:eastAsia="仿宋" w:cs="Times New Roman"/>
-                      <w:color w:val="000000"/>
-                      <w:sz w:val="28"/>
-                      <w:szCs w:val="28"/>
-                    </w:rPr>
-                    <w:t xml:space="preserve">金额</w:t>
-                  </w:r>
-                </w:p>
-              </w:txbxContent>
-            </v:textbox>
-          </v:shape>
-        </w:pict>
+        <mc:AlternateContent>
+          <mc:Choice xmlns:a="http://schemas.openxmlformats.org/drawingml/2006/main" Requires="wps">
+            <w:drawing>
+              <wp:anchor distT="0" distB="0" distL="0" distR="0" simplePos="0" relativeHeight="10" behindDoc="0" locked="0" layoutInCell="1" allowOverlap="1">
+                <wp:simplePos x="0" y="0"/>
+                <wp:positionH relativeFrom="page">
+                  <wp:posOffset>2966740</wp:posOffset>
+                </wp:positionH>
+                <wp:positionV relativeFrom="page">
+                  <wp:posOffset>974383</wp:posOffset>
+                </wp:positionV>
+                <wp:extent cx="513080" cy="284480"/>
+                <wp:effectExtent l="0" t="0" r="0" b="0"/>
+                <wp:wrapNone/>
+                <wp:docPr id="159" name="TextBox159"/>
+                <wp:cNvGraphicFramePr/>
+                <a:graphic>
+                  <a:graphicData uri="http://schemas.microsoft.com/office/word/2010/wordprocessingShape">
+                    <wps:wsp>
+                      <wps:cNvSpPr txBox="1"/>
+                      <wps:cNvCnPr/>
+                      <wps:spPr>
+                        <a:xfrm>
+                          <a:off x="0" y="0"/>
+                          <a:ext cx="513080" cy="284480"/>
+                        </a:xfrm>
+                        <a:prstGeom prst="rect">
+                          <a:avLst/>
+                        </a:prstGeom>
+                        <a:noFill/>
+                        <a:ln>
+                          <a:noFill/>
+                        </a:ln>
+                      </wps:spPr>
+                      <wps:txbx>
+                        <w:txbxContent>
+                          <w:p>
+                            <w:pPr>
+                              <w:spacing w:line="240" w:lineRule="auto" w:before="0" w:after="0" w:beforeLines="0" w:afterLines="0"/>
+                              <w:ind w:left="0" w:right="0" w:firstLine="0"/>
+                            </w:pPr>
+                            <w:r>
+                              <w:rPr>
+                                <w:rFonts w:ascii="Times New Roman" w:hAnsi="Times New Roman" w:eastAsia="仿宋" w:cs="Times New Roman"/>
+                                <w:color w:val="000000"/>
+                                <w:sz w:val="28"/>
+                                <w:szCs w:val="28"/>
+                              </w:rPr>
+                              <w:t xml:space="preserve">填报</w:t>
+                            </w:r>
+                          </w:p>
+                        </w:txbxContent>
+                      </wps:txbx>
+                      <wps:bodyPr rot="0" vert="horz" anchor="t" wrap="square" lIns="0" tIns="0" rIns="0" bIns="0"/>
+                    </wps:wsp>
+                  </a:graphicData>
+                </a:graphic>
+              </wp:anchor>
+            </w:drawing>
+          </mc:Choice>
+          <mc:Fallback>
+            <w:pict>
+              <v:shape id="VML159" type="#_x0000_t202" style="position:absolute;left:233.602pt;top:76.723pt;width:40.400pt;height:22.400pt;z-index:10;mso-position-horizontal:absolute;mso-position-vertical:absolute;mso-position-horizontal-relative:page;mso-position-vertical-relative:page;mso-wrap:square;" filled="false" stroked="false" v-text-anchor="top">
+                <v:fill on="false"/>
+                <v:stroke on="false"/>
+                <v:textbox style="mso-fit-shape-to-text:false" inset="0pt,0pt,0pt,0pt">
+                  <w:txbxContent>
+                    <w:p>
+                      <w:pPr>
+                        <w:spacing w:line="240" w:lineRule="auto" w:before="0" w:after="0" w:beforeLines="0" w:afterLines="0"/>
+                        <w:ind w:left="0" w:right="0" w:firstLine="0"/>
+                      </w:pPr>
+                      <w:r>
+                        <w:rPr>
+                          <w:rFonts w:ascii="Times New Roman" w:hAnsi="Times New Roman" w:eastAsia="仿宋" w:cs="Times New Roman"/>
+                          <w:color w:val="000000"/>
+                          <w:sz w:val="28"/>
+                          <w:szCs w:val="28"/>
+                        </w:rPr>
+                        <w:t xml:space="preserve">填报</w:t>
+                      </w:r>
+                    </w:p>
+                  </w:txbxContent>
+                </v:textbox>
+              </v:shape>
+            </w:pict>
+          </mc:Fallback>
+        </mc:AlternateContent>
       </w:r>
       <w:r>
-        <w:pict>
-          <v:shape id="TextBox168" type="#_x0000_t202" style="position:absolute;left:429.188pt;top:143.223pt;width:22.200pt;height:22.400pt;z-index:10;mso-position-horizontal:absolute;mso-position-vertical:absolute;mso-position-horizontal-relative:page;mso-position-vertical-relative:page;mso-wrap:square;" filled="false" stroked="false" v-text-anchor="top">
-            <v:fill on="false"/>
-            <v:stroke on="false"/>
-            <v:textbox style="mso-fit-shape-to-text:false" inset="0pt,0pt,0pt,0pt">
-              <w:txbxContent>
-                <w:p>
-                  <w:pPr>
-                    <w:spacing w:line="240" w:lineRule="auto" w:before="0" w:after="0" w:beforeLines="0" w:afterLines="0"/>
-                    <w:ind w:left="0" w:right="0" w:firstLine="0"/>
-                  </w:pPr>
-                  <w:r>
-                    <w:rPr>
-                      <w:rFonts w:ascii="Times New Roman" w:hAnsi="Times New Roman" w:eastAsia="仿宋" w:cs="Times New Roman"/>
-                      <w:color w:val="000000"/>
-                      <w:sz w:val="28"/>
-                      <w:szCs w:val="28"/>
-                    </w:rPr>
-                    <w:t xml:space="preserve">元</w:t>
-                  </w:r>
-                </w:p>
-              </w:txbxContent>
-            </v:textbox>
-          </v:shape>
-        </w:pict>
+        <mc:AlternateContent>
+          <mc:Choice xmlns:a="http://schemas.openxmlformats.org/drawingml/2006/main" Requires="wps">
+            <w:drawing>
+              <wp:anchor distT="0" distB="0" distL="0" distR="0" simplePos="0" relativeHeight="10" behindDoc="0" locked="0" layoutInCell="1" allowOverlap="1">
+                <wp:simplePos x="0" y="0"/>
+                <wp:positionH relativeFrom="page">
+                  <wp:posOffset>4450259</wp:posOffset>
+                </wp:positionH>
+                <wp:positionV relativeFrom="page">
+                  <wp:posOffset>974383</wp:posOffset>
+                </wp:positionV>
+                <wp:extent cx="513080" cy="284480"/>
+                <wp:effectExtent l="0" t="0" r="0" b="0"/>
+                <wp:wrapNone/>
+                <wp:docPr id="160" name="TextBox160"/>
+                <wp:cNvGraphicFramePr/>
+                <a:graphic>
+                  <a:graphicData uri="http://schemas.microsoft.com/office/word/2010/wordprocessingShape">
+                    <wps:wsp>
+                      <wps:cNvSpPr txBox="1"/>
+                      <wps:cNvCnPr/>
+                      <wps:spPr>
+                        <a:xfrm>
+                          <a:off x="0" y="0"/>
+                          <a:ext cx="513080" cy="284480"/>
+                        </a:xfrm>
+                        <a:prstGeom prst="rect">
+                          <a:avLst/>
+                        </a:prstGeom>
+                        <a:noFill/>
+                        <a:ln>
+                          <a:noFill/>
+                        </a:ln>
+                      </wps:spPr>
+                      <wps:txbx>
+                        <w:txbxContent>
+                          <w:p>
+                            <w:pPr>
+                              <w:spacing w:line="240" w:lineRule="auto" w:before="0" w:after="0" w:beforeLines="0" w:afterLines="0"/>
+                              <w:ind w:left="0" w:right="0" w:firstLine="0"/>
+                            </w:pPr>
+                            <w:r>
+                              <w:rPr>
+                                <w:rFonts w:ascii="Times New Roman" w:hAnsi="Times New Roman" w:eastAsia="仿宋" w:cs="Times New Roman"/>
+                                <w:color w:val="000000"/>
+                                <w:sz w:val="28"/>
+                                <w:szCs w:val="28"/>
+                              </w:rPr>
+                              <w:t xml:space="preserve">类型</w:t>
+                            </w:r>
+                          </w:p>
+                        </w:txbxContent>
+                      </wps:txbx>
+                      <wps:bodyPr rot="0" vert="horz" anchor="t" wrap="square" lIns="0" tIns="0" rIns="0" bIns="0"/>
+                    </wps:wsp>
+                  </a:graphicData>
+                </a:graphic>
+              </wp:anchor>
+            </w:drawing>
+          </mc:Choice>
+          <mc:Fallback>
+            <w:pict>
+              <v:shape id="VML160" type="#_x0000_t202" style="position:absolute;left:350.414pt;top:76.723pt;width:40.400pt;height:22.400pt;z-index:10;mso-position-horizontal:absolute;mso-position-vertical:absolute;mso-position-horizontal-relative:page;mso-position-vertical-relative:page;mso-wrap:square;" filled="false" stroked="false" v-text-anchor="top">
+                <v:fill on="false"/>
+                <v:stroke on="false"/>
+                <v:textbox style="mso-fit-shape-to-text:false" inset="0pt,0pt,0pt,0pt">
+                  <w:txbxContent>
+                    <w:p>
+                      <w:pPr>
+                        <w:spacing w:line="240" w:lineRule="auto" w:before="0" w:after="0" w:beforeLines="0" w:afterLines="0"/>
+                        <w:ind w:left="0" w:right="0" w:firstLine="0"/>
+                      </w:pPr>
+                      <w:r>
+                        <w:rPr>
+                          <w:rFonts w:ascii="Times New Roman" w:hAnsi="Times New Roman" w:eastAsia="仿宋" w:cs="Times New Roman"/>
+                          <w:color w:val="000000"/>
+                          <w:sz w:val="28"/>
+                          <w:szCs w:val="28"/>
+                        </w:rPr>
+                        <w:t xml:space="preserve">类型</w:t>
+                      </w:r>
+                    </w:p>
+                  </w:txbxContent>
+                </v:textbox>
+              </v:shape>
+            </w:pict>
+          </mc:Fallback>
+        </mc:AlternateContent>
       </w:r>
       <w:r>
-        <w:pict>
-          <v:shape id="TextBox169" type="#_x0000_t202" style="position:absolute;left:78.750pt;top:175.473pt;width:95.000pt;height:22.400pt;z-index:10;mso-position-horizontal:absolute;mso-position-vertical:absolute;mso-position-horizontal-relative:page;mso-position-vertical-relative:page;mso-wrap:square;" filled="false" stroked="false" v-text-anchor="top">
-            <v:fill on="false"/>
-            <v:stroke on="false"/>
-            <v:textbox style="mso-fit-shape-to-text:false" inset="0pt,0pt,0pt,0pt">
-              <w:txbxContent>
-                <w:p>
-                  <w:pPr>
-                    <w:spacing w:line="240" w:lineRule="auto" w:before="0" w:after="0" w:beforeLines="0" w:afterLines="0"/>
-                    <w:ind w:left="0" w:right="0" w:firstLine="0"/>
-                  </w:pPr>
-                  <w:r>
-                    <w:rPr>
-                      <w:rFonts w:ascii="Times New Roman" w:hAnsi="Times New Roman" w:eastAsia="仿宋" w:cs="Times New Roman"/>
-                      <w:color w:val="000000"/>
-                      <w:sz w:val="28"/>
-                      <w:szCs w:val="28"/>
-                    </w:rPr>
-                    <w:t xml:space="preserve">增值税税率</w:t>
-                  </w:r>
-                </w:p>
-              </w:txbxContent>
-            </v:textbox>
-          </v:shape>
-        </w:pict>
+        <mc:AlternateContent>
+          <mc:Choice xmlns:a="http://schemas.openxmlformats.org/drawingml/2006/main" Requires="wps">
+            <w:drawing>
+              <wp:anchor distT="0" distB="0" distL="0" distR="0" simplePos="0" relativeHeight="10" behindDoc="0" locked="0" layoutInCell="1" allowOverlap="1">
+                <wp:simplePos x="0" y="0"/>
+                <wp:positionH relativeFrom="page">
+                  <wp:posOffset>5933777</wp:posOffset>
+                </wp:positionH>
+                <wp:positionV relativeFrom="page">
+                  <wp:posOffset>974383</wp:posOffset>
+                </wp:positionV>
+                <wp:extent cx="513080" cy="284480"/>
+                <wp:effectExtent l="0" t="0" r="0" b="0"/>
+                <wp:wrapNone/>
+                <wp:docPr id="161" name="TextBox161"/>
+                <wp:cNvGraphicFramePr/>
+                <a:graphic>
+                  <a:graphicData uri="http://schemas.microsoft.com/office/word/2010/wordprocessingShape">
+                    <wps:wsp>
+                      <wps:cNvSpPr txBox="1"/>
+                      <wps:cNvCnPr/>
+                      <wps:spPr>
+                        <a:xfrm>
+                          <a:off x="0" y="0"/>
+                          <a:ext cx="513080" cy="284480"/>
+                        </a:xfrm>
+                        <a:prstGeom prst="rect">
+                          <a:avLst/>
+                        </a:prstGeom>
+                        <a:noFill/>
+                        <a:ln>
+                          <a:noFill/>
+                        </a:ln>
+                      </wps:spPr>
+                      <wps:txbx>
+                        <w:txbxContent>
+                          <w:p>
+                            <w:pPr>
+                              <w:spacing w:line="240" w:lineRule="auto" w:before="0" w:after="0" w:beforeLines="0" w:afterLines="0"/>
+                              <w:ind w:left="0" w:right="0" w:firstLine="0"/>
+                            </w:pPr>
+                            <w:r>
+                              <w:rPr>
+                                <w:rFonts w:ascii="Times New Roman" w:hAnsi="Times New Roman" w:eastAsia="仿宋" w:cs="Times New Roman"/>
+                                <w:color w:val="000000"/>
+                                <w:sz w:val="28"/>
+                                <w:szCs w:val="28"/>
+                              </w:rPr>
+                              <w:t xml:space="preserve">单位</w:t>
+                            </w:r>
+                          </w:p>
+                        </w:txbxContent>
+                      </wps:txbx>
+                      <wps:bodyPr rot="0" vert="horz" anchor="t" wrap="square" lIns="0" tIns="0" rIns="0" bIns="0"/>
+                    </wps:wsp>
+                  </a:graphicData>
+                </a:graphic>
+              </wp:anchor>
+            </w:drawing>
+          </mc:Choice>
+          <mc:Fallback>
+            <w:pict>
+              <v:shape id="VML161" type="#_x0000_t202" style="position:absolute;left:467.227pt;top:76.723pt;width:40.400pt;height:22.400pt;z-index:10;mso-position-horizontal:absolute;mso-position-vertical:absolute;mso-position-horizontal-relative:page;mso-position-vertical-relative:page;mso-wrap:square;" filled="false" stroked="false" v-text-anchor="top">
+                <v:fill on="false"/>
+                <v:stroke on="false"/>
+                <v:textbox style="mso-fit-shape-to-text:false" inset="0pt,0pt,0pt,0pt">
+                  <w:txbxContent>
+                    <w:p>
+                      <w:pPr>
+                        <w:spacing w:line="240" w:lineRule="auto" w:before="0" w:after="0" w:beforeLines="0" w:afterLines="0"/>
+                        <w:ind w:left="0" w:right="0" w:firstLine="0"/>
+                      </w:pPr>
+                      <w:r>
+                        <w:rPr>
+                          <w:rFonts w:ascii="Times New Roman" w:hAnsi="Times New Roman" w:eastAsia="仿宋" w:cs="Times New Roman"/>
+                          <w:color w:val="000000"/>
+                          <w:sz w:val="28"/>
+                          <w:szCs w:val="28"/>
+                        </w:rPr>
+                        <w:t xml:space="preserve">单位</w:t>
+                      </w:r>
+                    </w:p>
+                  </w:txbxContent>
+                </v:textbox>
+              </v:shape>
+            </w:pict>
+          </mc:Fallback>
+        </mc:AlternateContent>
       </w:r>
       <w:r>
-        <w:pict>
-          <v:shape id="TextBox170" type="#_x0000_t202" style="position:absolute;left:312.375pt;top:175.473pt;width:40.400pt;height:22.400pt;z-index:10;mso-position-horizontal:absolute;mso-position-vertical:absolute;mso-position-horizontal-relative:page;mso-position-vertical-relative:page;mso-wrap:square;" filled="false" stroked="false" v-text-anchor="top">
-            <v:fill on="false"/>
-            <v:stroke on="false"/>
-            <v:textbox style="mso-fit-shape-to-text:false" inset="0pt,0pt,0pt,0pt">
-              <w:txbxContent>
-                <w:p>
-                  <w:pPr>
-                    <w:spacing w:line="240" w:lineRule="auto" w:before="0" w:after="0" w:beforeLines="0" w:afterLines="0"/>
-                    <w:jc w:val="center"/>
-                    <w:ind w:left="0" w:right="0" w:firstLine="0"/>
-                  </w:pPr>
-                  <w:r>
-                    <w:rPr>
-                      <w:rFonts w:ascii="Times New Roman" w:hAnsi="Times New Roman" w:eastAsia="仿宋" w:cs="Times New Roman"/>
-                      <w:color w:val="000000"/>
-                      <w:sz w:val="28"/>
-                      <w:szCs w:val="28"/>
-                    </w:rPr>
-                    <w:t xml:space="preserve">数值</w:t>
-                  </w:r>
-                </w:p>
-              </w:txbxContent>
-            </v:textbox>
-          </v:shape>
-        </w:pict>
+        <mc:AlternateContent>
+          <mc:Choice xmlns:a="http://schemas.openxmlformats.org/drawingml/2006/main" Requires="wps">
+            <w:drawing>
+              <wp:anchor distT="0" distB="0" distL="0" distR="0" simplePos="0" relativeHeight="10" behindDoc="0" locked="0" layoutInCell="1" allowOverlap="1">
+                <wp:simplePos x="0" y="0"/>
+                <wp:positionH relativeFrom="page">
+                  <wp:posOffset>1000125</wp:posOffset>
+                </wp:positionH>
+                <wp:positionV relativeFrom="page">
+                  <wp:posOffset>1383958</wp:posOffset>
+                </wp:positionV>
+                <wp:extent cx="975360" cy="284480"/>
+                <wp:effectExtent l="0" t="0" r="0" b="0"/>
+                <wp:wrapNone/>
+                <wp:docPr id="162" name="TextBox162"/>
+                <wp:cNvGraphicFramePr/>
+                <a:graphic>
+                  <a:graphicData uri="http://schemas.microsoft.com/office/word/2010/wordprocessingShape">
+                    <wps:wsp>
+                      <wps:cNvSpPr txBox="1"/>
+                      <wps:cNvCnPr/>
+                      <wps:spPr>
+                        <a:xfrm>
+                          <a:off x="0" y="0"/>
+                          <a:ext cx="975360" cy="284480"/>
+                        </a:xfrm>
+                        <a:prstGeom prst="rect">
+                          <a:avLst/>
+                        </a:prstGeom>
+                        <a:noFill/>
+                        <a:ln>
+                          <a:noFill/>
+                        </a:ln>
+                      </wps:spPr>
+                      <wps:txbx>
+                        <w:txbxContent>
+                          <w:p>
+                            <w:pPr>
+                              <w:spacing w:line="240" w:lineRule="auto" w:before="0" w:after="0" w:beforeLines="0" w:afterLines="0"/>
+                              <w:ind w:left="0" w:right="0" w:firstLine="0"/>
+                            </w:pPr>
+                            <w:r>
+                              <w:rPr>
+                                <w:rFonts w:ascii="Times New Roman" w:hAnsi="Times New Roman" w:eastAsia="仿宋" w:cs="Times New Roman"/>
+                                <w:color w:val="000000"/>
+                                <w:sz w:val="28"/>
+                                <w:szCs w:val="28"/>
+                              </w:rPr>
+                              <w:t xml:space="preserve">响应单位</w:t>
+                            </w:r>
+                          </w:p>
+                        </w:txbxContent>
+                      </wps:txbx>
+                      <wps:bodyPr rot="0" vert="horz" anchor="t" wrap="square" lIns="0" tIns="0" rIns="0" bIns="0"/>
+                    </wps:wsp>
+                  </a:graphicData>
+                </a:graphic>
+              </wp:anchor>
+            </w:drawing>
+          </mc:Choice>
+          <mc:Fallback>
+            <w:pict>
+              <v:shape id="VML162" type="#_x0000_t202" style="position:absolute;left:78.750pt;top:108.973pt;width:76.800pt;height:22.400pt;z-index:10;mso-position-horizontal:absolute;mso-position-vertical:absolute;mso-position-horizontal-relative:page;mso-position-vertical-relative:page;mso-wrap:square;" filled="false" stroked="false" v-text-anchor="top">
+                <v:fill on="false"/>
+                <v:stroke on="false"/>
+                <v:textbox style="mso-fit-shape-to-text:false" inset="0pt,0pt,0pt,0pt">
+                  <w:txbxContent>
+                    <w:p>
+                      <w:pPr>
+                        <w:spacing w:line="240" w:lineRule="auto" w:before="0" w:after="0" w:beforeLines="0" w:afterLines="0"/>
+                        <w:ind w:left="0" w:right="0" w:firstLine="0"/>
+                      </w:pPr>
+                      <w:r>
+                        <w:rPr>
+                          <w:rFonts w:ascii="Times New Roman" w:hAnsi="Times New Roman" w:eastAsia="仿宋" w:cs="Times New Roman"/>
+                          <w:color w:val="000000"/>
+                          <w:sz w:val="28"/>
+                          <w:szCs w:val="28"/>
+                        </w:rPr>
+                        <w:t xml:space="preserve">响应单位</w:t>
+                      </w:r>
+                    </w:p>
+                  </w:txbxContent>
+                </v:textbox>
+              </v:shape>
+            </w:pict>
+          </mc:Fallback>
+        </mc:AlternateContent>
       </w:r>
       <w:r>
-        <w:pict>
-          <v:shape id="TextBox171" type="#_x0000_t202" style="position:absolute;left:429.188pt;top:175.473pt;width:20.180pt;height:22.400pt;z-index:10;mso-position-horizontal:absolute;mso-position-vertical:absolute;mso-position-horizontal-relative:page;mso-position-vertical-relative:page;mso-wrap:square;" filled="false" stroked="false" v-text-anchor="top">
-            <v:fill on="false"/>
-            <v:stroke on="false"/>
-            <v:textbox style="mso-fit-shape-to-text:false" inset="0pt,0pt,0pt,0pt">
-              <w:txbxContent>
-                <w:p>
-                  <w:pPr>
-                    <w:spacing w:line="240" w:lineRule="auto" w:before="0" w:after="0" w:beforeLines="0" w:afterLines="0"/>
-                    <w:ind w:left="0" w:right="0" w:firstLine="0"/>
-                  </w:pPr>
-                  <w:r>
-                    <w:rPr>
-                      <w:rFonts w:ascii="Times New Roman" w:hAnsi="Times New Roman" w:eastAsia="仿宋" w:cs="Times New Roman"/>
-                      <w:color w:val="000000"/>
-                      <w:sz w:val="28"/>
-                      <w:szCs w:val="28"/>
-                    </w:rPr>
-                    <w:t xml:space="preserve">%</w:t>
-                  </w:r>
-                </w:p>
-              </w:txbxContent>
-            </v:textbox>
-          </v:shape>
-        </w:pict>
+        <mc:AlternateContent>
+          <mc:Choice xmlns:a="http://schemas.openxmlformats.org/drawingml/2006/main" Requires="wps">
+            <w:drawing>
+              <wp:anchor distT="0" distB="0" distL="0" distR="0" simplePos="0" relativeHeight="10" behindDoc="0" locked="0" layoutInCell="1" allowOverlap="1">
+                <wp:simplePos x="0" y="0"/>
+                <wp:positionH relativeFrom="page">
+                  <wp:posOffset>3967162</wp:posOffset>
+                </wp:positionH>
+                <wp:positionV relativeFrom="page">
+                  <wp:posOffset>1383958</wp:posOffset>
+                </wp:positionV>
+                <wp:extent cx="513080" cy="284480"/>
+                <wp:effectExtent l="0" t="0" r="0" b="0"/>
+                <wp:wrapNone/>
+                <wp:docPr id="163" name="TextBox163"/>
+                <wp:cNvGraphicFramePr/>
+                <a:graphic>
+                  <a:graphicData uri="http://schemas.microsoft.com/office/word/2010/wordprocessingShape">
+                    <wps:wsp>
+                      <wps:cNvSpPr txBox="1"/>
+                      <wps:cNvCnPr/>
+                      <wps:spPr>
+                        <a:xfrm>
+                          <a:off x="0" y="0"/>
+                          <a:ext cx="513080" cy="284480"/>
+                        </a:xfrm>
+                        <a:prstGeom prst="rect">
+                          <a:avLst/>
+                        </a:prstGeom>
+                        <a:noFill/>
+                        <a:ln>
+                          <a:noFill/>
+                        </a:ln>
+                      </wps:spPr>
+                      <wps:txbx>
+                        <w:txbxContent>
+                          <w:p>
+                            <w:pPr>
+                              <w:spacing w:line="240" w:lineRule="auto" w:before="0" w:after="0" w:beforeLines="0" w:afterLines="0"/>
+                              <w:ind w:left="0" w:right="0" w:firstLine="0"/>
+                            </w:pPr>
+                            <w:r>
+                              <w:rPr>
+                                <w:rFonts w:ascii="Times New Roman" w:hAnsi="Times New Roman" w:eastAsia="仿宋" w:cs="Times New Roman"/>
+                                <w:color w:val="000000"/>
+                                <w:sz w:val="28"/>
+                                <w:szCs w:val="28"/>
+                              </w:rPr>
+                              <w:t xml:space="preserve">文本</w:t>
+                            </w:r>
+                          </w:p>
+                        </w:txbxContent>
+                      </wps:txbx>
+                      <wps:bodyPr rot="0" vert="horz" anchor="t" wrap="square" lIns="0" tIns="0" rIns="0" bIns="0"/>
+                    </wps:wsp>
+                  </a:graphicData>
+                </a:graphic>
+              </wp:anchor>
+            </w:drawing>
+          </mc:Choice>
+          <mc:Fallback>
+            <w:pict>
+              <v:shape id="VML163" type="#_x0000_t202" style="position:absolute;left:312.375pt;top:108.973pt;width:40.400pt;height:22.400pt;z-index:10;mso-position-horizontal:absolute;mso-position-vertical:absolute;mso-position-horizontal-relative:page;mso-position-vertical-relative:page;mso-wrap:square;" filled="false" stroked="false" v-text-anchor="top">
+                <v:fill on="false"/>
+                <v:stroke on="false"/>
+                <v:textbox style="mso-fit-shape-to-text:false" inset="0pt,0pt,0pt,0pt">
+                  <w:txbxContent>
+                    <w:p>
+                      <w:pPr>
+                        <w:spacing w:line="240" w:lineRule="auto" w:before="0" w:after="0" w:beforeLines="0" w:afterLines="0"/>
+                        <w:ind w:left="0" w:right="0" w:firstLine="0"/>
+                      </w:pPr>
+                      <w:r>
+                        <w:rPr>
+                          <w:rFonts w:ascii="Times New Roman" w:hAnsi="Times New Roman" w:eastAsia="仿宋" w:cs="Times New Roman"/>
+                          <w:color w:val="000000"/>
+                          <w:sz w:val="28"/>
+                          <w:szCs w:val="28"/>
+                        </w:rPr>
+                        <w:t xml:space="preserve">文本</w:t>
+                      </w:r>
+                    </w:p>
+                  </w:txbxContent>
+                </v:textbox>
+              </v:shape>
+            </w:pict>
+          </mc:Fallback>
+        </mc:AlternateContent>
       </w:r>
       <w:r>
-        <w:pict>
-          <v:shape id="TextBox172" type="#_x0000_t202" style="position:absolute;left:78.750pt;top:207.723pt;width:95.000pt;height:22.400pt;z-index:10;mso-position-horizontal:absolute;mso-position-vertical:absolute;mso-position-horizontal-relative:page;mso-position-vertical-relative:page;mso-wrap:square;" filled="false" stroked="false" v-text-anchor="top">
-            <v:fill on="false"/>
-            <v:stroke on="false"/>
-            <v:textbox style="mso-fit-shape-to-text:false" inset="0pt,0pt,0pt,0pt">
-              <w:txbxContent>
-                <w:p>
-                  <w:pPr>
-                    <w:spacing w:line="240" w:lineRule="auto" w:before="0" w:after="0" w:beforeLines="0" w:afterLines="0"/>
-                    <w:ind w:left="0" w:right="0" w:firstLine="0"/>
-                  </w:pPr>
-                  <w:r>
-                    <w:rPr>
-                      <w:rFonts w:ascii="Times New Roman" w:hAnsi="Times New Roman" w:eastAsia="仿宋" w:cs="Times New Roman"/>
-                      <w:color w:val="000000"/>
-                      <w:sz w:val="28"/>
-                      <w:szCs w:val="28"/>
-                    </w:rPr>
-                    <w:t xml:space="preserve">项目负责人</w:t>
-                  </w:r>
-                </w:p>
-              </w:txbxContent>
-            </v:textbox>
-          </v:shape>
-        </w:pict>
+        <mc:AlternateContent>
+          <mc:Choice xmlns:a="http://schemas.openxmlformats.org/drawingml/2006/main" Requires="wps">
+            <w:drawing>
+              <wp:anchor distT="0" distB="0" distL="0" distR="0" simplePos="0" relativeHeight="10" behindDoc="0" locked="0" layoutInCell="1" allowOverlap="1">
+                <wp:simplePos x="0" y="0"/>
+                <wp:positionH relativeFrom="page">
+                  <wp:posOffset>1000125</wp:posOffset>
+                </wp:positionH>
+                <wp:positionV relativeFrom="page">
+                  <wp:posOffset>1793533</wp:posOffset>
+                </wp:positionV>
+                <wp:extent cx="975360" cy="284480"/>
+                <wp:effectExtent l="0" t="0" r="0" b="0"/>
+                <wp:wrapNone/>
+                <wp:docPr id="164" name="TextBox164"/>
+                <wp:cNvGraphicFramePr/>
+                <a:graphic>
+                  <a:graphicData uri="http://schemas.microsoft.com/office/word/2010/wordprocessingShape">
+                    <wps:wsp>
+                      <wps:cNvSpPr txBox="1"/>
+                      <wps:cNvCnPr/>
+                      <wps:spPr>
+                        <a:xfrm>
+                          <a:off x="0" y="0"/>
+                          <a:ext cx="975360" cy="284480"/>
+                        </a:xfrm>
+                        <a:prstGeom prst="rect">
+                          <a:avLst/>
+                        </a:prstGeom>
+                        <a:noFill/>
+                        <a:ln>
+                          <a:noFill/>
+                        </a:ln>
+                      </wps:spPr>
+                      <wps:txbx>
+                        <w:txbxContent>
+                          <w:p>
+                            <w:pPr>
+                              <w:spacing w:line="240" w:lineRule="auto" w:before="0" w:after="0" w:beforeLines="0" w:afterLines="0"/>
+                              <w:ind w:left="0" w:right="0" w:firstLine="0"/>
+                            </w:pPr>
+                            <w:r>
+                              <w:rPr>
+                                <w:rFonts w:ascii="Times New Roman" w:hAnsi="Times New Roman" w:eastAsia="仿宋" w:cs="Times New Roman"/>
+                                <w:color w:val="000000"/>
+                                <w:sz w:val="28"/>
+                                <w:szCs w:val="28"/>
+                              </w:rPr>
+                              <w:t xml:space="preserve">响应报价</w:t>
+                            </w:r>
+                          </w:p>
+                        </w:txbxContent>
+                      </wps:txbx>
+                      <wps:bodyPr rot="0" vert="horz" anchor="t" wrap="square" lIns="0" tIns="0" rIns="0" bIns="0"/>
+                    </wps:wsp>
+                  </a:graphicData>
+                </a:graphic>
+              </wp:anchor>
+            </w:drawing>
+          </mc:Choice>
+          <mc:Fallback>
+            <w:pict>
+              <v:shape id="VML164" type="#_x0000_t202" style="position:absolute;left:78.750pt;top:141.223pt;width:76.800pt;height:22.400pt;z-index:10;mso-position-horizontal:absolute;mso-position-vertical:absolute;mso-position-horizontal-relative:page;mso-position-vertical-relative:page;mso-wrap:square;" filled="false" stroked="false" v-text-anchor="top">
+                <v:fill on="false"/>
+                <v:stroke on="false"/>
+                <v:textbox style="mso-fit-shape-to-text:false" inset="0pt,0pt,0pt,0pt">
+                  <w:txbxContent>
+                    <w:p>
+                      <w:pPr>
+                        <w:spacing w:line="240" w:lineRule="auto" w:before="0" w:after="0" w:beforeLines="0" w:afterLines="0"/>
+                        <w:ind w:left="0" w:right="0" w:firstLine="0"/>
+                      </w:pPr>
+                      <w:r>
+                        <w:rPr>
+                          <w:rFonts w:ascii="Times New Roman" w:hAnsi="Times New Roman" w:eastAsia="仿宋" w:cs="Times New Roman"/>
+                          <w:color w:val="000000"/>
+                          <w:sz w:val="28"/>
+                          <w:szCs w:val="28"/>
+                        </w:rPr>
+                        <w:t xml:space="preserve">响应报价</w:t>
+                      </w:r>
+                    </w:p>
+                  </w:txbxContent>
+                </v:textbox>
+              </v:shape>
+            </w:pict>
+          </mc:Fallback>
+        </mc:AlternateContent>
       </w:r>
       <w:r>
-        <w:pict>
-          <v:shape id="TextBox173" type="#_x0000_t202" style="position:absolute;left:312.375pt;top:207.723pt;width:40.400pt;height:22.400pt;z-index:10;mso-position-horizontal:absolute;mso-position-vertical:absolute;mso-position-horizontal-relative:page;mso-position-vertical-relative:page;mso-wrap:square;" filled="false" stroked="false" v-text-anchor="top">
-            <v:fill on="false"/>
-            <v:stroke on="false"/>
-            <v:textbox style="mso-fit-shape-to-text:false" inset="0pt,0pt,0pt,0pt">
-              <w:txbxContent>
-                <w:p>
-                  <w:pPr>
-                    <w:spacing w:line="240" w:lineRule="auto" w:before="0" w:after="0" w:beforeLines="0" w:afterLines="0"/>
-                    <w:jc w:val="center"/>
-                    <w:ind w:left="0" w:right="0" w:firstLine="0"/>
-                  </w:pPr>
-                  <w:r>
-                    <w:rPr>
-                      <w:rFonts w:ascii="Times New Roman" w:hAnsi="Times New Roman" w:eastAsia="仿宋" w:cs="Times New Roman"/>
-                      <w:color w:val="000000"/>
-                      <w:sz w:val="28"/>
-                      <w:szCs w:val="28"/>
-                    </w:rPr>
-                    <w:t xml:space="preserve">文本</w:t>
-                  </w:r>
-                </w:p>
-              </w:txbxContent>
-            </v:textbox>
-          </v:shape>
-        </w:pict>
+        <mc:AlternateContent>
+          <mc:Choice xmlns:a="http://schemas.openxmlformats.org/drawingml/2006/main" Requires="wps">
+            <w:drawing>
+              <wp:anchor distT="0" distB="0" distL="0" distR="0" simplePos="0" relativeHeight="10" behindDoc="0" locked="0" layoutInCell="1" allowOverlap="1">
+                <wp:simplePos x="0" y="0"/>
+                <wp:positionH relativeFrom="page">
+                  <wp:posOffset>3967162</wp:posOffset>
+                </wp:positionH>
+                <wp:positionV relativeFrom="page">
+                  <wp:posOffset>1793533</wp:posOffset>
+                </wp:positionV>
+                <wp:extent cx="513080" cy="284480"/>
+                <wp:effectExtent l="0" t="0" r="0" b="0"/>
+                <wp:wrapNone/>
+                <wp:docPr id="165" name="TextBox165"/>
+                <wp:cNvGraphicFramePr/>
+                <a:graphic>
+                  <a:graphicData uri="http://schemas.microsoft.com/office/word/2010/wordprocessingShape">
+                    <wps:wsp>
+                      <wps:cNvSpPr txBox="1"/>
+                      <wps:cNvCnPr/>
+                      <wps:spPr>
+                        <a:xfrm>
+                          <a:off x="0" y="0"/>
+                          <a:ext cx="513080" cy="284480"/>
+                        </a:xfrm>
+                        <a:prstGeom prst="rect">
+                          <a:avLst/>
+                        </a:prstGeom>
+                        <a:noFill/>
+                        <a:ln>
+                          <a:noFill/>
+                        </a:ln>
+                      </wps:spPr>
+                      <wps:txbx>
+                        <w:txbxContent>
+                          <w:p>
+                            <w:pPr>
+                              <w:spacing w:line="240" w:lineRule="auto" w:before="0" w:after="0" w:beforeLines="0" w:afterLines="0"/>
+                              <w:ind w:left="0" w:right="0" w:firstLine="0"/>
+                            </w:pPr>
+                            <w:r>
+                              <w:rPr>
+                                <w:rFonts w:ascii="Times New Roman" w:hAnsi="Times New Roman" w:eastAsia="仿宋" w:cs="Times New Roman"/>
+                                <w:color w:val="000000"/>
+                                <w:sz w:val="28"/>
+                                <w:szCs w:val="28"/>
+                              </w:rPr>
+                              <w:t xml:space="preserve">金额</w:t>
+                            </w:r>
+                          </w:p>
+                        </w:txbxContent>
+                      </wps:txbx>
+                      <wps:bodyPr rot="0" vert="horz" anchor="t" wrap="square" lIns="0" tIns="0" rIns="0" bIns="0"/>
+                    </wps:wsp>
+                  </a:graphicData>
+                </a:graphic>
+              </wp:anchor>
+            </w:drawing>
+          </mc:Choice>
+          <mc:Fallback>
+            <w:pict>
+              <v:shape id="VML165" type="#_x0000_t202" style="position:absolute;left:312.375pt;top:141.223pt;width:40.400pt;height:22.400pt;z-index:10;mso-position-horizontal:absolute;mso-position-vertical:absolute;mso-position-horizontal-relative:page;mso-position-vertical-relative:page;mso-wrap:square;" filled="false" stroked="false" v-text-anchor="top">
+                <v:fill on="false"/>
+                <v:stroke on="false"/>
+                <v:textbox style="mso-fit-shape-to-text:false" inset="0pt,0pt,0pt,0pt">
+                  <w:txbxContent>
+                    <w:p>
+                      <w:pPr>
+                        <w:spacing w:line="240" w:lineRule="auto" w:before="0" w:after="0" w:beforeLines="0" w:afterLines="0"/>
+                        <w:ind w:left="0" w:right="0" w:firstLine="0"/>
+                      </w:pPr>
+                      <w:r>
+                        <w:rPr>
+                          <w:rFonts w:ascii="Times New Roman" w:hAnsi="Times New Roman" w:eastAsia="仿宋" w:cs="Times New Roman"/>
+                          <w:color w:val="000000"/>
+                          <w:sz w:val="28"/>
+                          <w:szCs w:val="28"/>
+                        </w:rPr>
+                        <w:t xml:space="preserve">金额</w:t>
+                      </w:r>
+                    </w:p>
+                  </w:txbxContent>
+                </v:textbox>
+              </v:shape>
+            </w:pict>
+          </mc:Fallback>
+        </mc:AlternateContent>
       </w:r>
       <w:r>
-        <w:pict>
-          <v:shape id="TextBox174" type="#_x0000_t202" style="position:absolute;left:301.000pt;top:761.721pt;width:18.456pt;height:16.000pt;z-index:10;mso-position-horizontal:absolute;mso-position-vertical:absolute;mso-position-horizontal-relative:page;mso-position-vertical-relative:page;mso-wrap:square;" filled="false" stroked="false" v-text-anchor="top">
-            <v:fill on="false"/>
-            <v:stroke on="false"/>
-            <v:textbox style="mso-fit-shape-to-text:false" inset="0pt,0pt,0pt,0pt">
-              <w:txbxContent>
-                <w:p>
-                  <w:pPr>
-                    <w:spacing w:line="240" w:lineRule="auto" w:before="0" w:after="0" w:beforeLines="0" w:afterLines="0"/>
-                    <w:jc w:val="center"/>
-                    <w:ind w:left="0" w:right="0" w:firstLine="0"/>
-                  </w:pPr>
-                  <w:r>
-                    <w:rPr>
-                      <w:rFonts w:ascii="Times New Roman" w:hAnsi="Times New Roman" w:eastAsia="黑体" w:cs="Times New Roman"/>
-                      <w:color w:val="000000"/>
-                      <w:sz w:val="20"/>
-                      <w:szCs w:val="20"/>
-                    </w:rPr>
-                    <w:t xml:space="preserve">78</w:t>
-                  </w:r>
-                </w:p>
-              </w:txbxContent>
-            </v:textbox>
-          </v:shape>
-        </w:pict>
+        <mc:AlternateContent>
+          <mc:Choice xmlns:a="http://schemas.openxmlformats.org/drawingml/2006/main" Requires="wps">
+            <w:drawing>
+              <wp:anchor distT="0" distB="0" distL="0" distR="0" simplePos="0" relativeHeight="10" behindDoc="0" locked="0" layoutInCell="1" allowOverlap="1">
+                <wp:simplePos x="0" y="0"/>
+                <wp:positionH relativeFrom="page">
+                  <wp:posOffset>5450681</wp:posOffset>
+                </wp:positionH>
+                <wp:positionV relativeFrom="page">
+                  <wp:posOffset>1793533</wp:posOffset>
+                </wp:positionV>
+                <wp:extent cx="281940" cy="284480"/>
+                <wp:effectExtent l="0" t="0" r="0" b="0"/>
+                <wp:wrapNone/>
+                <wp:docPr id="166" name="TextBox166"/>
+                <wp:cNvGraphicFramePr/>
+                <a:graphic>
+                  <a:graphicData uri="http://schemas.microsoft.com/office/word/2010/wordprocessingShape">
+                    <wps:wsp>
+                      <wps:cNvSpPr txBox="1"/>
+                      <wps:cNvCnPr/>
+                      <wps:spPr>
+                        <a:xfrm>
+                          <a:off x="0" y="0"/>
+                          <a:ext cx="281940" cy="284480"/>
+                        </a:xfrm>
+                        <a:prstGeom prst="rect">
+                          <a:avLst/>
+                        </a:prstGeom>
+                        <a:noFill/>
+                        <a:ln>
+                          <a:noFill/>
+                        </a:ln>
+                      </wps:spPr>
+                      <wps:txbx>
+                        <w:txbxContent>
+                          <w:p>
+                            <w:pPr>
+                              <w:spacing w:line="240" w:lineRule="auto" w:before="0" w:after="0" w:beforeLines="0" w:afterLines="0"/>
+                              <w:ind w:left="0" w:right="0" w:firstLine="0"/>
+                            </w:pPr>
+                            <w:r>
+                              <w:rPr>
+                                <w:rFonts w:ascii="Times New Roman" w:hAnsi="Times New Roman" w:eastAsia="仿宋" w:cs="Times New Roman"/>
+                                <w:color w:val="000000"/>
+                                <w:sz w:val="28"/>
+                                <w:szCs w:val="28"/>
+                              </w:rPr>
+                              <w:t xml:space="preserve">元</w:t>
+                            </w:r>
+                          </w:p>
+                        </w:txbxContent>
+                      </wps:txbx>
+                      <wps:bodyPr rot="0" vert="horz" anchor="t" wrap="square" lIns="0" tIns="0" rIns="0" bIns="0"/>
+                    </wps:wsp>
+                  </a:graphicData>
+                </a:graphic>
+              </wp:anchor>
+            </w:drawing>
+          </mc:Choice>
+          <mc:Fallback>
+            <w:pict>
+              <v:shape id="VML166" type="#_x0000_t202" style="position:absolute;left:429.188pt;top:141.223pt;width:22.200pt;height:22.400pt;z-index:10;mso-position-horizontal:absolute;mso-position-vertical:absolute;mso-position-horizontal-relative:page;mso-position-vertical-relative:page;mso-wrap:square;" filled="false" stroked="false" v-text-anchor="top">
+                <v:fill on="false"/>
+                <v:stroke on="false"/>
+                <v:textbox style="mso-fit-shape-to-text:false" inset="0pt,0pt,0pt,0pt">
+                  <w:txbxContent>
+                    <w:p>
+                      <w:pPr>
+                        <w:spacing w:line="240" w:lineRule="auto" w:before="0" w:after="0" w:beforeLines="0" w:afterLines="0"/>
+                        <w:ind w:left="0" w:right="0" w:firstLine="0"/>
+                      </w:pPr>
+                      <w:r>
+                        <w:rPr>
+                          <w:rFonts w:ascii="Times New Roman" w:hAnsi="Times New Roman" w:eastAsia="仿宋" w:cs="Times New Roman"/>
+                          <w:color w:val="000000"/>
+                          <w:sz w:val="28"/>
+                          <w:szCs w:val="28"/>
+                        </w:rPr>
+                        <w:t xml:space="preserve">元</w:t>
+                      </w:r>
+                    </w:p>
+                  </w:txbxContent>
+                </v:textbox>
+              </v:shape>
+            </w:pict>
+          </mc:Fallback>
+        </mc:AlternateContent>
+      </w:r>
+      <w:r>
+        <mc:AlternateContent>
+          <mc:Choice xmlns:a="http://schemas.openxmlformats.org/drawingml/2006/main" Requires="wps">
+            <w:drawing>
+              <wp:anchor distT="0" distB="0" distL="0" distR="0" simplePos="0" relativeHeight="10" behindDoc="0" locked="0" layoutInCell="1" allowOverlap="1">
+                <wp:simplePos x="0" y="0"/>
+                <wp:positionH relativeFrom="page">
+                  <wp:posOffset>1000125</wp:posOffset>
+                </wp:positionH>
+                <wp:positionV relativeFrom="page">
+                  <wp:posOffset>2203108</wp:posOffset>
+                </wp:positionV>
+                <wp:extent cx="1206500" cy="284480"/>
+                <wp:effectExtent l="0" t="0" r="0" b="0"/>
+                <wp:wrapNone/>
+                <wp:docPr id="167" name="TextBox167"/>
+                <wp:cNvGraphicFramePr/>
+                <a:graphic>
+                  <a:graphicData uri="http://schemas.microsoft.com/office/word/2010/wordprocessingShape">
+                    <wps:wsp>
+                      <wps:cNvSpPr txBox="1"/>
+                      <wps:cNvCnPr/>
+                      <wps:spPr>
+                        <a:xfrm>
+                          <a:off x="0" y="0"/>
+                          <a:ext cx="1206500" cy="284480"/>
+                        </a:xfrm>
+                        <a:prstGeom prst="rect">
+                          <a:avLst/>
+                        </a:prstGeom>
+                        <a:noFill/>
+                        <a:ln>
+                          <a:noFill/>
+                        </a:ln>
+                      </wps:spPr>
+                      <wps:txbx>
+                        <w:txbxContent>
+                          <w:p>
+                            <w:pPr>
+                              <w:spacing w:line="240" w:lineRule="auto" w:before="0" w:after="0" w:beforeLines="0" w:afterLines="0"/>
+                              <w:ind w:left="0" w:right="0" w:firstLine="0"/>
+                            </w:pPr>
+                            <w:r>
+                              <w:rPr>
+                                <w:rFonts w:ascii="Times New Roman" w:hAnsi="Times New Roman" w:eastAsia="仿宋" w:cs="Times New Roman"/>
+                                <w:color w:val="000000"/>
+                                <w:sz w:val="28"/>
+                                <w:szCs w:val="28"/>
+                              </w:rPr>
+                              <w:t xml:space="preserve">增值税税率</w:t>
+                            </w:r>
+                          </w:p>
+                        </w:txbxContent>
+                      </wps:txbx>
+                      <wps:bodyPr rot="0" vert="horz" anchor="t" wrap="square" lIns="0" tIns="0" rIns="0" bIns="0"/>
+                    </wps:wsp>
+                  </a:graphicData>
+                </a:graphic>
+              </wp:anchor>
+            </w:drawing>
+          </mc:Choice>
+          <mc:Fallback>
+            <w:pict>
+              <v:shape id="VML167" type="#_x0000_t202" style="position:absolute;left:78.750pt;top:173.473pt;width:95.000pt;height:22.400pt;z-index:10;mso-position-horizontal:absolute;mso-position-vertical:absolute;mso-position-horizontal-relative:page;mso-position-vertical-relative:page;mso-wrap:square;" filled="false" stroked="false" v-text-anchor="top">
+                <v:fill on="false"/>
+                <v:stroke on="false"/>
+                <v:textbox style="mso-fit-shape-to-text:false" inset="0pt,0pt,0pt,0pt">
+                  <w:txbxContent>
+                    <w:p>
+                      <w:pPr>
+                        <w:spacing w:line="240" w:lineRule="auto" w:before="0" w:after="0" w:beforeLines="0" w:afterLines="0"/>
+                        <w:ind w:left="0" w:right="0" w:firstLine="0"/>
+                      </w:pPr>
+                      <w:r>
+                        <w:rPr>
+                          <w:rFonts w:ascii="Times New Roman" w:hAnsi="Times New Roman" w:eastAsia="仿宋" w:cs="Times New Roman"/>
+                          <w:color w:val="000000"/>
+                          <w:sz w:val="28"/>
+                          <w:szCs w:val="28"/>
+                        </w:rPr>
+                        <w:t xml:space="preserve">增值税税率</w:t>
+                      </w:r>
+                    </w:p>
+                  </w:txbxContent>
+                </v:textbox>
+              </v:shape>
+            </w:pict>
+          </mc:Fallback>
+        </mc:AlternateContent>
+      </w:r>
+      <w:r>
+        <mc:AlternateContent>
+          <mc:Choice xmlns:a="http://schemas.openxmlformats.org/drawingml/2006/main" Requires="wps">
+            <w:drawing>
+              <wp:anchor distT="0" distB="0" distL="0" distR="0" simplePos="0" relativeHeight="10" behindDoc="0" locked="0" layoutInCell="1" allowOverlap="1">
+                <wp:simplePos x="0" y="0"/>
+                <wp:positionH relativeFrom="page">
+                  <wp:posOffset>3967162</wp:posOffset>
+                </wp:positionH>
+                <wp:positionV relativeFrom="page">
+                  <wp:posOffset>2203108</wp:posOffset>
+                </wp:positionV>
+                <wp:extent cx="513080" cy="284480"/>
+                <wp:effectExtent l="0" t="0" r="0" b="0"/>
+                <wp:wrapNone/>
+                <wp:docPr id="168" name="TextBox168"/>
+                <wp:cNvGraphicFramePr/>
+                <a:graphic>
+                  <a:graphicData uri="http://schemas.microsoft.com/office/word/2010/wordprocessingShape">
+                    <wps:wsp>
+                      <wps:cNvSpPr txBox="1"/>
+                      <wps:cNvCnPr/>
+                      <wps:spPr>
+                        <a:xfrm>
+                          <a:off x="0" y="0"/>
+                          <a:ext cx="513080" cy="284480"/>
+                        </a:xfrm>
+                        <a:prstGeom prst="rect">
+                          <a:avLst/>
+                        </a:prstGeom>
+                        <a:noFill/>
+                        <a:ln>
+                          <a:noFill/>
+                        </a:ln>
+                      </wps:spPr>
+                      <wps:txbx>
+                        <w:txbxContent>
+                          <w:p>
+                            <w:pPr>
+                              <w:spacing w:line="240" w:lineRule="auto" w:before="0" w:after="0" w:beforeLines="0" w:afterLines="0"/>
+                              <w:ind w:left="0" w:right="0" w:firstLine="0"/>
+                            </w:pPr>
+                            <w:r>
+                              <w:rPr>
+                                <w:rFonts w:ascii="Times New Roman" w:hAnsi="Times New Roman" w:eastAsia="仿宋" w:cs="Times New Roman"/>
+                                <w:color w:val="000000"/>
+                                <w:sz w:val="28"/>
+                                <w:szCs w:val="28"/>
+                              </w:rPr>
+                              <w:t xml:space="preserve">数值</w:t>
+                            </w:r>
+                          </w:p>
+                        </w:txbxContent>
+                      </wps:txbx>
+                      <wps:bodyPr rot="0" vert="horz" anchor="t" wrap="square" lIns="0" tIns="0" rIns="0" bIns="0"/>
+                    </wps:wsp>
+                  </a:graphicData>
+                </a:graphic>
+              </wp:anchor>
+            </w:drawing>
+          </mc:Choice>
+          <mc:Fallback>
+            <w:pict>
+              <v:shape id="VML168" type="#_x0000_t202" style="position:absolute;left:312.375pt;top:173.473pt;width:40.400pt;height:22.400pt;z-index:10;mso-position-horizontal:absolute;mso-position-vertical:absolute;mso-position-horizontal-relative:page;mso-position-vertical-relative:page;mso-wrap:square;" filled="false" stroked="false" v-text-anchor="top">
+                <v:fill on="false"/>
+                <v:stroke on="false"/>
+                <v:textbox style="mso-fit-shape-to-text:false" inset="0pt,0pt,0pt,0pt">
+                  <w:txbxContent>
+                    <w:p>
+                      <w:pPr>
+                        <w:spacing w:line="240" w:lineRule="auto" w:before="0" w:after="0" w:beforeLines="0" w:afterLines="0"/>
+                        <w:ind w:left="0" w:right="0" w:firstLine="0"/>
+                      </w:pPr>
+                      <w:r>
+                        <w:rPr>
+                          <w:rFonts w:ascii="Times New Roman" w:hAnsi="Times New Roman" w:eastAsia="仿宋" w:cs="Times New Roman"/>
+                          <w:color w:val="000000"/>
+                          <w:sz w:val="28"/>
+                          <w:szCs w:val="28"/>
+                        </w:rPr>
+                        <w:t xml:space="preserve">数值</w:t>
+                      </w:r>
+                    </w:p>
+                  </w:txbxContent>
+                </v:textbox>
+              </v:shape>
+            </w:pict>
+          </mc:Fallback>
+        </mc:AlternateContent>
+      </w:r>
+      <w:r>
+        <mc:AlternateContent>
+          <mc:Choice xmlns:a="http://schemas.openxmlformats.org/drawingml/2006/main" Requires="wps">
+            <w:drawing>
+              <wp:anchor distT="0" distB="0" distL="0" distR="0" simplePos="0" relativeHeight="10" behindDoc="0" locked="0" layoutInCell="1" allowOverlap="1">
+                <wp:simplePos x="0" y="0"/>
+                <wp:positionH relativeFrom="page">
+                  <wp:posOffset>5450681</wp:posOffset>
+                </wp:positionH>
+                <wp:positionV relativeFrom="page">
+                  <wp:posOffset>2203108</wp:posOffset>
+                </wp:positionV>
+                <wp:extent cx="256283" cy="284480"/>
+                <wp:effectExtent l="0" t="0" r="0" b="0"/>
+                <wp:wrapNone/>
+                <wp:docPr id="169" name="TextBox169"/>
+                <wp:cNvGraphicFramePr/>
+                <a:graphic>
+                  <a:graphicData uri="http://schemas.microsoft.com/office/word/2010/wordprocessingShape">
+                    <wps:wsp>
+                      <wps:cNvSpPr txBox="1"/>
+                      <wps:cNvCnPr/>
+                      <wps:spPr>
+                        <a:xfrm>
+                          <a:off x="0" y="0"/>
+                          <a:ext cx="256283" cy="284480"/>
+                        </a:xfrm>
+                        <a:prstGeom prst="rect">
+                          <a:avLst/>
+                        </a:prstGeom>
+                        <a:noFill/>
+                        <a:ln>
+                          <a:noFill/>
+                        </a:ln>
+                      </wps:spPr>
+                      <wps:txbx>
+                        <w:txbxContent>
+                          <w:p>
+                            <w:pPr>
+                              <w:spacing w:line="240" w:lineRule="auto" w:before="0" w:after="0" w:beforeLines="0" w:afterLines="0"/>
+                              <w:ind w:left="0" w:right="0" w:firstLine="0"/>
+                            </w:pPr>
+                            <w:r>
+                              <w:rPr>
+                                <w:rFonts w:ascii="Times New Roman" w:hAnsi="Times New Roman" w:eastAsia="仿宋" w:cs="Times New Roman"/>
+                                <w:color w:val="000000"/>
+                                <w:sz w:val="28"/>
+                                <w:szCs w:val="28"/>
+                              </w:rPr>
+                              <w:t xml:space="preserve">%</w:t>
+                            </w:r>
+                          </w:p>
+                        </w:txbxContent>
+                      </wps:txbx>
+                      <wps:bodyPr rot="0" vert="horz" anchor="t" wrap="square" lIns="0" tIns="0" rIns="0" bIns="0"/>
+                    </wps:wsp>
+                  </a:graphicData>
+                </a:graphic>
+              </wp:anchor>
+            </w:drawing>
+          </mc:Choice>
+          <mc:Fallback>
+            <w:pict>
+              <v:shape id="VML169" type="#_x0000_t202" style="position:absolute;left:429.188pt;top:173.473pt;width:20.180pt;height:22.400pt;z-index:10;mso-position-horizontal:absolute;mso-position-vertical:absolute;mso-position-horizontal-relative:page;mso-position-vertical-relative:page;mso-wrap:square;" filled="false" stroked="false" v-text-anchor="top">
+                <v:fill on="false"/>
+                <v:stroke on="false"/>
+                <v:textbox style="mso-fit-shape-to-text:false" inset="0pt,0pt,0pt,0pt">
+                  <w:txbxContent>
+                    <w:p>
+                      <w:pPr>
+                        <w:spacing w:line="240" w:lineRule="auto" w:before="0" w:after="0" w:beforeLines="0" w:afterLines="0"/>
+                        <w:ind w:left="0" w:right="0" w:firstLine="0"/>
+                      </w:pPr>
+                      <w:r>
+                        <w:rPr>
+                          <w:rFonts w:ascii="Times New Roman" w:hAnsi="Times New Roman" w:eastAsia="仿宋" w:cs="Times New Roman"/>
+                          <w:color w:val="000000"/>
+                          <w:sz w:val="28"/>
+                          <w:szCs w:val="28"/>
+                        </w:rPr>
+                        <w:t xml:space="preserve">%</w:t>
+                      </w:r>
+                    </w:p>
+                  </w:txbxContent>
+                </v:textbox>
+              </v:shape>
+            </w:pict>
+          </mc:Fallback>
+        </mc:AlternateContent>
+      </w:r>
+      <w:r>
+        <mc:AlternateContent>
+          <mc:Choice xmlns:a="http://schemas.openxmlformats.org/drawingml/2006/main" Requires="wps">
+            <w:drawing>
+              <wp:anchor distT="0" distB="0" distL="0" distR="0" simplePos="0" relativeHeight="10" behindDoc="0" locked="0" layoutInCell="1" allowOverlap="1">
+                <wp:simplePos x="0" y="0"/>
+                <wp:positionH relativeFrom="page">
+                  <wp:posOffset>1000125</wp:posOffset>
+                </wp:positionH>
+                <wp:positionV relativeFrom="page">
+                  <wp:posOffset>2612683</wp:posOffset>
+                </wp:positionV>
+                <wp:extent cx="1206500" cy="284480"/>
+                <wp:effectExtent l="0" t="0" r="0" b="0"/>
+                <wp:wrapNone/>
+                <wp:docPr id="170" name="TextBox170"/>
+                <wp:cNvGraphicFramePr/>
+                <a:graphic>
+                  <a:graphicData uri="http://schemas.microsoft.com/office/word/2010/wordprocessingShape">
+                    <wps:wsp>
+                      <wps:cNvSpPr txBox="1"/>
+                      <wps:cNvCnPr/>
+                      <wps:spPr>
+                        <a:xfrm>
+                          <a:off x="0" y="0"/>
+                          <a:ext cx="1206500" cy="284480"/>
+                        </a:xfrm>
+                        <a:prstGeom prst="rect">
+                          <a:avLst/>
+                        </a:prstGeom>
+                        <a:noFill/>
+                        <a:ln>
+                          <a:noFill/>
+                        </a:ln>
+                      </wps:spPr>
+                      <wps:txbx>
+                        <w:txbxContent>
+                          <w:p>
+                            <w:pPr>
+                              <w:spacing w:line="240" w:lineRule="auto" w:before="0" w:after="0" w:beforeLines="0" w:afterLines="0"/>
+                              <w:ind w:left="0" w:right="0" w:firstLine="0"/>
+                            </w:pPr>
+                            <w:r>
+                              <w:rPr>
+                                <w:rFonts w:ascii="Times New Roman" w:hAnsi="Times New Roman" w:eastAsia="仿宋" w:cs="Times New Roman"/>
+                                <w:color w:val="000000"/>
+                                <w:sz w:val="28"/>
+                                <w:szCs w:val="28"/>
+                              </w:rPr>
+                              <w:t xml:space="preserve">项目负责人</w:t>
+                            </w:r>
+                          </w:p>
+                        </w:txbxContent>
+                      </wps:txbx>
+                      <wps:bodyPr rot="0" vert="horz" anchor="t" wrap="square" lIns="0" tIns="0" rIns="0" bIns="0"/>
+                    </wps:wsp>
+                  </a:graphicData>
+                </a:graphic>
+              </wp:anchor>
+            </w:drawing>
+          </mc:Choice>
+          <mc:Fallback>
+            <w:pict>
+              <v:shape id="VML170" type="#_x0000_t202" style="position:absolute;left:78.750pt;top:205.723pt;width:95.000pt;height:22.400pt;z-index:10;mso-position-horizontal:absolute;mso-position-vertical:absolute;mso-position-horizontal-relative:page;mso-position-vertical-relative:page;mso-wrap:square;" filled="false" stroked="false" v-text-anchor="top">
+                <v:fill on="false"/>
+                <v:stroke on="false"/>
+                <v:textbox style="mso-fit-shape-to-text:false" inset="0pt,0pt,0pt,0pt">
+                  <w:txbxContent>
+                    <w:p>
+                      <w:pPr>
+                        <w:spacing w:line="240" w:lineRule="auto" w:before="0" w:after="0" w:beforeLines="0" w:afterLines="0"/>
+                        <w:ind w:left="0" w:right="0" w:firstLine="0"/>
+                      </w:pPr>
+                      <w:r>
+                        <w:rPr>
+                          <w:rFonts w:ascii="Times New Roman" w:hAnsi="Times New Roman" w:eastAsia="仿宋" w:cs="Times New Roman"/>
+                          <w:color w:val="000000"/>
+                          <w:sz w:val="28"/>
+                          <w:szCs w:val="28"/>
+                        </w:rPr>
+                        <w:t xml:space="preserve">项目负责人</w:t>
+                      </w:r>
+                    </w:p>
+                  </w:txbxContent>
+                </v:textbox>
+              </v:shape>
+            </w:pict>
+          </mc:Fallback>
+        </mc:AlternateContent>
+      </w:r>
+      <w:r>
+        <mc:AlternateContent>
+          <mc:Choice xmlns:a="http://schemas.openxmlformats.org/drawingml/2006/main" Requires="wps">
+            <w:drawing>
+              <wp:anchor distT="0" distB="0" distL="0" distR="0" simplePos="0" relativeHeight="10" behindDoc="0" locked="0" layoutInCell="1" allowOverlap="1">
+                <wp:simplePos x="0" y="0"/>
+                <wp:positionH relativeFrom="page">
+                  <wp:posOffset>3967162</wp:posOffset>
+                </wp:positionH>
+                <wp:positionV relativeFrom="page">
+                  <wp:posOffset>2612683</wp:posOffset>
+                </wp:positionV>
+                <wp:extent cx="513080" cy="284480"/>
+                <wp:effectExtent l="0" t="0" r="0" b="0"/>
+                <wp:wrapNone/>
+                <wp:docPr id="171" name="TextBox171"/>
+                <wp:cNvGraphicFramePr/>
+                <a:graphic>
+                  <a:graphicData uri="http://schemas.microsoft.com/office/word/2010/wordprocessingShape">
+                    <wps:wsp>
+                      <wps:cNvSpPr txBox="1"/>
+                      <wps:cNvCnPr/>
+                      <wps:spPr>
+                        <a:xfrm>
+                          <a:off x="0" y="0"/>
+                          <a:ext cx="513080" cy="284480"/>
+                        </a:xfrm>
+                        <a:prstGeom prst="rect">
+                          <a:avLst/>
+                        </a:prstGeom>
+                        <a:noFill/>
+                        <a:ln>
+                          <a:noFill/>
+                        </a:ln>
+                      </wps:spPr>
+                      <wps:txbx>
+                        <w:txbxContent>
+                          <w:p>
+                            <w:pPr>
+                              <w:spacing w:line="240" w:lineRule="auto" w:before="0" w:after="0" w:beforeLines="0" w:afterLines="0"/>
+                              <w:ind w:left="0" w:right="0" w:firstLine="0"/>
+                            </w:pPr>
+                            <w:r>
+                              <w:rPr>
+                                <w:rFonts w:ascii="Times New Roman" w:hAnsi="Times New Roman" w:eastAsia="仿宋" w:cs="Times New Roman"/>
+                                <w:color w:val="000000"/>
+                                <w:sz w:val="28"/>
+                                <w:szCs w:val="28"/>
+                              </w:rPr>
+                              <w:t xml:space="preserve">文本</w:t>
+                            </w:r>
+                          </w:p>
+                        </w:txbxContent>
+                      </wps:txbx>
+                      <wps:bodyPr rot="0" vert="horz" anchor="t" wrap="square" lIns="0" tIns="0" rIns="0" bIns="0"/>
+                    </wps:wsp>
+                  </a:graphicData>
+                </a:graphic>
+              </wp:anchor>
+            </w:drawing>
+          </mc:Choice>
+          <mc:Fallback>
+            <w:pict>
+              <v:shape id="VML171" type="#_x0000_t202" style="position:absolute;left:312.375pt;top:205.723pt;width:40.400pt;height:22.400pt;z-index:10;mso-position-horizontal:absolute;mso-position-vertical:absolute;mso-position-horizontal-relative:page;mso-position-vertical-relative:page;mso-wrap:square;" filled="false" stroked="false" v-text-anchor="top">
+                <v:fill on="false"/>
+                <v:stroke on="false"/>
+                <v:textbox style="mso-fit-shape-to-text:false" inset="0pt,0pt,0pt,0pt">
+                  <w:txbxContent>
+                    <w:p>
+                      <w:pPr>
+                        <w:spacing w:line="240" w:lineRule="auto" w:before="0" w:after="0" w:beforeLines="0" w:afterLines="0"/>
+                        <w:ind w:left="0" w:right="0" w:firstLine="0"/>
+                      </w:pPr>
+                      <w:r>
+                        <w:rPr>
+                          <w:rFonts w:ascii="Times New Roman" w:hAnsi="Times New Roman" w:eastAsia="仿宋" w:cs="Times New Roman"/>
+                          <w:color w:val="000000"/>
+                          <w:sz w:val="28"/>
+                          <w:szCs w:val="28"/>
+                        </w:rPr>
+                        <w:t xml:space="preserve">文本</w:t>
+                      </w:r>
+                    </w:p>
+                  </w:txbxContent>
+                </v:textbox>
+              </v:shape>
+            </w:pict>
+          </mc:Fallback>
+        </mc:AlternateContent>
+      </w:r>
+      <w:r>
+        <mc:AlternateContent>
+          <mc:Choice xmlns:a="http://schemas.openxmlformats.org/drawingml/2006/main" Requires="wps">
+            <w:drawing>
+              <wp:anchor distT="0" distB="0" distL="0" distR="0" simplePos="0" relativeHeight="10" behindDoc="0" locked="0" layoutInCell="1" allowOverlap="1">
+                <wp:simplePos x="0" y="0"/>
+                <wp:positionH relativeFrom="page">
+                  <wp:posOffset>3822700</wp:posOffset>
+                </wp:positionH>
+                <wp:positionV relativeFrom="page">
+                  <wp:posOffset>9648462</wp:posOffset>
+                </wp:positionV>
+                <wp:extent cx="234391" cy="203200"/>
+                <wp:effectExtent l="0" t="0" r="0" b="0"/>
+                <wp:wrapNone/>
+                <wp:docPr id="172" name="TextBox172"/>
+                <wp:cNvGraphicFramePr/>
+                <a:graphic>
+                  <a:graphicData uri="http://schemas.microsoft.com/office/word/2010/wordprocessingShape">
+                    <wps:wsp>
+                      <wps:cNvSpPr txBox="1"/>
+                      <wps:cNvCnPr/>
+                      <wps:spPr>
+                        <a:xfrm>
+                          <a:off x="0" y="0"/>
+                          <a:ext cx="234391" cy="203200"/>
+                        </a:xfrm>
+                        <a:prstGeom prst="rect">
+                          <a:avLst/>
+                        </a:prstGeom>
+                        <a:noFill/>
+                        <a:ln>
+                          <a:noFill/>
+                        </a:ln>
+                      </wps:spPr>
+                      <wps:txbx>
+                        <w:txbxContent>
+                          <w:p>
+                            <w:pPr>
+                              <w:spacing w:line="240" w:lineRule="auto" w:before="0" w:after="0" w:beforeLines="0" w:afterLines="0"/>
+                              <w:ind w:left="0" w:right="0" w:firstLine="0"/>
+                            </w:pPr>
+                            <w:r>
+                              <w:rPr>
+                                <w:rFonts w:ascii="Times New Roman" w:hAnsi="Times New Roman" w:eastAsia="黑体" w:cs="Times New Roman"/>
+                                <w:color w:val="000000"/>
+                                <w:sz w:val="20"/>
+                                <w:szCs w:val="20"/>
+                              </w:rPr>
+                              <w:t xml:space="preserve">78</w:t>
+                            </w:r>
+                          </w:p>
+                        </w:txbxContent>
+                      </wps:txbx>
+                      <wps:bodyPr rot="0" vert="horz" anchor="t" wrap="square" lIns="0" tIns="0" rIns="0" bIns="0"/>
+                    </wps:wsp>
+                  </a:graphicData>
+                </a:graphic>
+              </wp:anchor>
+            </w:drawing>
+          </mc:Choice>
+          <mc:Fallback>
+            <w:pict>
+              <v:shape id="VML172" type="#_x0000_t202" style="position:absolute;left:301.000pt;top:759.721pt;width:18.456pt;height:16.000pt;z-index:10;mso-position-horizontal:absolute;mso-position-vertical:absolute;mso-position-horizontal-relative:page;mso-position-vertical-relative:page;mso-wrap:square;" filled="false" stroked="false" v-text-anchor="top">
+                <v:fill on="false"/>
+                <v:stroke on="false"/>
+                <v:textbox style="mso-fit-shape-to-text:false" inset="0pt,0pt,0pt,0pt">
+                  <w:txbxContent>
+                    <w:p>
+                      <w:pPr>
+                        <w:spacing w:line="240" w:lineRule="auto" w:before="0" w:after="0" w:beforeLines="0" w:afterLines="0"/>
+                        <w:ind w:left="0" w:right="0" w:firstLine="0"/>
+                      </w:pPr>
+                      <w:r>
+                        <w:rPr>
+                          <w:rFonts w:ascii="Times New Roman" w:hAnsi="Times New Roman" w:eastAsia="黑体" w:cs="Times New Roman"/>
+                          <w:color w:val="000000"/>
+                          <w:sz w:val="20"/>
+                          <w:szCs w:val="20"/>
+                        </w:rPr>
+                        <w:t xml:space="preserve">78</w:t>
+                      </w:r>
+                    </w:p>
+                  </w:txbxContent>
+                </v:textbox>
+              </v:shape>
+            </w:pict>
+          </mc:Fallback>
+        </mc:AlternateContent>
       </w:r>
     </w:p>
     <w:sectPr>
@@ -636,260 +3986,735 @@
       <w:spacing w:before="0" w:after="0" w:line="20" w:lineRule="exact"/>
     </w:pPr>
     <w:r>
-      <w:pict>
-        <v:shape id="TextBox101" type="#_x0000_t202" style="position:absolute;left:312.000pt;top:9.721pt;width:407.000pt;height:16.000pt;z-index:10;mso-position-horizontal:absolute;mso-position-vertical:absolute;mso-position-horizontal-relative:page;mso-position-vertical-relative:page;mso-wrap:square;" filled="false" stroked="false" v-text-anchor="top">
-          <v:fill on="false"/>
-          <v:stroke on="false"/>
-          <v:textbox style="mso-fit-shape-to-text:false" inset="0pt,0pt,0pt,0pt">
-            <w:txbxContent>
-              <w:p>
-                <w:pPr>
-                  <w:spacing w:line="240" w:lineRule="auto" w:before="0" w:after="0" w:beforeLines="0" w:afterLines="0"/>
-                  <w:jc w:val="right"/>
-                  <w:ind w:left="0" w:right="0" w:firstLine="0"/>
-                </w:pPr>
-                <w:r>
-                  <w:rPr>
-                    <w:rFonts w:ascii="Times New Roman" w:hAnsi="Times New Roman" w:eastAsia="黑体" w:cs="Times New Roman"/>
-                    <w:color w:val="000000"/>
-                    <w:sz w:val="20"/>
-                    <w:szCs w:val="20"/>
-                  </w:rPr>
-                  <w:t xml:space="preserve">湖南省高速公路集团有限公司标准服务询比采购文件（2024年版）</w:t>
-                </w:r>
-              </w:p>
-            </w:txbxContent>
-          </v:textbox>
-        </v:shape>
-      </w:pict>
+      <mc:AlternateContent>
+        <mc:Choice xmlns:a="http://schemas.openxmlformats.org/drawingml/2006/main" Requires="wps">
+          <w:drawing>
+            <wp:anchor distT="0" distB="0" distL="0" distR="0" simplePos="0" relativeHeight="0" behindDoc="1" locked="0" layoutInCell="1" allowOverlap="1">
+              <wp:simplePos x="0" y="0"/>
+              <wp:positionH relativeFrom="page">
+                <wp:posOffset>127000</wp:posOffset>
+              </wp:positionH>
+              <wp:positionV relativeFrom="page">
+                <wp:posOffset>317500</wp:posOffset>
+              </wp:positionV>
+              <wp:extent cx="7518400" cy="6350"/>
+              <wp:effectExtent l="0" t="0" r="0" b="0"/>
+              <wp:wrapNone/>
+              <wp:docPr id="101" name="Line101"/>
+              <wp:cNvGraphicFramePr/>
+              <a:graphic>
+                <a:graphicData uri="http://schemas.microsoft.com/office/word/2010/wordprocessingShape">
+                  <wps:wsp>
+                    <wps:cNvSpPr/>
+                    <wps:cNvCnPr/>
+                    <wps:spPr>
+                      <a:xfrm>
+                        <a:off x="0" y="0"/>
+                        <a:ext cx="7518400" cy="6350"/>
+                      </a:xfrm>
+                      <a:prstGeom prst="rect">
+                        <a:avLst/>
+                      </a:prstGeom>
+                      <a:solidFill>
+                        <a:srgbClr val="C0C0C0"/>
+                      </a:solidFill>
+                      <a:ln>
+                        <a:noFill/>
+                      </a:ln>
+                    </wps:spPr>
+                    <wps:txbx>
+                      <w:txbxContent>
+                        <w:p/>
+                      </w:txbxContent>
+                    </wps:txbx>
+                    <wps:bodyPr anchor="t" lIns="0" tIns="0" rIns="0" bIns="0"/>
+                  </wps:wsp>
+                </a:graphicData>
+              </a:graphic>
+            </wp:anchor>
+          </w:drawing>
+        </mc:Choice>
+        <mc:Fallback>
+          <w:pict>
+            <v:rect id="VL101" style="position:absolute;left:10.000pt;top:25.000pt;width:592.000pt;height:0.500pt;z-index:0;mso-position-horizontal:absolute;mso-position-vertical:absolute;mso-position-horizontal-relative:page;mso-position-vertical-relative:page;mso-wrap:none;" filled="true" stroked="false">
+              <v:fill color="#C0C0C0"/>
+              <v:stroke on="false"/>
+            </v:rect>
+          </w:pict>
+        </mc:Fallback>
+      </mc:AlternateContent>
     </w:r>
     <w:r>
-      <w:pict>
-        <v:shape id="TextBox102" type="#_x0000_t202" style="position:absolute;left:261.000pt;top:39.281pt;width:121.000pt;height:28.800pt;z-index:10;mso-position-horizontal:absolute;mso-position-vertical:absolute;mso-position-horizontal-relative:page;mso-position-vertical-relative:page;mso-wrap:square;" filled="false" stroked="false" v-text-anchor="top">
-          <v:fill on="false"/>
-          <v:stroke on="false"/>
-          <v:textbox style="mso-fit-shape-to-text:false" inset="0pt,0pt,0pt,0pt">
-            <w:txbxContent>
-              <w:p>
-                <w:pPr>
-                  <w:spacing w:line="240" w:lineRule="auto" w:before="0" w:after="0" w:beforeLines="0" w:afterLines="0"/>
-                  <w:jc w:val="center"/>
-                  <w:ind w:left="0" w:right="0" w:firstLine="0"/>
-                </w:pPr>
-                <w:r>
-                  <w:rPr>
-                    <w:rFonts w:ascii="Times New Roman" w:hAnsi="Times New Roman" w:eastAsia="仿宋" w:cs="Times New Roman"/>
-                    <w:color w:val="000000"/>
-                    <w:sz w:val="36"/>
-                    <w:szCs w:val="36"/>
-                  </w:rPr>
-                  <w:t xml:space="preserve">响应函附表</w:t>
-                </w:r>
-              </w:p>
-            </w:txbxContent>
-          </v:textbox>
-        </v:shape>
-      </w:pict>
+      <mc:AlternateContent>
+        <mc:Choice xmlns:a="http://schemas.openxmlformats.org/drawingml/2006/main" Requires="wps">
+          <w:drawing>
+            <wp:anchor distT="0" distB="0" distL="0" distR="0" simplePos="0" relativeHeight="0" behindDoc="1" locked="0" layoutInCell="1" allowOverlap="1">
+              <wp:simplePos x="0" y="0"/>
+              <wp:positionH relativeFrom="page">
+                <wp:posOffset>914400</wp:posOffset>
+              </wp:positionH>
+              <wp:positionV relativeFrom="page">
+                <wp:posOffset>876300</wp:posOffset>
+              </wp:positionV>
+              <wp:extent cx="1485900" cy="9525"/>
+              <wp:effectExtent l="0" t="0" r="0" b="0"/>
+              <wp:wrapNone/>
+              <wp:docPr id="102" name="Line102"/>
+              <wp:cNvGraphicFramePr/>
+              <a:graphic>
+                <a:graphicData uri="http://schemas.microsoft.com/office/word/2010/wordprocessingShape">
+                  <wps:wsp>
+                    <wps:cNvSpPr/>
+                    <wps:cNvCnPr/>
+                    <wps:spPr>
+                      <a:xfrm rotation="22036">
+                        <a:off x="0" y="0"/>
+                        <a:ext cx="1485900" cy="6350"/>
+                      </a:xfrm>
+                      <a:prstGeom prst="rect">
+                        <a:avLst/>
+                      </a:prstGeom>
+                      <a:solidFill>
+                        <a:srgbClr val="000000"/>
+                      </a:solidFill>
+                      <a:ln>
+                        <a:noFill/>
+                      </a:ln>
+                    </wps:spPr>
+                    <wps:txbx>
+                      <w:txbxContent>
+                        <w:p/>
+                      </w:txbxContent>
+                    </wps:txbx>
+                    <wps:bodyPr anchor="t" lIns="0" tIns="0" rIns="0" bIns="0"/>
+                  </wps:wsp>
+                </a:graphicData>
+              </a:graphic>
+            </wp:anchor>
+          </w:drawing>
+        </mc:Choice>
+        <mc:Fallback>
+          <w:pict>
+            <v:line id="VL102" style="position:absolute;left:0;top:0;z-index:0;mso-position-horizontal:absolute;mso-position-vertical:absolute;mso-position-horizontal-relative:page;mso-position-vertical-relative:page;mso-wrap:none;" from="96.00,92.00" to="252.00,93.00" strokecolor="#000000" strokeweight="0.500pt"/>
+          </w:pict>
+        </mc:Fallback>
+      </mc:AlternateContent>
     </w:r>
     <w:r>
-      <w:pict>
-        <v:shape id="TextBox103" type="#_x0000_t202" style="position:absolute;left:116.789pt;top:78.723pt;width:40.400pt;height:22.400pt;z-index:10;mso-position-horizontal:absolute;mso-position-vertical:absolute;mso-position-horizontal-relative:page;mso-position-vertical-relative:page;mso-wrap:square;" filled="false" stroked="false" v-text-anchor="top">
-          <v:fill on="false"/>
-          <v:stroke on="false"/>
-          <v:textbox style="mso-fit-shape-to-text:false" inset="0pt,0pt,0pt,0pt">
-            <w:txbxContent>
-              <w:p>
-                <w:pPr>
-                  <w:spacing w:line="240" w:lineRule="auto" w:before="0" w:after="0" w:beforeLines="0" w:afterLines="0"/>
-                  <w:ind w:left="0" w:right="0" w:firstLine="0"/>
-                </w:pPr>
-                <w:r>
-                  <w:rPr>
-                    <w:rFonts w:ascii="Times New Roman" w:hAnsi="Times New Roman" w:eastAsia="仿宋" w:cs="Times New Roman"/>
-                    <w:color w:val="000000"/>
-                    <w:sz w:val="28"/>
-                    <w:szCs w:val="28"/>
-                  </w:rPr>
-                  <w:t xml:space="preserve">项目</w:t>
-                </w:r>
-              </w:p>
-            </w:txbxContent>
-          </v:textbox>
-        </v:shape>
-      </w:pict>
+      <mc:AlternateContent>
+        <mc:Choice xmlns:a="http://schemas.openxmlformats.org/drawingml/2006/main" Requires="wps">
+          <w:drawing>
+            <wp:anchor distT="0" distB="0" distL="0" distR="0" simplePos="0" relativeHeight="0" behindDoc="1" locked="0" layoutInCell="1" allowOverlap="1">
+              <wp:simplePos x="0" y="0"/>
+              <wp:positionH relativeFrom="page">
+                <wp:posOffset>2400300</wp:posOffset>
+              </wp:positionH>
+              <wp:positionV relativeFrom="page">
+                <wp:posOffset>876300</wp:posOffset>
+              </wp:positionV>
+              <wp:extent cx="1485900" cy="9525"/>
+              <wp:effectExtent l="0" t="0" r="0" b="0"/>
+              <wp:wrapNone/>
+              <wp:docPr id="103" name="Line103"/>
+              <wp:cNvGraphicFramePr/>
+              <a:graphic>
+                <a:graphicData uri="http://schemas.microsoft.com/office/word/2010/wordprocessingShape">
+                  <wps:wsp>
+                    <wps:cNvSpPr/>
+                    <wps:cNvCnPr/>
+                    <wps:spPr>
+                      <a:xfrm rotation="22036">
+                        <a:off x="0" y="0"/>
+                        <a:ext cx="1485900" cy="6350"/>
+                      </a:xfrm>
+                      <a:prstGeom prst="rect">
+                        <a:avLst/>
+                      </a:prstGeom>
+                      <a:solidFill>
+                        <a:srgbClr val="000000"/>
+                      </a:solidFill>
+                      <a:ln>
+                        <a:noFill/>
+                      </a:ln>
+                    </wps:spPr>
+                    <wps:txbx>
+                      <w:txbxContent>
+                        <w:p/>
+                      </w:txbxContent>
+                    </wps:txbx>
+                    <wps:bodyPr anchor="t" lIns="0" tIns="0" rIns="0" bIns="0"/>
+                  </wps:wsp>
+                </a:graphicData>
+              </a:graphic>
+            </wp:anchor>
+          </w:drawing>
+        </mc:Choice>
+        <mc:Fallback>
+          <w:pict>
+            <v:line id="VL103" style="position:absolute;left:0;top:0;z-index:0;mso-position-horizontal:absolute;mso-position-vertical:absolute;mso-position-horizontal-relative:page;mso-position-vertical-relative:page;mso-wrap:none;" from="252.00,92.00" to="408.00,93.00" strokecolor="#000000" strokeweight="0.500pt"/>
+          </w:pict>
+        </mc:Fallback>
+      </mc:AlternateContent>
     </w:r>
     <w:r>
-      <w:pict>
-        <v:shape id="TextBox104" type="#_x0000_t202" style="position:absolute;left:233.602pt;top:78.723pt;width:40.400pt;height:22.400pt;z-index:10;mso-position-horizontal:absolute;mso-position-vertical:absolute;mso-position-horizontal-relative:page;mso-position-vertical-relative:page;mso-wrap:square;" filled="false" stroked="false" v-text-anchor="top">
-          <v:fill on="false"/>
-          <v:stroke on="false"/>
-          <v:textbox style="mso-fit-shape-to-text:false" inset="0pt,0pt,0pt,0pt">
-            <w:txbxContent>
-              <w:p>
-                <w:pPr>
-                  <w:spacing w:line="240" w:lineRule="auto" w:before="0" w:after="0" w:beforeLines="0" w:afterLines="0"/>
-                  <w:ind w:left="0" w:right="0" w:firstLine="0"/>
-                </w:pPr>
-                <w:r>
-                  <w:rPr>
-                    <w:rFonts w:ascii="Times New Roman" w:hAnsi="Times New Roman" w:eastAsia="仿宋" w:cs="Times New Roman"/>
-                    <w:color w:val="000000"/>
-                    <w:sz w:val="28"/>
-                    <w:szCs w:val="28"/>
-                  </w:rPr>
-                  <w:t xml:space="preserve">填报</w:t>
-                </w:r>
-              </w:p>
-            </w:txbxContent>
-          </v:textbox>
-        </v:shape>
-      </w:pict>
+      <mc:AlternateContent>
+        <mc:Choice xmlns:a="http://schemas.openxmlformats.org/drawingml/2006/main" Requires="wps">
+          <w:drawing>
+            <wp:anchor distT="0" distB="0" distL="0" distR="0" simplePos="0" relativeHeight="0" behindDoc="1" locked="0" layoutInCell="1" allowOverlap="1">
+              <wp:simplePos x="0" y="0"/>
+              <wp:positionH relativeFrom="page">
+                <wp:posOffset>3886200</wp:posOffset>
+              </wp:positionH>
+              <wp:positionV relativeFrom="page">
+                <wp:posOffset>876300</wp:posOffset>
+              </wp:positionV>
+              <wp:extent cx="1485900" cy="9525"/>
+              <wp:effectExtent l="0" t="0" r="0" b="0"/>
+              <wp:wrapNone/>
+              <wp:docPr id="104" name="Line104"/>
+              <wp:cNvGraphicFramePr/>
+              <a:graphic>
+                <a:graphicData uri="http://schemas.microsoft.com/office/word/2010/wordprocessingShape">
+                  <wps:wsp>
+                    <wps:cNvSpPr/>
+                    <wps:cNvCnPr/>
+                    <wps:spPr>
+                      <a:xfrm rotation="22036">
+                        <a:off x="0" y="0"/>
+                        <a:ext cx="1485900" cy="6350"/>
+                      </a:xfrm>
+                      <a:prstGeom prst="rect">
+                        <a:avLst/>
+                      </a:prstGeom>
+                      <a:solidFill>
+                        <a:srgbClr val="000000"/>
+                      </a:solidFill>
+                      <a:ln>
+                        <a:noFill/>
+                      </a:ln>
+                    </wps:spPr>
+                    <wps:txbx>
+                      <w:txbxContent>
+                        <w:p/>
+                      </w:txbxContent>
+                    </wps:txbx>
+                    <wps:bodyPr anchor="t" lIns="0" tIns="0" rIns="0" bIns="0"/>
+                  </wps:wsp>
+                </a:graphicData>
+              </a:graphic>
+            </wp:anchor>
+          </w:drawing>
+        </mc:Choice>
+        <mc:Fallback>
+          <w:pict>
+            <v:line id="VL104" style="position:absolute;left:0;top:0;z-index:0;mso-position-horizontal:absolute;mso-position-vertical:absolute;mso-position-horizontal-relative:page;mso-position-vertical-relative:page;mso-wrap:none;" from="408.00,92.00" to="564.00,93.00" strokecolor="#000000" strokeweight="0.500pt"/>
+          </w:pict>
+        </mc:Fallback>
+      </mc:AlternateContent>
     </w:r>
     <w:r>
-      <w:pict>
-        <v:shape id="TextBox105" type="#_x0000_t202" style="position:absolute;left:350.414pt;top:78.723pt;width:40.400pt;height:22.400pt;z-index:10;mso-position-horizontal:absolute;mso-position-vertical:absolute;mso-position-horizontal-relative:page;mso-position-vertical-relative:page;mso-wrap:square;" filled="false" stroked="false" v-text-anchor="top">
-          <v:fill on="false"/>
-          <v:stroke on="false"/>
-          <v:textbox style="mso-fit-shape-to-text:false" inset="0pt,0pt,0pt,0pt">
-            <w:txbxContent>
-              <w:p>
-                <w:pPr>
-                  <w:spacing w:line="240" w:lineRule="auto" w:before="0" w:after="0" w:beforeLines="0" w:afterLines="0"/>
-                  <w:ind w:left="0" w:right="0" w:firstLine="0"/>
-                </w:pPr>
-                <w:r>
-                  <w:rPr>
-                    <w:rFonts w:ascii="Times New Roman" w:hAnsi="Times New Roman" w:eastAsia="仿宋" w:cs="Times New Roman"/>
-                    <w:color w:val="000000"/>
-                    <w:sz w:val="28"/>
-                    <w:szCs w:val="28"/>
-                  </w:rPr>
-                  <w:t xml:space="preserve">类型</w:t>
-                </w:r>
-              </w:p>
-            </w:txbxContent>
-          </v:textbox>
-        </v:shape>
-      </w:pict>
+      <mc:AlternateContent>
+        <mc:Choice xmlns:a="http://schemas.openxmlformats.org/drawingml/2006/main" Requires="wps">
+          <w:drawing>
+            <wp:anchor distT="0" distB="0" distL="0" distR="0" simplePos="0" relativeHeight="0" behindDoc="1" locked="0" layoutInCell="1" allowOverlap="1">
+              <wp:simplePos x="0" y="0"/>
+              <wp:positionH relativeFrom="page">
+                <wp:posOffset>5372100</wp:posOffset>
+              </wp:positionH>
+              <wp:positionV relativeFrom="page">
+                <wp:posOffset>876300</wp:posOffset>
+              </wp:positionV>
+              <wp:extent cx="1485900" cy="9525"/>
+              <wp:effectExtent l="0" t="0" r="0" b="0"/>
+              <wp:wrapNone/>
+              <wp:docPr id="105" name="Line105"/>
+              <wp:cNvGraphicFramePr/>
+              <a:graphic>
+                <a:graphicData uri="http://schemas.microsoft.com/office/word/2010/wordprocessingShape">
+                  <wps:wsp>
+                    <wps:cNvSpPr/>
+                    <wps:cNvCnPr/>
+                    <wps:spPr>
+                      <a:xfrm rotation="22036">
+                        <a:off x="0" y="0"/>
+                        <a:ext cx="1485900" cy="6350"/>
+                      </a:xfrm>
+                      <a:prstGeom prst="rect">
+                        <a:avLst/>
+                      </a:prstGeom>
+                      <a:solidFill>
+                        <a:srgbClr val="000000"/>
+                      </a:solidFill>
+                      <a:ln>
+                        <a:noFill/>
+                      </a:ln>
+                    </wps:spPr>
+                    <wps:txbx>
+                      <w:txbxContent>
+                        <w:p/>
+                      </w:txbxContent>
+                    </wps:txbx>
+                    <wps:bodyPr anchor="t" lIns="0" tIns="0" rIns="0" bIns="0"/>
+                  </wps:wsp>
+                </a:graphicData>
+              </a:graphic>
+            </wp:anchor>
+          </w:drawing>
+        </mc:Choice>
+        <mc:Fallback>
+          <w:pict>
+            <v:line id="VL105" style="position:absolute;left:0;top:0;z-index:0;mso-position-horizontal:absolute;mso-position-vertical:absolute;mso-position-horizontal-relative:page;mso-position-vertical-relative:page;mso-wrap:none;" from="564.00,92.00" to="720.00,93.00" strokecolor="#000000" strokeweight="0.500pt"/>
+          </w:pict>
+        </mc:Fallback>
+      </mc:AlternateContent>
     </w:r>
     <w:r>
-      <w:pict>
-        <v:shape id="TextBox106" type="#_x0000_t202" style="position:absolute;left:467.227pt;top:78.723pt;width:40.400pt;height:22.400pt;z-index:10;mso-position-horizontal:absolute;mso-position-vertical:absolute;mso-position-horizontal-relative:page;mso-position-vertical-relative:page;mso-wrap:square;" filled="false" stroked="false" v-text-anchor="top">
-          <v:fill on="false"/>
-          <v:stroke on="false"/>
-          <v:textbox style="mso-fit-shape-to-text:false" inset="0pt,0pt,0pt,0pt">
-            <w:txbxContent>
-              <w:p>
-                <w:pPr>
-                  <w:spacing w:line="240" w:lineRule="auto" w:before="0" w:after="0" w:beforeLines="0" w:afterLines="0"/>
-                  <w:ind w:left="0" w:right="0" w:firstLine="0"/>
-                </w:pPr>
-                <w:r>
-                  <w:rPr>
-                    <w:rFonts w:ascii="Times New Roman" w:hAnsi="Times New Roman" w:eastAsia="仿宋" w:cs="Times New Roman"/>
-                    <w:color w:val="000000"/>
-                    <w:sz w:val="28"/>
-                    <w:szCs w:val="28"/>
-                  </w:rPr>
-                  <w:t xml:space="preserve">单位</w:t>
-                </w:r>
-              </w:p>
-            </w:txbxContent>
-          </v:textbox>
-        </v:shape>
-      </w:pict>
+      <mc:AlternateContent>
+        <mc:Choice xmlns:a="http://schemas.openxmlformats.org/drawingml/2006/main" Requires="wps">
+          <w:drawing>
+            <wp:anchor distT="0" distB="0" distL="0" distR="0" simplePos="0" relativeHeight="0" behindDoc="1" locked="0" layoutInCell="1" allowOverlap="1">
+              <wp:simplePos x="0" y="0"/>
+              <wp:positionH relativeFrom="page">
+                <wp:posOffset>914400</wp:posOffset>
+              </wp:positionH>
+              <wp:positionV relativeFrom="page">
+                <wp:posOffset>885825</wp:posOffset>
+              </wp:positionV>
+              <wp:extent cx="1495425" cy="9525"/>
+              <wp:effectExtent l="0" t="0" r="0" b="0"/>
+              <wp:wrapNone/>
+              <wp:docPr id="106" name="Line106"/>
+              <wp:cNvGraphicFramePr/>
+              <a:graphic>
+                <a:graphicData uri="http://schemas.microsoft.com/office/word/2010/wordprocessingShape">
+                  <wps:wsp>
+                    <wps:cNvSpPr/>
+                    <wps:cNvCnPr/>
+                    <wps:spPr>
+                      <a:xfrm rotation="21896">
+                        <a:off x="0" y="0"/>
+                        <a:ext cx="1495425" cy="6350"/>
+                      </a:xfrm>
+                      <a:prstGeom prst="rect">
+                        <a:avLst/>
+                      </a:prstGeom>
+                      <a:solidFill>
+                        <a:srgbClr val="000000"/>
+                      </a:solidFill>
+                      <a:ln>
+                        <a:noFill/>
+                      </a:ln>
+                    </wps:spPr>
+                    <wps:txbx>
+                      <w:txbxContent>
+                        <w:p/>
+                      </w:txbxContent>
+                    </wps:txbx>
+                    <wps:bodyPr anchor="t" lIns="0" tIns="0" rIns="0" bIns="0"/>
+                  </wps:wsp>
+                </a:graphicData>
+              </a:graphic>
+            </wp:anchor>
+          </w:drawing>
+        </mc:Choice>
+        <mc:Fallback>
+          <w:pict>
+            <v:line id="VL106" style="position:absolute;left:0;top:0;z-index:0;mso-position-horizontal:absolute;mso-position-vertical:absolute;mso-position-horizontal-relative:page;mso-position-vertical-relative:page;mso-wrap:none;" from="96.00,93.00" to="253.00,94.00" strokecolor="#000000" strokeweight="0.500pt"/>
+          </w:pict>
+        </mc:Fallback>
+      </mc:AlternateContent>
     </w:r>
     <w:r>
-      <w:pict>
-        <v:rect id="Line107" style="position:absolute;left:10.000pt;top:25.000pt;width:592.000pt;height:0.500pt;z-index:0;mso-position-horizontal:absolute;mso-position-vertical:absolute;mso-position-horizontal-relative:page;mso-position-vertical-relative:page;mso-wrap:none;" filled="true" stroked="false">
-          <v:fill color="#C0C0C0"/>
-          <v:stroke on="false"/>
-        </v:rect>
-      </w:pict>
+      <mc:AlternateContent>
+        <mc:Choice xmlns:a="http://schemas.openxmlformats.org/drawingml/2006/main" Requires="wps">
+          <w:drawing>
+            <wp:anchor distT="0" distB="0" distL="0" distR="0" simplePos="0" relativeHeight="0" behindDoc="1" locked="0" layoutInCell="1" allowOverlap="1">
+              <wp:simplePos x="0" y="0"/>
+              <wp:positionH relativeFrom="page">
+                <wp:posOffset>2400300</wp:posOffset>
+              </wp:positionH>
+              <wp:positionV relativeFrom="page">
+                <wp:posOffset>885825</wp:posOffset>
+              </wp:positionV>
+              <wp:extent cx="1495425" cy="9525"/>
+              <wp:effectExtent l="0" t="0" r="0" b="0"/>
+              <wp:wrapNone/>
+              <wp:docPr id="107" name="Line107"/>
+              <wp:cNvGraphicFramePr/>
+              <a:graphic>
+                <a:graphicData uri="http://schemas.microsoft.com/office/word/2010/wordprocessingShape">
+                  <wps:wsp>
+                    <wps:cNvSpPr/>
+                    <wps:cNvCnPr/>
+                    <wps:spPr>
+                      <a:xfrm rotation="21896">
+                        <a:off x="0" y="0"/>
+                        <a:ext cx="1495425" cy="6350"/>
+                      </a:xfrm>
+                      <a:prstGeom prst="rect">
+                        <a:avLst/>
+                      </a:prstGeom>
+                      <a:solidFill>
+                        <a:srgbClr val="000000"/>
+                      </a:solidFill>
+                      <a:ln>
+                        <a:noFill/>
+                      </a:ln>
+                    </wps:spPr>
+                    <wps:txbx>
+                      <w:txbxContent>
+                        <w:p/>
+                      </w:txbxContent>
+                    </wps:txbx>
+                    <wps:bodyPr anchor="t" lIns="0" tIns="0" rIns="0" bIns="0"/>
+                  </wps:wsp>
+                </a:graphicData>
+              </a:graphic>
+            </wp:anchor>
+          </w:drawing>
+        </mc:Choice>
+        <mc:Fallback>
+          <w:pict>
+            <v:line id="VL107" style="position:absolute;left:0;top:0;z-index:0;mso-position-horizontal:absolute;mso-position-vertical:absolute;mso-position-horizontal-relative:page;mso-position-vertical-relative:page;mso-wrap:none;" from="252.00,93.00" to="409.00,94.00" strokecolor="#000000" strokeweight="0.500pt"/>
+          </w:pict>
+        </mc:Fallback>
+      </mc:AlternateContent>
     </w:r>
     <w:r>
-      <w:pict>
-        <v:line id="Line108" style="position:absolute;left:0;top:0;z-index:0;mso-position-horizontal:absolute;mso-position-vertical:absolute;mso-position-horizontal-relative:page;mso-position-vertical-relative:page;mso-wrap:none;" from="96.0,92.0" to="252.0,93.0" strokecolor="#000000" strokeweight="0.500pt">
-</v:line>
-      </w:pict>
+      <mc:AlternateContent>
+        <mc:Choice xmlns:a="http://schemas.openxmlformats.org/drawingml/2006/main" Requires="wps">
+          <w:drawing>
+            <wp:anchor distT="0" distB="0" distL="0" distR="0" simplePos="0" relativeHeight="0" behindDoc="1" locked="0" layoutInCell="1" allowOverlap="1">
+              <wp:simplePos x="0" y="0"/>
+              <wp:positionH relativeFrom="page">
+                <wp:posOffset>3886200</wp:posOffset>
+              </wp:positionH>
+              <wp:positionV relativeFrom="page">
+                <wp:posOffset>885825</wp:posOffset>
+              </wp:positionV>
+              <wp:extent cx="1485900" cy="9525"/>
+              <wp:effectExtent l="0" t="0" r="0" b="0"/>
+              <wp:wrapNone/>
+              <wp:docPr id="108" name="Line108"/>
+              <wp:cNvGraphicFramePr/>
+              <a:graphic>
+                <a:graphicData uri="http://schemas.microsoft.com/office/word/2010/wordprocessingShape">
+                  <wps:wsp>
+                    <wps:cNvSpPr/>
+                    <wps:cNvCnPr/>
+                    <wps:spPr>
+                      <a:xfrm rotation="22036">
+                        <a:off x="0" y="0"/>
+                        <a:ext cx="1485900" cy="6350"/>
+                      </a:xfrm>
+                      <a:prstGeom prst="rect">
+                        <a:avLst/>
+                      </a:prstGeom>
+                      <a:solidFill>
+                        <a:srgbClr val="000000"/>
+                      </a:solidFill>
+                      <a:ln>
+                        <a:noFill/>
+                      </a:ln>
+                    </wps:spPr>
+                    <wps:txbx>
+                      <w:txbxContent>
+                        <w:p/>
+                      </w:txbxContent>
+                    </wps:txbx>
+                    <wps:bodyPr anchor="t" lIns="0" tIns="0" rIns="0" bIns="0"/>
+                  </wps:wsp>
+                </a:graphicData>
+              </a:graphic>
+            </wp:anchor>
+          </w:drawing>
+        </mc:Choice>
+        <mc:Fallback>
+          <w:pict>
+            <v:line id="VL108" style="position:absolute;left:0;top:0;z-index:0;mso-position-horizontal:absolute;mso-position-vertical:absolute;mso-position-horizontal-relative:page;mso-position-vertical-relative:page;mso-wrap:none;" from="408.00,93.00" to="564.00,94.00" strokecolor="#000000" strokeweight="0.500pt"/>
+          </w:pict>
+        </mc:Fallback>
+      </mc:AlternateContent>
     </w:r>
     <w:r>
-      <w:pict>
-        <v:line id="Line109" style="position:absolute;left:0;top:0;z-index:0;mso-position-horizontal:absolute;mso-position-vertical:absolute;mso-position-horizontal-relative:page;mso-position-vertical-relative:page;mso-wrap:none;" from="252.0,92.0" to="408.0,93.0" strokecolor="#000000" strokeweight="0.500pt">
-</v:line>
-      </w:pict>
+      <mc:AlternateContent>
+        <mc:Choice xmlns:a="http://schemas.openxmlformats.org/drawingml/2006/main" Requires="wps">
+          <w:drawing>
+            <wp:anchor distT="0" distB="0" distL="0" distR="0" simplePos="0" relativeHeight="0" behindDoc="1" locked="0" layoutInCell="1" allowOverlap="1">
+              <wp:simplePos x="0" y="0"/>
+              <wp:positionH relativeFrom="page">
+                <wp:posOffset>5362575</wp:posOffset>
+              </wp:positionH>
+              <wp:positionV relativeFrom="page">
+                <wp:posOffset>885825</wp:posOffset>
+              </wp:positionV>
+              <wp:extent cx="1495425" cy="9525"/>
+              <wp:effectExtent l="0" t="0" r="0" b="0"/>
+              <wp:wrapNone/>
+              <wp:docPr id="109" name="Line109"/>
+              <wp:cNvGraphicFramePr/>
+              <a:graphic>
+                <a:graphicData uri="http://schemas.microsoft.com/office/word/2010/wordprocessingShape">
+                  <wps:wsp>
+                    <wps:cNvSpPr/>
+                    <wps:cNvCnPr/>
+                    <wps:spPr>
+                      <a:xfrm rotation="21896">
+                        <a:off x="0" y="0"/>
+                        <a:ext cx="1495425" cy="6350"/>
+                      </a:xfrm>
+                      <a:prstGeom prst="rect">
+                        <a:avLst/>
+                      </a:prstGeom>
+                      <a:solidFill>
+                        <a:srgbClr val="000000"/>
+                      </a:solidFill>
+                      <a:ln>
+                        <a:noFill/>
+                      </a:ln>
+                    </wps:spPr>
+                    <wps:txbx>
+                      <w:txbxContent>
+                        <w:p/>
+                      </w:txbxContent>
+                    </wps:txbx>
+                    <wps:bodyPr anchor="t" lIns="0" tIns="0" rIns="0" bIns="0"/>
+                  </wps:wsp>
+                </a:graphicData>
+              </a:graphic>
+            </wp:anchor>
+          </w:drawing>
+        </mc:Choice>
+        <mc:Fallback>
+          <w:pict>
+            <v:line id="VL109" style="position:absolute;left:0;top:0;z-index:0;mso-position-horizontal:absolute;mso-position-vertical:absolute;mso-position-horizontal-relative:page;mso-position-vertical-relative:page;mso-wrap:none;" from="563.00,93.00" to="720.00,94.00" strokecolor="#000000" strokeweight="0.500pt"/>
+          </w:pict>
+        </mc:Fallback>
+      </mc:AlternateContent>
     </w:r>
     <w:r>
-      <w:pict>
-        <v:line id="Line110" style="position:absolute;left:0;top:0;z-index:0;mso-position-horizontal:absolute;mso-position-vertical:absolute;mso-position-horizontal-relative:page;mso-position-vertical-relative:page;mso-wrap:none;" from="408.0,92.0" to="564.0,93.0" strokecolor="#000000" strokeweight="0.500pt">
-</v:line>
-      </w:pict>
+      <mc:AlternateContent>
+        <mc:Choice xmlns:a="http://schemas.openxmlformats.org/drawingml/2006/main" Requires="wps">
+          <w:drawing>
+            <wp:anchor distT="0" distB="0" distL="0" distR="0" simplePos="0" relativeHeight="0" behindDoc="1" locked="0" layoutInCell="1" allowOverlap="1">
+              <wp:simplePos x="0" y="0"/>
+              <wp:positionH relativeFrom="page">
+                <wp:posOffset>914400</wp:posOffset>
+              </wp:positionH>
+              <wp:positionV relativeFrom="page">
+                <wp:posOffset>1295400</wp:posOffset>
+              </wp:positionV>
+              <wp:extent cx="1495425" cy="9525"/>
+              <wp:effectExtent l="0" t="0" r="0" b="0"/>
+              <wp:wrapNone/>
+              <wp:docPr id="110" name="Line110"/>
+              <wp:cNvGraphicFramePr/>
+              <a:graphic>
+                <a:graphicData uri="http://schemas.microsoft.com/office/word/2010/wordprocessingShape">
+                  <wps:wsp>
+                    <wps:cNvSpPr/>
+                    <wps:cNvCnPr/>
+                    <wps:spPr>
+                      <a:xfrm rotation="21896">
+                        <a:off x="0" y="0"/>
+                        <a:ext cx="1495425" cy="6350"/>
+                      </a:xfrm>
+                      <a:prstGeom prst="rect">
+                        <a:avLst/>
+                      </a:prstGeom>
+                      <a:solidFill>
+                        <a:srgbClr val="000000"/>
+                      </a:solidFill>
+                      <a:ln>
+                        <a:noFill/>
+                      </a:ln>
+                    </wps:spPr>
+                    <wps:txbx>
+                      <w:txbxContent>
+                        <w:p/>
+                      </w:txbxContent>
+                    </wps:txbx>
+                    <wps:bodyPr anchor="t" lIns="0" tIns="0" rIns="0" bIns="0"/>
+                  </wps:wsp>
+                </a:graphicData>
+              </a:graphic>
+            </wp:anchor>
+          </w:drawing>
+        </mc:Choice>
+        <mc:Fallback>
+          <w:pict>
+            <v:line id="VL110" style="position:absolute;left:0;top:0;z-index:0;mso-position-horizontal:absolute;mso-position-vertical:absolute;mso-position-horizontal-relative:page;mso-position-vertical-relative:page;mso-wrap:none;" from="96.00,136.00" to="253.00,137.00" strokecolor="#000000" strokeweight="0.500pt"/>
+          </w:pict>
+        </mc:Fallback>
+      </mc:AlternateContent>
     </w:r>
     <w:r>
-      <w:pict>
-        <v:line id="Line111" style="position:absolute;left:0;top:0;z-index:0;mso-position-horizontal:absolute;mso-position-vertical:absolute;mso-position-horizontal-relative:page;mso-position-vertical-relative:page;mso-wrap:none;" from="564.0,92.0" to="720.0,93.0" strokecolor="#000000" strokeweight="0.500pt">
-</v:line>
-      </w:pict>
+      <mc:AlternateContent>
+        <mc:Choice xmlns:a="http://schemas.openxmlformats.org/drawingml/2006/main" Requires="wps">
+          <w:drawing>
+            <wp:anchor distT="0" distB="0" distL="0" distR="0" simplePos="0" relativeHeight="0" behindDoc="1" locked="0" layoutInCell="1" allowOverlap="1">
+              <wp:simplePos x="0" y="0"/>
+              <wp:positionH relativeFrom="page">
+                <wp:posOffset>2409825</wp:posOffset>
+              </wp:positionH>
+              <wp:positionV relativeFrom="page">
+                <wp:posOffset>1295400</wp:posOffset>
+              </wp:positionV>
+              <wp:extent cx="1485900" cy="9525"/>
+              <wp:effectExtent l="0" t="0" r="0" b="0"/>
+              <wp:wrapNone/>
+              <wp:docPr id="111" name="Line111"/>
+              <wp:cNvGraphicFramePr/>
+              <a:graphic>
+                <a:graphicData uri="http://schemas.microsoft.com/office/word/2010/wordprocessingShape">
+                  <wps:wsp>
+                    <wps:cNvSpPr/>
+                    <wps:cNvCnPr/>
+                    <wps:spPr>
+                      <a:xfrm rotation="22036">
+                        <a:off x="0" y="0"/>
+                        <a:ext cx="1485900" cy="6350"/>
+                      </a:xfrm>
+                      <a:prstGeom prst="rect">
+                        <a:avLst/>
+                      </a:prstGeom>
+                      <a:solidFill>
+                        <a:srgbClr val="000000"/>
+                      </a:solidFill>
+                      <a:ln>
+                        <a:noFill/>
+                      </a:ln>
+                    </wps:spPr>
+                    <wps:txbx>
+                      <w:txbxContent>
+                        <w:p/>
+                      </w:txbxContent>
+                    </wps:txbx>
+                    <wps:bodyPr anchor="t" lIns="0" tIns="0" rIns="0" bIns="0"/>
+                  </wps:wsp>
+                </a:graphicData>
+              </a:graphic>
+            </wp:anchor>
+          </w:drawing>
+        </mc:Choice>
+        <mc:Fallback>
+          <w:pict>
+            <v:line id="VL111" style="position:absolute;left:0;top:0;z-index:0;mso-position-horizontal:absolute;mso-position-vertical:absolute;mso-position-horizontal-relative:page;mso-position-vertical-relative:page;mso-wrap:none;" from="253.00,136.00" to="409.00,137.00" strokecolor="#000000" strokeweight="0.500pt"/>
+          </w:pict>
+        </mc:Fallback>
+      </mc:AlternateContent>
     </w:r>
     <w:r>
-      <w:pict>
-        <v:line id="Line112" style="position:absolute;left:0;top:0;z-index:0;mso-position-horizontal:absolute;mso-position-vertical:absolute;mso-position-horizontal-relative:page;mso-position-vertical-relative:page;mso-wrap:none;" from="96.0,93.0" to="253.0,94.0" strokecolor="#000000" strokeweight="0.500pt">
-</v:line>
-      </w:pict>
+      <mc:AlternateContent>
+        <mc:Choice xmlns:a="http://schemas.openxmlformats.org/drawingml/2006/main" Requires="wps">
+          <w:drawing>
+            <wp:anchor distT="0" distB="0" distL="0" distR="0" simplePos="0" relativeHeight="0" behindDoc="1" locked="0" layoutInCell="1" allowOverlap="1">
+              <wp:simplePos x="0" y="0"/>
+              <wp:positionH relativeFrom="page">
+                <wp:posOffset>3895725</wp:posOffset>
+              </wp:positionH>
+              <wp:positionV relativeFrom="page">
+                <wp:posOffset>1295400</wp:posOffset>
+              </wp:positionV>
+              <wp:extent cx="1476375" cy="9525"/>
+              <wp:effectExtent l="0" t="0" r="0" b="0"/>
+              <wp:wrapNone/>
+              <wp:docPr id="112" name="Line112"/>
+              <wp:cNvGraphicFramePr/>
+              <a:graphic>
+                <a:graphicData uri="http://schemas.microsoft.com/office/word/2010/wordprocessingShape">
+                  <wps:wsp>
+                    <wps:cNvSpPr/>
+                    <wps:cNvCnPr/>
+                    <wps:spPr>
+                      <a:xfrm rotation="22178">
+                        <a:off x="0" y="0"/>
+                        <a:ext cx="1476375" cy="6350"/>
+                      </a:xfrm>
+                      <a:prstGeom prst="rect">
+                        <a:avLst/>
+                      </a:prstGeom>
+                      <a:solidFill>
+                        <a:srgbClr val="000000"/>
+                      </a:solidFill>
+                      <a:ln>
+                        <a:noFill/>
+                      </a:ln>
+                    </wps:spPr>
+                    <wps:txbx>
+                      <w:txbxContent>
+                        <w:p/>
+                      </w:txbxContent>
+                    </wps:txbx>
+                    <wps:bodyPr anchor="t" lIns="0" tIns="0" rIns="0" bIns="0"/>
+                  </wps:wsp>
+                </a:graphicData>
+              </a:graphic>
+            </wp:anchor>
+          </w:drawing>
+        </mc:Choice>
+        <mc:Fallback>
+          <w:pict>
+            <v:line id="VL112" style="position:absolute;left:0;top:0;z-index:0;mso-position-horizontal:absolute;mso-position-vertical:absolute;mso-position-horizontal-relative:page;mso-position-vertical-relative:page;mso-wrap:none;" from="409.00,136.00" to="564.00,137.00" strokecolor="#000000" strokeweight="0.500pt"/>
+          </w:pict>
+        </mc:Fallback>
+      </mc:AlternateContent>
     </w:r>
     <w:r>
-      <w:pict>
-        <v:line id="Line113" style="position:absolute;left:0;top:0;z-index:0;mso-position-horizontal:absolute;mso-position-vertical:absolute;mso-position-horizontal-relative:page;mso-position-vertical-relative:page;mso-wrap:none;" from="252.0,93.0" to="409.0,94.0" strokecolor="#000000" strokeweight="0.500pt">
-</v:line>
-      </w:pict>
-    </w:r>
-    <w:r>
-      <w:pict>
-        <v:line id="Line114" style="position:absolute;left:0;top:0;z-index:0;mso-position-horizontal:absolute;mso-position-vertical:absolute;mso-position-horizontal-relative:page;mso-position-vertical-relative:page;mso-wrap:none;" from="408.0,93.0" to="564.0,94.0" strokecolor="#000000" strokeweight="0.500pt">
-</v:line>
-      </w:pict>
-    </w:r>
-    <w:r>
-      <w:pict>
-        <v:line id="Line115" style="position:absolute;left:0;top:0;z-index:0;mso-position-horizontal:absolute;mso-position-vertical:absolute;mso-position-horizontal-relative:page;mso-position-vertical-relative:page;mso-wrap:none;" from="563.0,93.0" to="720.0,94.0" strokecolor="#000000" strokeweight="0.500pt">
-</v:line>
-      </w:pict>
-    </w:r>
-    <w:r>
-      <w:pict>
-        <v:line id="Line116" style="position:absolute;left:0;top:0;z-index:0;mso-position-horizontal:absolute;mso-position-vertical:absolute;mso-position-horizontal-relative:page;mso-position-vertical-relative:page;mso-wrap:none;" from="96.0,136.0" to="253.0,137.0" strokecolor="#000000" strokeweight="0.500pt">
-</v:line>
-      </w:pict>
-    </w:r>
-    <w:r>
-      <w:pict>
-        <v:line id="Line117" style="position:absolute;left:0;top:0;z-index:0;mso-position-horizontal:absolute;mso-position-vertical:absolute;mso-position-horizontal-relative:page;mso-position-vertical-relative:page;mso-wrap:none;" from="253.0,136.0" to="409.0,137.0" strokecolor="#000000" strokeweight="0.500pt">
-</v:line>
-      </w:pict>
-    </w:r>
-    <w:r>
-      <w:pict>
-        <v:line id="Line118" style="position:absolute;left:0;top:0;z-index:0;mso-position-horizontal:absolute;mso-position-vertical:absolute;mso-position-horizontal-relative:page;mso-position-vertical-relative:page;mso-wrap:none;" from="409.0,136.0" to="564.0,137.0" strokecolor="#000000" strokeweight="0.500pt">
-</v:line>
-      </w:pict>
-    </w:r>
-    <w:r>
-      <w:pict>
-        <v:line id="Line119" style="position:absolute;left:0;top:0;z-index:0;mso-position-horizontal:absolute;mso-position-vertical:absolute;mso-position-horizontal-relative:page;mso-position-vertical-relative:page;mso-wrap:none;" from="564.0,136.0" to="720.0,137.0" strokecolor="#000000" strokeweight="0.500pt">
-</v:line>
-      </w:pict>
-    </w:r>
-    <w:r>
-      <w:pict>
-        <v:line id="Line120" style="position:absolute;left:0;top:0;z-index:0;mso-position-horizontal:absolute;mso-position-vertical:absolute;mso-position-horizontal-relative:page;mso-position-vertical-relative:page;mso-wrap:none;" from="350.25,52.01171875" to="467.53125,76.359375" strokecolor="#000000" strokeweight="0.500pt">
-</v:line>
-      </w:pict>
-    </w:r>
-    <w:r>
-      <w:pict>
-        <v:line id="Line121" style="position:absolute;left:0;top:0;z-index:0;mso-position-horizontal:absolute;mso-position-vertical:absolute;mso-position-horizontal-relative:page;mso-position-vertical-relative:page;mso-wrap:none;" from="156.5296630859375,105.40596516927083" to="189.98726399739584,123.03182983398438" strokecolor="#000000" strokeweight="0.500pt">
-</v:line>
-      </w:pict>
+      <mc:AlternateContent>
+        <mc:Choice xmlns:a="http://schemas.openxmlformats.org/drawingml/2006/main" Requires="wps">
+          <w:drawing>
+            <wp:anchor distT="0" distB="0" distL="0" distR="0" simplePos="0" relativeHeight="0" behindDoc="1" locked="0" layoutInCell="1" allowOverlap="1">
+              <wp:simplePos x="0" y="0"/>
+              <wp:positionH relativeFrom="page">
+                <wp:posOffset>5372100</wp:posOffset>
+              </wp:positionH>
+              <wp:positionV relativeFrom="page">
+                <wp:posOffset>1295400</wp:posOffset>
+              </wp:positionV>
+              <wp:extent cx="1485900" cy="9525"/>
+              <wp:effectExtent l="0" t="0" r="0" b="0"/>
+              <wp:wrapNone/>
+              <wp:docPr id="113" name="Line113"/>
+              <wp:cNvGraphicFramePr/>
+              <a:graphic>
+                <a:graphicData uri="http://schemas.microsoft.com/office/word/2010/wordprocessingShape">
+                  <wps:wsp>
+                    <wps:cNvSpPr/>
+                    <wps:cNvCnPr/>
+                    <wps:spPr>
+                      <a:xfrm rotation="22036">
+                        <a:off x="0" y="0"/>
+                        <a:ext cx="1485900" cy="6350"/>
+                      </a:xfrm>
+                      <a:prstGeom prst="rect">
+                        <a:avLst/>
+                      </a:prstGeom>
+                      <a:solidFill>
+                        <a:srgbClr val="000000"/>
+                      </a:solidFill>
+                      <a:ln>
+                        <a:noFill/>
+                      </a:ln>
+                    </wps:spPr>
+                    <wps:txbx>
+                      <w:txbxContent>
+                        <w:p/>
+                      </w:txbxContent>
+                    </wps:txbx>
+                    <wps:bodyPr anchor="t" lIns="0" tIns="0" rIns="0" bIns="0"/>
+                  </wps:wsp>
+                </a:graphicData>
+              </a:graphic>
+            </wp:anchor>
+          </w:drawing>
+        </mc:Choice>
+        <mc:Fallback>
+          <w:pict>
+            <v:line id="VL113" style="position:absolute;left:0;top:0;z-index:0;mso-position-horizontal:absolute;mso-position-vertical:absolute;mso-position-horizontal-relative:page;mso-position-vertical-relative:page;mso-wrap:none;" from="564.00,136.00" to="720.00,137.00" strokecolor="#000000" strokeweight="0.500pt"/>
+          </w:pict>
+        </mc:Fallback>
+      </mc:AlternateContent>
     </w:r>
   </w:p>
 </w:hdr>
